--- a/docs/DiplomskiRad2026_Stjepan_Đelekovčan.docx
+++ b/docs/DiplomskiRad2026_Stjepan_Đelekovčan.docx
@@ -903,7 +903,19 @@
         <w:rPr>
           <w:lang w:val="en-US"/>
         </w:rPr>
-        <w:t xml:space="preserve">genetic algorithm; schedule; store; evolutionary programming; optimisation </w:t>
+        <w:t xml:space="preserve">genetic algorithm; schedule; store; evolutionary programming; </w:t>
+      </w:r>
+      <w:r>
+        <w:rPr>
+          <w:lang w:val="en-US"/>
+        </w:rPr>
+        <w:t>optimization</w:t>
+      </w:r>
+      <w:r>
+        <w:rPr>
+          <w:lang w:val="en-US"/>
+        </w:rPr>
+        <w:t xml:space="preserve"> </w:t>
       </w:r>
     </w:p>
     <w:p>
@@ -6411,7 +6423,19 @@
     </w:p>
     <w:p>
       <w:r>
-        <w:t>Problem radnih nedjelja novo je nastali problem u Republici Hrvatskoj od proglašenja zakona o izmjenama i dopuni zakona o trgovini 22. ožujka 2023. U članku 2 tog zakona pod točkom (4) piše:</w:t>
+        <w:t>Problem radnih nedjelja novo je nastali problem u Republici Hrvatskoj od proglašenja zakona o izmjenama i dopuni zakona o trgovini 22. ožujka 2023. U članku 2 tog zakona pod točkom (4) piše</w:t>
+      </w:r>
+      <w:r>
+        <w:t xml:space="preserve"> [</w:t>
+      </w:r>
+      <w:r>
+        <w:t>2</w:t>
+      </w:r>
+      <w:r>
+        <w:t>]</w:t>
+      </w:r>
+      <w:r>
+        <w:t>:</w:t>
       </w:r>
     </w:p>
     <w:p>
@@ -6429,8 +6453,24 @@
       </w:r>
     </w:p>
     <w:p>
-      <w:r>
-        <w:t>Navedeni problem kombinatorički je NP-potpuni problem, što znači da optimalno rješenje nije moguće pronaći u polinomijalnom vremenu. Trgovci trenutno ne posjeduju nikakve napredne alate za rješavanje ovog problema, već priskaču primitivnim statističkim metodama i intuiciji u nadi da bi pogodili dobar raspored radnih nedjelja</w:t>
+      <w:commentRangeStart w:id="9"/>
+      <w:r>
+        <w:t>Ako funkciju cilja nije moguće modelirati kao linearni problem s obzirom na ulaze, što je u ovome radu slučaj, n</w:t>
+      </w:r>
+      <w:r>
+        <w:t xml:space="preserve">avedeni problem kombinatorički je NP-potpuni problem, što znači da optimalno rješenje nije moguće pronaći u polinomijalnom vremenu. Trgovci trenutno ne </w:t>
+      </w:r>
+      <w:commentRangeEnd w:id="9"/>
+      <w:r>
+        <w:rPr>
+          <w:rStyle w:val="CommentReference"/>
+          <w:sz w:val="24"/>
+          <w:szCs w:val="24"/>
+        </w:rPr>
+        <w:commentReference w:id="9"/>
+      </w:r>
+      <w:r>
+        <w:t>posjeduju nikakve napredne alate za rješavanje ovog problema, već priskaču primitivnim statističkim metodama i intuiciji u nadi da bi pogodili dobar raspored radnih nedjelja</w:t>
       </w:r>
       <w:r>
         <w:t>.</w:t>
@@ -6446,12 +6486,12 @@
       <w:pPr>
         <w:pStyle w:val="Heading1"/>
       </w:pPr>
-      <w:bookmarkStart w:id="9" w:name="_Toc232365971"/>
+      <w:bookmarkStart w:id="10" w:name="_Toc232365971"/>
       <w:r>
         <w:lastRenderedPageBreak/>
         <w:t>Problem slaganja rasporeda radnih nedjelja</w:t>
       </w:r>
-      <w:bookmarkEnd w:id="9"/>
+      <w:bookmarkEnd w:id="10"/>
     </w:p>
     <w:p>
       <w:pPr>
@@ -6481,7 +6521,41 @@
         <w:rPr>
           <w:rStyle w:val="QuoteChar"/>
         </w:rPr>
-        <w:t>"Kako biram 16 radnih nedjelja? K'o kokoš kad nabada zrno. Nekad pogodim, nekad ne"</w:t>
+        <w:t>"Kako biram 16 radnih nedjelja? K'o kokoš kad nabada zrno. Nekad pogodim, nekad ne</w:t>
+      </w:r>
+      <w:commentRangeStart w:id="11"/>
+      <w:r>
+        <w:rPr>
+          <w:rStyle w:val="QuoteChar"/>
+        </w:rPr>
+        <w:t>.</w:t>
+      </w:r>
+      <w:r>
+        <w:rPr>
+          <w:rStyle w:val="QuoteChar"/>
+        </w:rPr>
+        <w:t>"</w:t>
+      </w:r>
+      <w:r>
+        <w:t xml:space="preserve"> [</w:t>
+      </w:r>
+      <w:r>
+        <w:t>1</w:t>
+      </w:r>
+      <w:r>
+        <w:t>]</w:t>
+      </w:r>
+      <w:commentRangeEnd w:id="11"/>
+      <w:r>
+        <w:rPr>
+          <w:rStyle w:val="CommentReference"/>
+          <w:i/>
+          <w:iCs/>
+          <w:color w:val="404040"/>
+          <w:sz w:val="24"/>
+          <w:szCs w:val="24"/>
+        </w:rPr>
+        <w:commentReference w:id="11"/>
       </w:r>
     </w:p>
     <w:p>
@@ -6493,11 +6567,11 @@
       <w:pPr>
         <w:pStyle w:val="Heading2"/>
       </w:pPr>
-      <w:bookmarkStart w:id="10" w:name="_Toc232365972"/>
+      <w:bookmarkStart w:id="12" w:name="_Toc232365972"/>
       <w:r>
         <w:t>Domena problema</w:t>
       </w:r>
-      <w:bookmarkEnd w:id="10"/>
+      <w:bookmarkEnd w:id="12"/>
     </w:p>
     <w:p>
       <w:r>
@@ -6518,11 +6592,11 @@
       <w:pPr>
         <w:pStyle w:val="Heading2"/>
       </w:pPr>
-      <w:bookmarkStart w:id="11" w:name="_Toc232365973"/>
+      <w:bookmarkStart w:id="13" w:name="_Toc232365973"/>
       <w:r>
         <w:t>Specifikacija problema</w:t>
       </w:r>
-      <w:bookmarkEnd w:id="11"/>
+      <w:bookmarkEnd w:id="13"/>
     </w:p>
     <w:p>
       <w:r>
@@ -6530,6 +6604,7 @@
       </w:r>
     </w:p>
     <w:p>
+      <w:commentRangeStart w:id="14"/>
       <w:r>
         <w:t>Za početak, definiramo</w:t>
       </w:r>
@@ -6637,6 +6712,12 @@
           <w:rPr>
             <w:rFonts w:ascii="Cambria Math" w:hAnsi="Cambria Math"/>
           </w:rPr>
+          <m:t>, …</m:t>
+        </m:r>
+        <m:r>
+          <w:rPr>
+            <w:rFonts w:ascii="Cambria Math" w:hAnsi="Cambria Math"/>
+          </w:rPr>
           <m:t>}</m:t>
         </m:r>
       </m:oMath>
@@ -6744,11 +6825,29 @@
           <w:rPr>
             <w:rFonts w:ascii="Cambria Math" w:hAnsi="Cambria Math"/>
           </w:rPr>
+          <m:t>, …</m:t>
+        </m:r>
+        <m:r>
+          <w:rPr>
+            <w:rFonts w:ascii="Cambria Math" w:hAnsi="Cambria Math"/>
+          </w:rPr>
           <m:t>}</m:t>
         </m:r>
       </m:oMath>
       <w:r>
-        <w:t>. Definirajmo i funkciju</w:t>
+        <w:t xml:space="preserve">. </w:t>
+      </w:r>
+      <w:commentRangeEnd w:id="14"/>
+      <w:r>
+        <w:rPr>
+          <w:rStyle w:val="CommentReference"/>
+          <w:sz w:val="24"/>
+          <w:szCs w:val="24"/>
+        </w:rPr>
+        <w:commentReference w:id="14"/>
+      </w:r>
+      <w:r>
+        <w:t>Definirajmo i funkciju</w:t>
       </w:r>
       <w:r>
         <w:t xml:space="preserve"> </w:t>
@@ -7168,7 +7267,38 @@
         </m:sSup>
       </m:oMath>
       <w:r>
-        <w:t xml:space="preserve"> za svaki ni tako da suma </w:t>
+        <w:t xml:space="preserve"> za svaki </w:t>
+      </w:r>
+      <m:oMath>
+        <m:sSub>
+          <m:sSubPr>
+            <m:ctrlPr>
+              <w:rPr>
+                <w:rFonts w:ascii="Cambria Math" w:hAnsi="Cambria Math"/>
+                <w:i/>
+              </w:rPr>
+            </m:ctrlPr>
+          </m:sSubPr>
+          <m:e>
+            <m:r>
+              <w:rPr>
+                <w:rFonts w:ascii="Cambria Math" w:hAnsi="Cambria Math"/>
+              </w:rPr>
+              <m:t>n</m:t>
+            </m:r>
+          </m:e>
+          <m:sub>
+            <m:r>
+              <w:rPr>
+                <w:rFonts w:ascii="Cambria Math" w:hAnsi="Cambria Math"/>
+              </w:rPr>
+              <m:t>j</m:t>
+            </m:r>
+          </m:sub>
+        </m:sSub>
+      </m:oMath>
+      <w:r>
+        <w:t xml:space="preserve"> tako da suma </w:t>
       </w:r>
       <m:oMath>
         <m:r>
@@ -7317,11 +7447,11 @@
       <w:pPr>
         <w:pStyle w:val="Heading2"/>
       </w:pPr>
-      <w:bookmarkStart w:id="12" w:name="_Toc232365974"/>
+      <w:bookmarkStart w:id="15" w:name="_Toc232365974"/>
       <w:r>
         <w:t>Ograničenja</w:t>
       </w:r>
-      <w:bookmarkEnd w:id="12"/>
+      <w:bookmarkEnd w:id="15"/>
     </w:p>
     <w:p>
       <w:r>
@@ -7348,7 +7478,7 @@
         <w:t>WORKING_SUNDAYS</w:t>
       </w:r>
       <w:r>
-        <w:t xml:space="preserve">. Ograničenje je zadovoljeno ukoliko svaka od trgovina dana kao ulaz za optimizaciju, kroz danu godinu radi točno </w:t>
+        <w:t xml:space="preserve">. Ograničenje je zadovoljeno ukoliko svaka od trgovina dana kao ulaz, kroz danu godinu radi točno </w:t>
       </w:r>
       <w:r>
         <w:rPr>
@@ -7362,7 +7492,7 @@
     </w:p>
     <w:p>
       <w:r>
-        <w:t>Osim ograničenja o broju radnih nedjelja, korisniku našeg algoritma omogućiti ćemo postavljanje</w:t>
+        <w:t>Osim ograničenja o broju radnih nedjelja, korisniku algoritma omogućiti ćemo postavljanje</w:t>
       </w:r>
       <w:r>
         <w:t xml:space="preserve"> točnih</w:t>
@@ -7377,18 +7507,24 @@
         <w:t xml:space="preserve"> dana trgovina mora raditi, odnosno </w:t>
       </w:r>
       <w:r>
-        <w:t>kada dana trgovina ne smije raditi u konačnom rješenju. Ovo omogućuje korisniku našeg algoritma da u rješenje ugradi iskustveno problemsko znanje koje bi inače bilo prezahtjevno ugraditi automatski u algoritma. Primjer za primjenu ovog je da korisnik algoritma koji posjeduje trgovine na obali u postavke algoritma stavi da njegove trgovine obavezno rade cijelo ljeto (što bi se odnoslo na barem 10 od ukupno 16 radnih nedjelja za tu trgovinu). Druga primjena je zabrana rada nedjeljama koje su ujedno i blagdani ili praznici iz očitih razloga. Uvođenjem ove vrste ograničenja omogućili smo djelomično samostalno oblikovanje rasporeda što može biti vrijedno potencijalnom korisniku našeg algoritma.</w:t>
+        <w:t>kada dana trgovina ne smije raditi u konačnom rješenju. Ovo omogućuje korisniku našeg algoritma da u rješenje ugradi iskustveno problemsko znanje koje bi inače bilo prezahtjevno ugraditi automatski u algoritma. Primjer za primjenu ovog je da korisnik koji posjeduje trgovine na obali u postavke algoritma stavi da njegove trgovine obavezno rade cijelo ljeto (što bi se odnos</w:t>
+      </w:r>
+      <w:r>
+        <w:t>i</w:t>
+      </w:r>
+      <w:r>
+        <w:t>lo na barem 10 od ukupno 16 radnih nedjelja za tu trgovinu). Druga primjena je zabrana rada nedjeljama koje su ujedno i blagdani ili praznici iz očitih razloga. Uvođenjem ove vrste ograničenja omogućili smo djelomično samostalno oblikovanje rasporeda što može biti vrijedno potencijalnom korisniku algoritma.</w:t>
       </w:r>
     </w:p>
     <w:p>
       <w:pPr>
         <w:pStyle w:val="Heading2"/>
       </w:pPr>
-      <w:bookmarkStart w:id="13" w:name="_Toc232365975"/>
+      <w:bookmarkStart w:id="16" w:name="_Toc232365975"/>
       <w:r>
         <w:t>Željena svojstva rješenja</w:t>
       </w:r>
-      <w:bookmarkEnd w:id="13"/>
+      <w:bookmarkEnd w:id="16"/>
     </w:p>
     <w:p>
       <w:r>
@@ -7431,24 +7567,37 @@
         <w:t>Svrha prvog kriterija je izaći u susret trgovcu koji koristi naš algoritam dok je svrha drugog kriterija izaći u susret građanima kojima je u interesu da svake nedjelje kroz godinu, u svojoj okolici imaju dostupnu otvorenu trgovinu.</w:t>
       </w:r>
       <w:r>
-        <w:t xml:space="preserve"> Jasno je kako maksimizacija jednog kriterija u isto vrijeme povećava i drugi no u isto vrijeme je jasno kako određene verzije rasporeda idu više pod ruku prvog kriterija odnosno više pod ruku drugog kriterija. Npr. trivijalna maksimizacija drugog kriterija podrazumijevala bi barem jednu otvorenu trgovinu na nekom području svake nedjelje dok bi u zaprezi tome bila činjenica da više trgovina treba raditi barem neke nedjelje pa odabir tog rasporeda ovisi o ograničenjima i mijenja rezultate u okviru prvog kriterija.</w:t>
-      </w:r>
-    </w:p>
-    <w:p>
+        <w:t xml:space="preserve"> Jasno je kako maksimizacija jednog kriterija u isto vrijeme povećava i drugi no u isto vrijeme je jasno kako određene verzije rasporeda idu više pod ruku prvog odnosno drugog kriterija. Npr. trivijalna maksimizacija drugog kriterija podrazumijevala bi barem jednu otvorenu trgovinu na nekom području svake nedjelje dok bi u zaprezi tome bila činjenica da više trgovina treba raditi barem neke nedjelje pa odabir tog rasporeda ovisi o ograničenjima i mijenja rezultate u okviru prvog kriterija.</w:t>
+      </w:r>
+    </w:p>
+    <w:p>
+      <w:commentRangeStart w:id="17"/>
       <w:r>
         <w:lastRenderedPageBreak/>
-        <w:t>Kasnije u poglavljima o funkciji vrijednosti i funkciji dobrote pokušati ćemo navedene funkcije modelirati tako da intuitivno maksimiziraju prvi odnosno drugi kriterij, naravno očito je da točne metode za modeliranje navedenoga nema.</w:t>
+        <w:t xml:space="preserve">Kasnije u poglavljima o funkciji vrijednosti i funkciji dobrote pokušati ćemo </w:t>
+      </w:r>
+      <w:commentRangeEnd w:id="17"/>
+      <w:r>
+        <w:rPr>
+          <w:rStyle w:val="CommentReference"/>
+          <w:sz w:val="24"/>
+          <w:szCs w:val="24"/>
+        </w:rPr>
+        <w:commentReference w:id="17"/>
+      </w:r>
+      <w:r>
+        <w:t>navedene funkcije modelirati tako da intuitivno maksimiziraju prvi odnosno drugi kriterij, naravno očito je da točne metode za modeliranje navedenoga nema.</w:t>
       </w:r>
     </w:p>
     <w:p>
       <w:pPr>
         <w:pStyle w:val="Heading2"/>
       </w:pPr>
-      <w:bookmarkStart w:id="14" w:name="_Toc232365976"/>
+      <w:bookmarkStart w:id="18" w:name="_Toc232365976"/>
       <w:r>
         <w:t>Prikaz rješenja</w:t>
       </w:r>
-      <w:bookmarkEnd w:id="14"/>
+      <w:bookmarkEnd w:id="18"/>
     </w:p>
     <w:p>
       <w:r>
@@ -7501,23 +7650,7 @@
     </w:p>
     <w:p>
       <w:r>
-        <w:t xml:space="preserve">Trivijalan prikaz rješenja bi tada </w:t>
-      </w:r>
-      <w:commentRangeStart w:id="15"/>
-      <w:r>
-        <w:t>bila</w:t>
-      </w:r>
-      <w:commentRangeEnd w:id="15"/>
-      <w:r>
-        <w:rPr>
-          <w:rStyle w:val="CommentReference"/>
-          <w:sz w:val="24"/>
-          <w:szCs w:val="24"/>
-        </w:rPr>
-        <w:commentReference w:id="15"/>
-      </w:r>
-      <w:r>
-        <w:t xml:space="preserve"> binarna matrica dimenzije </w:t>
+        <w:t xml:space="preserve">Trivijalan prikaz rješenja bi tada bila binarna matrica dimenzije </w:t>
       </w:r>
       <m:oMath>
         <m:r>
@@ -7528,7 +7661,13 @@
         </m:r>
       </m:oMath>
       <w:r>
-        <w:t>, gdje bi recimo retci predstavljali ulazne trgovine dok bi stupci predstavljali</w:t>
+        <w:t>, gdje bi</w:t>
+      </w:r>
+      <w:r>
+        <w:t xml:space="preserve"> </w:t>
+      </w:r>
+      <w:r>
+        <w:t>retci predstavljali ulazne trgovine dok bi stupci predstavljali</w:t>
       </w:r>
       <w:r>
         <w:t xml:space="preserve"> sve nedjelje u godini</w:t>
@@ -7731,7 +7870,14 @@
         <w:t>cluster</w:t>
       </w:r>
       <w:r>
-        <w:t xml:space="preserve"> – nepromjenjiva lista identifikacijskih oznaka trgovine koje jedinka na indeksu cluster[</w:t>
+        <w:t xml:space="preserve"> – </w:t>
+      </w:r>
+      <w:commentRangeStart w:id="19"/>
+      <w:r>
+        <w:t>nepromjenjiva lista identifikacijskih oznaka trgovine koj</w:t>
+      </w:r>
+      <w:r>
+        <w:t xml:space="preserve">a se koristi za preslikavanje indeksa </w:t>
       </w:r>
       <w:r>
         <w:rPr>
@@ -7741,7 +7887,23 @@
         <w:t>i</w:t>
       </w:r>
       <w:r>
-        <w:t>] predstavlja</w:t>
+        <w:rPr>
+          <w:b/>
+          <w:bCs/>
+        </w:rPr>
+        <w:t xml:space="preserve"> </w:t>
+      </w:r>
+      <w:r>
+        <w:t>na konkretnu trgovinu u skupu podataka</w:t>
+      </w:r>
+      <w:commentRangeEnd w:id="19"/>
+      <w:r>
+        <w:rPr>
+          <w:rStyle w:val="CommentReference"/>
+          <w:sz w:val="24"/>
+          <w:szCs w:val="24"/>
+        </w:rPr>
+        <w:commentReference w:id="19"/>
       </w:r>
     </w:p>
     <w:p>
@@ -7959,7 +8121,17 @@
         <w:t>primijetiti</w:t>
       </w:r>
       <w:r>
-        <w:t xml:space="preserve"> kako se indeksi nedjelja koje su za pojedine trgovine „zabranjene“ kroz ograničenja ne pojavljuju nigdje u ovoj strukturi; Ideja strukture je da je moguće brzo i efikasno mijenjati elemente između model i antimodel </w:t>
+        <w:t xml:space="preserve"> kako se indeksi nedjelja koje su za pojedine trgovine „zabranjene“ kroz ograničenja ne pojavljuju nigdje u ovoj strukturi; </w:t>
+      </w:r>
+      <w:commentRangeStart w:id="20"/>
+      <w:r>
+        <w:t xml:space="preserve">Ideja strukture je da je moguće brzo i efikasno </w:t>
+      </w:r>
+      <w:r>
+        <w:t>izmjenjivati</w:t>
+      </w:r>
+      <w:r>
+        <w:t xml:space="preserve"> elemente između model i antimodel </w:t>
       </w:r>
       <w:r>
         <w:t>pod struktura</w:t>
@@ -7967,35 +8139,60 @@
       <w:r>
         <w:t>.</w:t>
       </w:r>
+      <w:commentRangeEnd w:id="20"/>
+      <w:r>
+        <w:rPr>
+          <w:rStyle w:val="CommentReference"/>
+          <w:sz w:val="24"/>
+          <w:szCs w:val="24"/>
+        </w:rPr>
+        <w:commentReference w:id="20"/>
+      </w:r>
     </w:p>
     <w:p>
       <w:pPr>
         <w:pStyle w:val="Heading2"/>
       </w:pPr>
-      <w:bookmarkStart w:id="16" w:name="_Toc232365977"/>
+      <w:bookmarkStart w:id="21" w:name="_Toc232365977"/>
       <w:r>
         <w:t>Slični problemi</w:t>
       </w:r>
-      <w:bookmarkEnd w:id="16"/>
+      <w:bookmarkEnd w:id="21"/>
     </w:p>
     <w:p>
       <w:r>
         <w:t xml:space="preserve">Želimo li naš </w:t>
       </w:r>
       <w:r>
-        <w:t>problem usporediti s nekim fundamentalnim problemom, najbolje možemo usporediti sa višestrukim kvadratnim problemom naprtnjače (engl. Quadratic Multiple Knapsack Problem). Ako svaka nedjelja predstavlja jednu naprtnjaču, a trgovine koje rade te nedjelje kao predmete cilj je maksimizirati vrijednost svake naprtnjače. Kvadratna komponenta u našem slučaju zapravo nije kvadratni interakcijski član vrijednosti predmeta, već složena funkcija vrijednosti. Višestruku prirodu problema povezujemo s time što optimiramo više nedjelja odjednom. Običan problem naprtnjače rješava se dinamičkim programiranjem u pseudo-polinomijalnom vremenu dok je već kvadratna varijanta problema naprtnjače NP-teška. Ti problemi se u literaturi najčešće rješavaju baš metaheurističkim algoritmima kao što su genetski algoritmi, tabu pretraga i optimizacija rojem čestica.</w:t>
+        <w:t xml:space="preserve">problem usporediti s nekim fundamentalnim problemom, najbolje možemo usporediti sa višestrukim kvadratnim problemom naprtnjače (engl. Quadratic Multiple Knapsack Problem). Ako svaka nedjelja predstavlja jednu naprtnjaču, a trgovine koje rade te nedjelje kao predmete cilj je maksimizirati vrijednost svake naprtnjače. Kvadratna komponenta u našem slučaju zapravo nije kvadratni </w:t>
+      </w:r>
+      <w:commentRangeStart w:id="22"/>
+      <w:r>
+        <w:t xml:space="preserve">interakcijski </w:t>
+      </w:r>
+      <w:commentRangeEnd w:id="22"/>
+      <w:r>
+        <w:rPr>
+          <w:rStyle w:val="CommentReference"/>
+          <w:sz w:val="24"/>
+          <w:szCs w:val="24"/>
+        </w:rPr>
+        <w:commentReference w:id="22"/>
+      </w:r>
+      <w:r>
+        <w:t>član vrijednosti predmeta, već složena funkcija vrijednosti. Višestruku prirodu problema povezujemo s time što optimiramo više nedjelja odjednom. Običan problem naprtnjače rješava se dinamičkim programiranjem u pseudo-polinomijalnom vremenu dok je već kvadratna varijanta problema naprtnjače NP-teška. Ti problemi se u literaturi najčešće rješavaju baš metaheurističkim algoritmima kao što su genetski algoritmi, tabu pretraga i optimizacija rojem čestica.</w:t>
       </w:r>
     </w:p>
     <w:p>
       <w:pPr>
         <w:pStyle w:val="Heading1"/>
       </w:pPr>
-      <w:bookmarkStart w:id="17" w:name="_Toc232365978"/>
+      <w:bookmarkStart w:id="23" w:name="_Toc232365978"/>
       <w:r>
         <w:lastRenderedPageBreak/>
         <w:t>Prikupljanje podataka</w:t>
       </w:r>
-      <w:bookmarkEnd w:id="17"/>
+      <w:bookmarkEnd w:id="23"/>
     </w:p>
     <w:p>
       <w:r>
@@ -8012,11 +8209,11 @@
       <w:pPr>
         <w:pStyle w:val="Heading2"/>
       </w:pPr>
-      <w:bookmarkStart w:id="18" w:name="_Toc232365979"/>
+      <w:bookmarkStart w:id="24" w:name="_Toc232365979"/>
       <w:r>
         <w:t>Lokacije trgovina</w:t>
       </w:r>
-      <w:bookmarkEnd w:id="18"/>
+      <w:bookmarkEnd w:id="24"/>
     </w:p>
     <w:p>
       <w:r>
@@ -8330,20 +8527,54 @@
         <w:t>Sva navedena polja nisu uvijek prisutna u ovoj strukturi, pa ćemo iz nje koristiti ona polja koja su uvijek tu, a to su identifikator objekta i koordinate objekta. Ostala polja kao što su adresa ime brenda, vrsta trgovine i slično ćemo kasnije koristiti isključivo u informativne svrhe za one trgovine za koje su ta polja specificirana.</w:t>
       </w:r>
       <w:r>
-        <w:t xml:space="preserve"> Sve prikupljene trgovine vidljive su na karti na Slici 1.</w:t>
+        <w:t xml:space="preserve"> Sve prikupljene trgovine vidljive su na karti na </w:t>
+      </w:r>
+      <w:r>
+        <w:t>s</w:t>
+      </w:r>
+      <w:commentRangeStart w:id="25"/>
+      <w:r>
+        <w:t xml:space="preserve">lici </w:t>
+      </w:r>
+      <w:commentRangeEnd w:id="25"/>
+      <w:r>
+        <w:rPr>
+          <w:rStyle w:val="CommentReference"/>
+          <w:sz w:val="24"/>
+          <w:szCs w:val="24"/>
+        </w:rPr>
+        <w:commentReference w:id="25"/>
+      </w:r>
+      <w:r>
+        <w:t>1</w:t>
+      </w:r>
+      <w:r>
+        <w:t xml:space="preserve"> gdje veličina i boja oznake trgovina predstavlja broj ocjena te trgovine.</w:t>
       </w:r>
     </w:p>
     <w:p>
       <w:pPr>
         <w:pStyle w:val="slika"/>
         <w:keepNext/>
-      </w:pPr>
-      <w:r>
+        <w:rPr>
+          <w:noProof/>
+        </w:rPr>
+      </w:pPr>
+    </w:p>
+    <w:p>
+      <w:pPr>
+        <w:pStyle w:val="slika"/>
+        <w:keepNext/>
+      </w:pPr>
+      <w:r>
+        <w:rPr>
+          <w:noProof/>
+        </w:rPr>
         <w:drawing>
-          <wp:inline distT="0" distB="0" distL="0" distR="0" wp14:anchorId="1FA931B5" wp14:editId="3305CF26">
-            <wp:extent cx="2540025" cy="2521528"/>
-            <wp:effectExtent l="0" t="0" r="0" b="0"/>
-            <wp:docPr id="132570087" name="Picture 1"/>
+          <wp:inline distT="0" distB="0" distL="0" distR="0" wp14:anchorId="083A1C64" wp14:editId="7E8906F6">
+            <wp:extent cx="5580380" cy="5814060"/>
+            <wp:effectExtent l="0" t="0" r="1270" b="0"/>
+            <wp:docPr id="1998910774" name="Picture 1"/>
             <wp:cNvGraphicFramePr>
               <a:graphicFrameLocks xmlns:a="http://schemas.openxmlformats.org/drawingml/2006/main" noChangeAspect="1"/>
             </wp:cNvGraphicFramePr>
@@ -8351,23 +8582,32 @@
               <a:graphicData uri="http://schemas.openxmlformats.org/drawingml/2006/picture">
                 <pic:pic xmlns:pic="http://schemas.openxmlformats.org/drawingml/2006/picture">
                   <pic:nvPicPr>
-                    <pic:cNvPr id="132570087" name=""/>
+                    <pic:cNvPr id="1998910774" name=""/>
                     <pic:cNvPicPr/>
                   </pic:nvPicPr>
-                  <pic:blipFill>
+                  <pic:blipFill rotWithShape="1">
                     <a:blip r:embed="rId18"/>
+                    <a:srcRect b="703"/>
                     <a:stretch>
                       <a:fillRect/>
                     </a:stretch>
                   </pic:blipFill>
-                  <pic:spPr>
+                  <pic:spPr bwMode="auto">
                     <a:xfrm>
                       <a:off x="0" y="0"/>
-                      <a:ext cx="2544761" cy="2526229"/>
+                      <a:ext cx="5580380" cy="5814060"/>
                     </a:xfrm>
                     <a:prstGeom prst="rect">
                       <a:avLst/>
                     </a:prstGeom>
+                    <a:ln>
+                      <a:noFill/>
+                    </a:ln>
+                    <a:extLst>
+                      <a:ext uri="{53640926-AAD7-44D8-BBD7-CCE9431645EC}">
+                        <a14:shadowObscured xmlns:a14="http://schemas.microsoft.com/office/drawing/2010/main"/>
+                      </a:ext>
+                    </a:extLst>
                   </pic:spPr>
                 </pic:pic>
               </a:graphicData>
@@ -8404,33 +8644,39 @@
       <w:r>
         <w:t xml:space="preserve"> – Trgovine prikupljene na području Republike Hrvatske</w:t>
       </w:r>
+      <w:r>
+        <w:t xml:space="preserve"> </w:t>
+      </w:r>
     </w:p>
     <w:p>
       <w:pPr>
         <w:pStyle w:val="Heading2"/>
       </w:pPr>
-      <w:bookmarkStart w:id="19" w:name="_Toc232365980"/>
+      <w:bookmarkStart w:id="26" w:name="_Toc232365980"/>
+      <w:r>
+        <w:t>„Vrijednost trgovine“</w:t>
+      </w:r>
+      <w:bookmarkEnd w:id="26"/>
+    </w:p>
+    <w:p>
+      <w:r>
+        <w:t>Glavna ideja definicije vrijednosti trgovine bila je definirati funkciju vrijednosti trgovine kroz parametre koje bi nam dostavili pravi trgovci. To bi tada primarno bili broj izdanih računa, broj prodanih proizvoda i volumen prodaje za danu trgovinu za neku nedjelju (pa čak i bilo koji radni dan). S obzirom da takve podatke nismo uspjeli prikupiti, potrebno je nešto za ovu svrhu pronaći javno dostupno na internetu. Kratkim proučavanjem odlučili smo se koristiti srednjom</w:t>
+      </w:r>
+      <w:r>
+        <w:t xml:space="preserve"> vrijednosti</w:t>
+      </w:r>
+      <w:r>
+        <w:t xml:space="preserve"> </w:t>
+      </w:r>
+      <w:r>
+        <w:t>recenzije</w:t>
+      </w:r>
+      <w:r>
+        <w:t xml:space="preserve"> i brojem recenzija za specifičnu trgovinu koji su dostupni kroz Google Places aplikacijsko programsko sučelje (engl. API – Application </w:t>
+      </w:r>
       <w:r>
         <w:lastRenderedPageBreak/>
-        <w:t>„Vrijednost trgovine“</w:t>
-      </w:r>
-      <w:bookmarkEnd w:id="19"/>
-    </w:p>
-    <w:p>
-      <w:r>
-        <w:t>Glavna ideja definicije vrijednosti trgovine bila je definirati funkciju vrijednosti trgovine kroz parametre koje bi nam dostavili pravi trgovci. To bi tada primarno bili broj izdanih računa, broj prodanih proizvoda i volumen prodaje za danu trgovinu za neku nedjelju (pa čak i bilo koji radni dan). S obzirom da takve podatke nismo uspjeli prikupiti, potrebno je nešto za ovu svrhu pronaći javno dostupno na internetu. Kratkim proučavanjem odlučili smo se koristiti srednjom</w:t>
-      </w:r>
-      <w:r>
-        <w:t xml:space="preserve"> vrijednosti</w:t>
-      </w:r>
-      <w:r>
-        <w:t xml:space="preserve"> </w:t>
-      </w:r>
-      <w:r>
-        <w:t>recenzije</w:t>
-      </w:r>
-      <w:r>
-        <w:t xml:space="preserve"> i brojem recenzija za specifičnu trgovinu koji su dostupni kroz Google Places aplikacijsko programsko sučelje (engl. API – Application Programming Interface).</w:t>
+        <w:t>Programming Interface).</w:t>
       </w:r>
       <w:r>
         <w:t xml:space="preserve"> Naime, pretpostavka je kako se broj recenzija, pa i srednja vrijednost recenzije, direktno korelira sa očekivanim prometom u toj trgovini.</w:t>
@@ -8656,33 +8902,54 @@
       <w:pPr>
         <w:pStyle w:val="Heading2"/>
       </w:pPr>
-      <w:bookmarkStart w:id="20" w:name="_Toc232365981"/>
+      <w:bookmarkStart w:id="27" w:name="_Toc232365981"/>
+      <w:r>
+        <w:t>Svojstva podataka</w:t>
+      </w:r>
+      <w:bookmarkEnd w:id="27"/>
+    </w:p>
+    <w:p>
+      <w:r>
+        <w:t xml:space="preserve">Podaci, očekivano, vjerno prikazuju stvarnu distribuciju trgovina u Hrvatskoj, iako zasigurno nisu sve trgovine uključene. U urbanim središtima kao što su Zagreb i ostali veći gradovi nalazi se više trgovina dok su kroz ruralne predjele trgovine </w:t>
+      </w:r>
+      <w:r>
+        <w:t>rjeđe</w:t>
+      </w:r>
+      <w:r>
+        <w:t xml:space="preserve"> raspoređene. Za </w:t>
+      </w:r>
+      <w:r>
+        <w:t>primijetiti</w:t>
+      </w:r>
+      <w:r>
+        <w:t xml:space="preserve"> je kako će algoritam u ruralnim predjelima (gdje je manja gustoća trgovina) zapravo više </w:t>
+      </w:r>
+      <w:r>
+        <w:t>optimirati</w:t>
+      </w:r>
+      <w:r>
+        <w:t xml:space="preserve"> kriterij pokrivenosti dok će u urbanim sredinama, u kojima stanuje </w:t>
+      </w:r>
       <w:r>
         <w:lastRenderedPageBreak/>
-        <w:t>Svojstva podataka</w:t>
-      </w:r>
-      <w:bookmarkEnd w:id="20"/>
-    </w:p>
-    <w:p>
-      <w:r>
-        <w:t xml:space="preserve">Podaci, očekivano, vjerno prikazuju stvarnu distribuciju trgovina u Hrvatskoj, iako zasigurno nisu sve trgovine uključene. U urbanim središtima kao što su Zagreb i ostali veći gradovi nalazi se više trgovina dok su kroz ruralne predjele trgovine </w:t>
-      </w:r>
-      <w:r>
-        <w:t>rjeđe</w:t>
-      </w:r>
-      <w:r>
-        <w:t xml:space="preserve"> raspoređene. Za </w:t>
-      </w:r>
-      <w:r>
-        <w:t>primijetiti</w:t>
-      </w:r>
-      <w:r>
-        <w:t xml:space="preserve"> je kako će algoritam u ruralnim predjelima (gdje je manja gustoća trgovina) zapravo više optimirati kriterij pokrivenosti dok će u urbanim sredinama, u kojima stanuje više građana koji trgovinama stvaraju veći promet, algoritam više optimirati kriterij kanibalizacije zato što se mnogo trgovina natječe za kupce na malom području.</w:t>
-      </w:r>
-    </w:p>
-    <w:p>
-      <w:r>
-        <w:t xml:space="preserve">Analizom karte trgovina koja prikazuje ovisnost broja recenzija o lokaciji, vidimo pristranost u tome da trgovine u većim gradovima generalno imaju veći broj recenzija kao i trgovine na obali. Ovo ima smisla za veće sredine kao i za gradove na obali koje dobivaju recenzije samo tijekom sezone, ali od velike količine stranih građana kojih nema u Hrvatskoj za vrijeme ostalih mjeseci. Ovo će </w:t>
+        <w:t>više građana koji trgovinama stvaraju veći promet, algoritam više optimirati kriterij kanibalizacije zato što se mnogo trgovina natječe za kupce na malom području.</w:t>
+      </w:r>
+    </w:p>
+    <w:p>
+      <w:r>
+        <w:t>Analizom karte trgovina koja prikazuje ovisnost broja recenzija o lokaciji</w:t>
+      </w:r>
+      <w:r>
+        <w:t xml:space="preserve"> (</w:t>
+      </w:r>
+      <w:r>
+        <w:t>s</w:t>
+      </w:r>
+      <w:r>
+        <w:t>lika 1)</w:t>
+      </w:r>
+      <w:r>
+        <w:t xml:space="preserve">, vidimo pristranost u tome da trgovine u većim gradovima generalno imaju veći broj recenzija kao i trgovine na obali. Ovo ima smisla za veće sredine kao i za gradove na obali koje dobivaju recenzije samo tijekom sezone, ali od velike količine stranih građana kojih nema u Hrvatskoj za vrijeme ostalih mjeseci. Ovo će </w:t>
       </w:r>
       <w:r>
         <w:t>imati utjecaj</w:t>
@@ -8709,7 +8976,13 @@
         <w:t xml:space="preserve"> i blagu korelaciju</w:t>
       </w:r>
       <w:r>
-        <w:t xml:space="preserve"> (vidljivo na Slici 2)</w:t>
+        <w:t xml:space="preserve"> (vidljivo na </w:t>
+      </w:r>
+      <w:r>
+        <w:t>s</w:t>
+      </w:r>
+      <w:r>
+        <w:t>lici 2)</w:t>
       </w:r>
       <w:r>
         <w:t xml:space="preserve"> između broja recenzija i srednje recenzije u tome da trgovine sa više recenzija generalno imaju veće recenzije.</w:t>
@@ -8721,6 +8994,9 @@
         <w:keepNext/>
       </w:pPr>
       <w:r>
+        <w:rPr>
+          <w:noProof/>
+        </w:rPr>
         <w:drawing>
           <wp:inline distT="0" distB="0" distL="0" distR="0" wp14:anchorId="4CFD584D" wp14:editId="62ED18EE">
             <wp:extent cx="3354759" cy="2198076"/>
@@ -8795,7 +9071,13 @@
         <w:t>pojačani</w:t>
       </w:r>
       <w:r>
-        <w:t xml:space="preserve"> činjenicom da se podaci prikupljeni s Google API-a ne razliku iz nedjelje u nedjelju i time će procjena vrijednosti tijekom sezone za trgovinu obale biti identična procjeni izvan sezone. No ipak, pretpostavka je da ista pristranost vrijedi za sve trgovine na obali i obratno pa bi procedura algoritma na kraju trebala biti ispravna.</w:t>
+        <w:t xml:space="preserve"> činjenicom da se podaci prikupljeni s Google API-a ne razliku</w:t>
+      </w:r>
+      <w:r>
+        <w:t>ju</w:t>
+      </w:r>
+      <w:r>
+        <w:t xml:space="preserve"> iz nedjelje u nedjelju i time će procjena vrijednosti tijekom sezone za trgovinu obale biti identična procjeni izvan sezone. No ipak, pretpostavka je da ista pristranost vrijedi za sve trgovine na obali i obratno pa bi procedura algoritma na kraju trebala biti ispravna.</w:t>
       </w:r>
     </w:p>
     <w:p>
@@ -8803,14 +9085,13 @@
         <w:pStyle w:val="Heading2"/>
       </w:pPr>
       <w:r>
-        <w:lastRenderedPageBreak/>
         <w:t xml:space="preserve"> </w:t>
       </w:r>
-      <w:bookmarkStart w:id="21" w:name="_Toc232365982"/>
+      <w:bookmarkStart w:id="28" w:name="_Toc232365982"/>
       <w:r>
         <w:t>Mane podataka</w:t>
       </w:r>
-      <w:bookmarkEnd w:id="21"/>
+      <w:bookmarkEnd w:id="28"/>
     </w:p>
     <w:p>
       <w:r>
@@ -8824,6 +9105,7 @@
             <w:rPr>
               <w:rFonts w:ascii="Cambria Math" w:hAnsi="Cambria Math"/>
             </w:rPr>
+            <w:lastRenderedPageBreak/>
             <m:t>v</m:t>
           </m:r>
           <m:d>
@@ -8999,42 +9281,14 @@
     </w:p>
     <w:p>
       <w:pPr>
-        <w:pStyle w:val="Heading2"/>
-      </w:pPr>
-      <w:bookmarkStart w:id="22" w:name="_Toc232365983"/>
-      <w:commentRangeStart w:id="23"/>
-      <w:r>
-        <w:t>Sintetički podaci</w:t>
-      </w:r>
-      <w:r>
-        <w:t xml:space="preserve"> (podaci drugi koje imamo TBD)</w:t>
-      </w:r>
-      <w:bookmarkEnd w:id="22"/>
-      <w:commentRangeEnd w:id="23"/>
-      <w:r>
-        <w:rPr>
-          <w:rStyle w:val="CommentReference"/>
-          <w:sz w:val="32"/>
-          <w:szCs w:val="28"/>
-        </w:rPr>
-        <w:commentReference w:id="23"/>
-      </w:r>
-    </w:p>
-    <w:p>
-      <w:r>
-        <w:t>TBD Još uvijek.</w:t>
-      </w:r>
-    </w:p>
-    <w:p>
-      <w:pPr>
         <w:pStyle w:val="Heading1"/>
       </w:pPr>
-      <w:bookmarkStart w:id="24" w:name="_Toc232365984"/>
+      <w:bookmarkStart w:id="29" w:name="_Toc232365984"/>
       <w:r>
         <w:lastRenderedPageBreak/>
         <w:t>Genetski algoritam</w:t>
       </w:r>
-      <w:bookmarkEnd w:id="24"/>
+      <w:bookmarkEnd w:id="29"/>
     </w:p>
     <w:p>
       <w:r>
@@ -9045,11 +9299,11 @@
       <w:pPr>
         <w:pStyle w:val="Heading2"/>
       </w:pPr>
-      <w:bookmarkStart w:id="25" w:name="_Toc232365985"/>
+      <w:bookmarkStart w:id="30" w:name="_Toc232365985"/>
       <w:r>
         <w:t>Naivni pristup</w:t>
       </w:r>
-      <w:bookmarkEnd w:id="25"/>
+      <w:bookmarkEnd w:id="30"/>
     </w:p>
     <w:p>
       <w:r>
@@ -9092,15 +9346,27 @@
       <w:pPr>
         <w:pStyle w:val="Heading2"/>
       </w:pPr>
-      <w:bookmarkStart w:id="26" w:name="_Toc232365986"/>
+      <w:bookmarkStart w:id="31" w:name="_Toc232365986"/>
       <w:r>
         <w:t>Metaheuristike</w:t>
       </w:r>
-      <w:bookmarkEnd w:id="26"/>
-    </w:p>
-    <w:p>
-      <w:r>
-        <w:t xml:space="preserve">Metaheuristike su skup algoritamskih koncepata koje koristimo za definiranje heurističkih metoda primjenjivih na širok skup problema. One koriste iterativne i intuitivne strategije kako bi pretražile prostor rješenja. U metaheuristikama često se koristi slučajnost iz razloga </w:t>
+      <w:bookmarkEnd w:id="31"/>
+    </w:p>
+    <w:p>
+      <w:r>
+        <w:t>Metaheuristike su skup algoritamskih koncepata koje koristimo za definiranje heurističkih metoda primjenjivih na širok skup problema</w:t>
+      </w:r>
+      <w:r>
+        <w:t xml:space="preserve"> [</w:t>
+      </w:r>
+      <w:r>
+        <w:t>4</w:t>
+      </w:r>
+      <w:r>
+        <w:t>]</w:t>
+      </w:r>
+      <w:r>
+        <w:t xml:space="preserve">. One koriste iterativne i intuitivne strategije kako bi pretražile prostor rješenja. U metaheuristikama često se koristi slučajnost iz razloga </w:t>
       </w:r>
       <w:r>
         <w:lastRenderedPageBreak/>
@@ -9123,15 +9389,27 @@
       <w:pPr>
         <w:pStyle w:val="Heading2"/>
       </w:pPr>
-      <w:bookmarkStart w:id="27" w:name="_Toc232365987"/>
+      <w:bookmarkStart w:id="32" w:name="_Toc232365987"/>
       <w:r>
         <w:t>Darwinova teorija evolucije i raspored radnih nedjelja</w:t>
       </w:r>
-      <w:bookmarkEnd w:id="27"/>
-    </w:p>
-    <w:p>
-      <w:r>
-        <w:t>Osnova genetskih algoritama je računalna simulacija prirodnog proces evolucije, čije je temelje postavio biolog Charles Darwin svojom teorijom prirodne selekcije. Naime teorija tvrdi da u prirodi, jedinke koje su najbolje prilagođene svome okolišu imaju najveću šansu preživjeti i prenijeti svoj genetski materijal na sljedeću generaciju. Kroz velik broj generacija, zahvaljujući procesima križanja i mutacija populacija postaje sve naprednija i bolje prilagođena okolišu. Kako bismo ovaj biološki koncept primijenili na naš problem rasporeda potrebno je uspostaviti jasnu analogiju između pojmova u prirodi i koncepata u našem algoritmu.</w:t>
+      <w:bookmarkEnd w:id="32"/>
+    </w:p>
+    <w:p>
+      <w:r>
+        <w:t>Osnova genetskih algoritama je računalna simulacija prirodnog proces evolucije, čije je temelje postavio biolog Charles Darwin svojom teorijom prirodne selekcije. Naime teorija tvrdi da u prirodi, jedinke koje su najbolje prilagođene svome okolišu imaju najveću šansu preživjeti i prenijeti svoj genetski materijal na sljedeću generaciju. Kroz velik broj generacija, zahvaljujući procesima križanja i mutacija populacija postaje sve naprednija i bolje prilagođena okolišu</w:t>
+      </w:r>
+      <w:r>
+        <w:t xml:space="preserve"> [</w:t>
+      </w:r>
+      <w:r>
+        <w:t>6</w:t>
+      </w:r>
+      <w:r>
+        <w:t>]</w:t>
+      </w:r>
+      <w:r>
+        <w:t>. Kako bismo ovaj biološki koncept primijenili na naš problem rasporeda potrebno je uspostaviti jasnu analogiju između pojmova u prirodi i koncepata u našem algoritmu.</w:t>
       </w:r>
     </w:p>
     <w:p>
@@ -9222,18 +9500,27 @@
       <w:pPr>
         <w:pStyle w:val="Heading2"/>
       </w:pPr>
-      <w:bookmarkStart w:id="28" w:name="_Toc232365988"/>
+      <w:bookmarkStart w:id="33" w:name="_Toc232365988"/>
       <w:r>
         <w:t>Genetski algoritam</w:t>
       </w:r>
-      <w:bookmarkEnd w:id="28"/>
-    </w:p>
-    <w:p>
-      <w:r>
-        <w:t xml:space="preserve">Procedura tipičnog genetsko algoritma prikazana je na </w:t>
-      </w:r>
-      <w:r>
-        <w:t>Slici 3</w:t>
+      <w:bookmarkEnd w:id="33"/>
+    </w:p>
+    <w:p>
+      <w:r>
+        <w:t>Procedura tipičnog genetsko</w:t>
+      </w:r>
+      <w:r>
+        <w:t>g</w:t>
+      </w:r>
+      <w:r>
+        <w:t xml:space="preserve"> algoritma prikazana je na </w:t>
+      </w:r>
+      <w:r>
+        <w:t>s</w:t>
+      </w:r>
+      <w:r>
+        <w:t>lici 3</w:t>
       </w:r>
       <w:r>
         <w:t xml:space="preserve">. Kod inicijalizacije algoritma potrebno je na neki način stvoriti inicijalnu populaciju. Često je dobra praksa </w:t>
@@ -9260,6 +9547,9 @@
         <w:keepNext/>
       </w:pPr>
       <w:r>
+        <w:rPr>
+          <w:noProof/>
+        </w:rPr>
         <w:drawing>
           <wp:inline distT="0" distB="0" distL="0" distR="0" wp14:anchorId="0098FD7E" wp14:editId="0B1CD640">
             <wp:extent cx="3922539" cy="2279072"/>
@@ -9325,17 +9615,26 @@
       <w:r>
         <w:t xml:space="preserve"> - dijagram jedne iteracije genetskog algoritma</w:t>
       </w:r>
+      <w:r>
+        <w:t xml:space="preserve"> [</w:t>
+      </w:r>
+      <w:r>
+        <w:t>3</w:t>
+      </w:r>
+      <w:r>
+        <w:t>]</w:t>
+      </w:r>
     </w:p>
     <w:p>
       <w:pPr>
         <w:pStyle w:val="Heading2"/>
       </w:pPr>
-      <w:bookmarkStart w:id="29" w:name="_Toc232365989"/>
+      <w:bookmarkStart w:id="34" w:name="_Toc232365989"/>
       <w:r>
         <w:lastRenderedPageBreak/>
         <w:t>Programski okvir</w:t>
       </w:r>
-      <w:bookmarkEnd w:id="29"/>
+      <w:bookmarkEnd w:id="34"/>
     </w:p>
     <w:p>
       <w:r>
@@ -9356,7 +9655,13 @@
     </w:p>
     <w:p>
       <w:r>
-        <w:t>Kod opće inačice algoritma petlja evolucije izvršava se s tri kriterija terminacije na umu. U postavkama algoritma moguće je postaviti vrijednost za svaki, a radi se o vremenskom kriteriju (engl. wall clock time) koji ograničava vremensko izvršavanje algoritma, postavljenom konačnom broju iteracija te stagnacijskom kriteriju koji završava algoritam ranije ukoliko bolje rješenje od najbolje nije pronađeno određen broj generacija.</w:t>
+        <w:t xml:space="preserve">Kod opće inačice algoritma petlja evolucije izvršava se s tri kriterija </w:t>
+      </w:r>
+      <w:r>
+        <w:t>zaustavljanja</w:t>
+      </w:r>
+      <w:r>
+        <w:t xml:space="preserve"> na umu. U postavkama algoritma moguće je postaviti vrijednost za svaki, a radi se o vremenskom kriteriju (engl. wall clock time) koji ograničava vremensko izvršavanje algoritma, postavljenom konačnom broju iteracija te stagnacijskom kriteriju koji završava algoritam ranije ukoliko bolje rješenje od najbolje nije pronađeno određen broj generacija.</w:t>
       </w:r>
     </w:p>
     <w:p>
@@ -9388,7 +9693,13 @@
         <w:t xml:space="preserve"> definiciju algoritma.</w:t>
       </w:r>
       <w:r>
-        <w:t xml:space="preserve"> Dijagram klasa implementacije vidljiv je na Slici 4.</w:t>
+        <w:t xml:space="preserve"> Dijagram klasa implementacije vidljiv je na </w:t>
+      </w:r>
+      <w:r>
+        <w:t>s</w:t>
+      </w:r>
+      <w:r>
+        <w:t>lici 4.</w:t>
       </w:r>
       <w:r>
         <w:t xml:space="preserve"> Osim jedinki djece, sljedećoj generaciji dodaje se i određeni udio novih, nasumičnih jedinki s </w:t>
@@ -9410,6 +9721,9 @@
         <w:keepNext/>
       </w:pPr>
       <w:r>
+        <w:rPr>
+          <w:noProof/>
+        </w:rPr>
         <w:drawing>
           <wp:inline distT="0" distB="0" distL="0" distR="0" wp14:anchorId="115F3CF1" wp14:editId="0DB19ED4">
             <wp:extent cx="5579498" cy="2800155"/>
@@ -9528,11 +9842,11 @@
       <w:pPr>
         <w:pStyle w:val="Heading2"/>
       </w:pPr>
-      <w:bookmarkStart w:id="30" w:name="_Toc232365990"/>
+      <w:bookmarkStart w:id="35" w:name="_Toc232365990"/>
       <w:r>
         <w:t>Procedura općenitog algoritma</w:t>
       </w:r>
-      <w:bookmarkEnd w:id="30"/>
+      <w:bookmarkEnd w:id="35"/>
     </w:p>
     <w:p>
       <w:r>
@@ -9560,7 +9874,10 @@
         <w:t xml:space="preserve">i tako dalje do konačnog problema od 100 trgovina. Jasniji princip grananja prikazan je na </w:t>
       </w:r>
       <w:r>
-        <w:t>Slici 5</w:t>
+        <w:t>s</w:t>
+      </w:r>
+      <w:r>
+        <w:t>lici 5</w:t>
       </w:r>
       <w:r>
         <w:t>. Kod metaheurističkih algoritama za očekivati je kako će algoritam za manji problem pronaći rješenje bliže optimumu nego za veći problem. Isto je za očekivati kako će trgovine koje su udaljenije od neke trgovine manje utjecati na njen raspored radnih nedjelja.</w:t>
@@ -9583,6 +9900,9 @@
         <w:keepNext/>
       </w:pPr>
       <w:r>
+        <w:rPr>
+          <w:noProof/>
+        </w:rPr>
         <w:lastRenderedPageBreak/>
         <w:drawing>
           <wp:inline distT="0" distB="0" distL="0" distR="0" wp14:anchorId="755A5DDB" wp14:editId="1F7FE503">
@@ -9667,12 +9987,12 @@
       <w:pPr>
         <w:pStyle w:val="Heading3"/>
       </w:pPr>
-      <w:bookmarkStart w:id="31" w:name="_Toc232365991"/>
+      <w:bookmarkStart w:id="36" w:name="_Toc232365991"/>
       <w:r>
         <w:lastRenderedPageBreak/>
         <w:t>Algoritam grupiranja</w:t>
       </w:r>
-      <w:bookmarkEnd w:id="31"/>
+      <w:bookmarkEnd w:id="36"/>
     </w:p>
     <w:p>
       <w:r>
@@ -9876,16 +10196,41 @@
     </w:p>
     <w:p>
       <w:r>
-        <w:t>Procedura pohlepno puni grupe (engl. cluster) s najbližim trgovinama sve dok je najbliža trgovina unutar najveće dozvoljene udaljenosti. Rezultat ove procedure nije savršeno grupiranje u tradicionalnom smislu, no za trenutne zahtjeve ona je dovoljno dobra. Naime, valja primijetiti kako nije potrebno savršeno grupiranje zato što ćemo kasnije svakako spajati više grupa i optimirati ih zajedno.</w:t>
+        <w:t xml:space="preserve">Procedura pohlepno puni grupe (engl. cluster) s najbližim trgovinama sve dok je najbliža trgovina unutar najveće dozvoljene udaljenosti. Rezultat ove procedure nije savršeno grupiranje u tradicionalnom smislu, no za trenutne zahtjeve ona je dovoljno dobra. </w:t>
+      </w:r>
+      <w:commentRangeStart w:id="37"/>
+      <w:r>
+        <w:t>Naime, valja primijetiti kako nije potrebno savršeno grupiranje zato što ćemo kasnije svakako spajati više grupa i optimirati ih zajedno.</w:t>
+      </w:r>
+      <w:r>
+        <w:t xml:space="preserve"> Kod ovog pristupa može se desiti da se u isto vrijeme dio rješenja (rasporeda) pokvari dok se drugi, odvojeni dio, rješenja poboljša. No, navedeno je općenita mana genetskih algoritama zato što oni optimiraju rješenje u cjelini, a ne dio po dio</w:t>
+      </w:r>
+      <w:commentRangeEnd w:id="37"/>
+      <w:r>
+        <w:rPr>
+          <w:rStyle w:val="CommentReference"/>
+          <w:sz w:val="24"/>
+          <w:szCs w:val="24"/>
+        </w:rPr>
+        <w:commentReference w:id="37"/>
+      </w:r>
+      <w:r>
+        <w:t xml:space="preserve">. </w:t>
+      </w:r>
+      <w:r>
+        <w:t xml:space="preserve">Ipak, ideja genetskih algoritama je da se dobra svojstva dijelova rješenja prenose iz </w:t>
+      </w:r>
+      <w:r>
+        <w:lastRenderedPageBreak/>
+        <w:t>generacije u generaciju što bi na kraju rezultiralo optimalnim rasporedom obje skupine trgovina</w:t>
       </w:r>
     </w:p>
     <w:p>
       <w:pPr>
         <w:pStyle w:val="Heading2"/>
       </w:pPr>
-      <w:bookmarkStart w:id="32" w:name="_Toc232365992"/>
-      <w:r>
-        <w:lastRenderedPageBreak/>
+      <w:bookmarkStart w:id="38" w:name="_Toc232365992"/>
+      <w:r>
         <w:t>Generator</w:t>
       </w:r>
       <w:r>
@@ -9894,7 +10239,7 @@
       <w:r>
         <w:t>jedinki</w:t>
       </w:r>
-      <w:bookmarkEnd w:id="32"/>
+      <w:bookmarkEnd w:id="38"/>
     </w:p>
     <w:p>
       <w:r>
@@ -9926,11 +10271,11 @@
       <w:pPr>
         <w:pStyle w:val="Heading3"/>
       </w:pPr>
-      <w:bookmarkStart w:id="33" w:name="_Toc232365993"/>
+      <w:bookmarkStart w:id="39" w:name="_Toc232365993"/>
       <w:r>
         <w:t>Nasumični generator</w:t>
       </w:r>
-      <w:bookmarkEnd w:id="33"/>
+      <w:bookmarkEnd w:id="39"/>
     </w:p>
     <w:p>
       <w:r>
@@ -9950,18 +10295,30 @@
       <w:pPr>
         <w:pStyle w:val="Heading3"/>
       </w:pPr>
-      <w:bookmarkStart w:id="34" w:name="_Toc232365994"/>
+      <w:bookmarkStart w:id="40" w:name="_Toc232365994"/>
       <w:r>
         <w:t>Heuristički generator</w:t>
       </w:r>
-      <w:bookmarkEnd w:id="34"/>
-    </w:p>
-    <w:p>
-      <w:r>
-        <w:t>Heuristički generator inspiriran je pohlepnim pristupom. Kod generiranja nove jedinke, prvo se svakoj nedjelji dodjeljuje barem jedna nasumična trgovina koja radi te nedjelje</w:t>
-      </w:r>
-      <w:r>
-        <w:t xml:space="preserve"> kao što je prikazano na Slici 6.</w:t>
+      <w:bookmarkEnd w:id="40"/>
+    </w:p>
+    <w:p>
+      <w:r>
+        <w:t xml:space="preserve">Heuristički generator inspiriran je pohlepnim pristupom. Kod generiranja nove jedinke, prvo se svakoj nedjelji dodjeljuje barem jedna nasumična trgovina </w:t>
+      </w:r>
+      <w:r>
+        <w:t xml:space="preserve">iz grupe </w:t>
+      </w:r>
+      <w:r>
+        <w:t>koja radi te nedjelje</w:t>
+      </w:r>
+      <w:r>
+        <w:t xml:space="preserve"> kao što je prikazano na </w:t>
+      </w:r>
+      <w:r>
+        <w:t>s</w:t>
+      </w:r>
+      <w:r>
+        <w:t>lici 6.</w:t>
       </w:r>
       <w:r>
         <w:t xml:space="preserve"> </w:t>
@@ -9988,6 +10345,10 @@
         <w:keepNext/>
       </w:pPr>
       <w:r>
+        <w:rPr>
+          <w:noProof/>
+        </w:rPr>
+        <w:lastRenderedPageBreak/>
         <w:drawing>
           <wp:inline distT="0" distB="0" distL="0" distR="0" wp14:anchorId="13D2A263" wp14:editId="6531368E">
             <wp:extent cx="5580380" cy="1170940"/>
@@ -10058,88 +10419,90 @@
       <w:pPr>
         <w:pStyle w:val="Heading3"/>
       </w:pPr>
-      <w:bookmarkStart w:id="35" w:name="_Toc232365995"/>
+      <w:bookmarkStart w:id="41" w:name="_Toc232365995"/>
+      <w:r>
+        <w:t>Generator na temelju drugih jedinki</w:t>
+      </w:r>
+      <w:bookmarkEnd w:id="41"/>
+    </w:p>
+    <w:p>
+      <w:r>
+        <w:t>Kao što se može zaključiti iz naziva, ovaj generator stvara nove jedinke na temelju drugih jedinki koje sadrže potrebne trgovine zajedno s njihovim rasporedima. On je implementiran u dvije varijante, determinističkoj i stohastičkoj. U stohastičkoj varijanti, raspored za neke trgovine se ipak generira potpuno nasumično kako bi se održala nedeterministička priroda generatora. Ovaj generator koristi se kada rješavamo složeniji problem prije rješavanja kojeg smo riješili pripadne potprobleme pa ovaj generator koristimo za iskorištavanje rješenja potproblema.</w:t>
+      </w:r>
+      <w:r>
+        <w:t xml:space="preserve"> Ovaj generator u sučelju ima definiranu postavku p, koja predstavlja vjerojatnost slučajnog permutiranja za neku trgovinu.</w:t>
+      </w:r>
+    </w:p>
+    <w:p>
+      <w:pPr>
+        <w:pStyle w:val="Heading2"/>
+      </w:pPr>
+      <w:bookmarkStart w:id="42" w:name="_Toc232365996"/>
+      <w:r>
+        <w:t>Selekcija</w:t>
+      </w:r>
+      <w:bookmarkEnd w:id="42"/>
+    </w:p>
+    <w:p>
+      <w:r>
+        <w:t xml:space="preserve">Selekcija je također implementirana </w:t>
+      </w:r>
+      <w:r>
+        <w:t>generički</w:t>
+      </w:r>
+      <w:r>
+        <w:t>. Sučelje operatora je takvo da na ulazu prima cijelu populaciju, a kao izlaz daje točno dvije jedinke koje bi se trebale koristiti kao roditelji kod operatora križanja. Generalno pravilo operatora selekcije je da jedinke koje su bolje prema funkciji dobrote imaju veću vjerojatnost biti odabrane kao roditelj. Dobro svojstvo selekcije je također da sve jedinke imaju barem neku vjerojatnost biti odabrane.</w:t>
+      </w:r>
+      <w:r>
+        <w:t xml:space="preserve"> </w:t>
+      </w:r>
+      <w:r>
+        <w:t>Pojam koji vežemo uz operator selekcije jest selekcijski pritisak. Selekcijski pritisak predstavlja koliko je za neku jedinku zahtjevno da postane roditelj, odnosno opisuje koliko je jako distribucija odabira roditelja otežana u korist najboljih jedinki.</w:t>
+      </w:r>
+    </w:p>
+    <w:p>
+      <w:pPr>
+        <w:pStyle w:val="Heading3"/>
+      </w:pPr>
+      <w:bookmarkStart w:id="43" w:name="_Toc232365997"/>
+      <w:r>
+        <w:t>Tro</w:t>
+      </w:r>
+      <w:r>
+        <w:t>-</w:t>
+      </w:r>
+      <w:r>
+        <w:t>turnirska selekcija</w:t>
+      </w:r>
+      <w:bookmarkEnd w:id="43"/>
+    </w:p>
+    <w:p>
+      <w:r>
+        <w:t xml:space="preserve">Najčešće korišteni oblik selekcije je turnirska selekcija. Turnirska selekcija sa veličinom turnira k odvija se na način da točno dva najbolja od nasumično odabranih k jedinki iz populacije budu odabrani kao roditelji. Najčešće korištena veličina turnira je 3 pa se ta inačica turnirske selekcije poznato naziva i tro-turnirska selekcija. Turnirska selekcija najčešće je korišteni oblik selekcije zbog jasne intuicije i jednostavne implementacije, a u </w:t>
+      </w:r>
       <w:r>
         <w:lastRenderedPageBreak/>
-        <w:t>Generator na temelju drugih jedinki</w:t>
-      </w:r>
-      <w:bookmarkEnd w:id="35"/>
-    </w:p>
-    <w:p>
-      <w:r>
-        <w:t>Kao što se može zaključiti iz naziva, ovaj generator stvara nove jedinke na temelju drugih jedinki koje sadrže potrebne trgovine zajedno s njihovim rasporedima. On je implementiran u dvije varijante, determinističkoj i stohastičkoj. U stohastičkoj varijanti, raspored za neke trgovine se ipak generira potpuno nasumično kako bi se održala nedeterministička priroda generatora. Ovaj generator koristi se kada rješavamo složeniji problem prije rješavanja kojeg smo riješili pripadne potprobleme pa ovaj generator koristimo za iskorištavanje rješenja potproblema.</w:t>
-      </w:r>
-      <w:r>
-        <w:t xml:space="preserve"> Ovaj generator u sučelju ima definiranu postavku p, koja predstavlja vjerojatnost slučajnog permutiranja za neku trgovinu.</w:t>
-      </w:r>
-    </w:p>
-    <w:p>
-      <w:pPr>
-        <w:pStyle w:val="Heading2"/>
-      </w:pPr>
-      <w:bookmarkStart w:id="36" w:name="_Toc232365996"/>
-      <w:r>
-        <w:t>Selekcija</w:t>
-      </w:r>
-      <w:bookmarkEnd w:id="36"/>
-    </w:p>
-    <w:p>
-      <w:r>
-        <w:t xml:space="preserve">Selekcija je također implementirana </w:t>
-      </w:r>
-      <w:r>
-        <w:t>generički</w:t>
-      </w:r>
-      <w:r>
-        <w:t>. Sučelje operatora je takvo da na ulazu prima cijelu populaciju, a kao izlaz daje točno dvije jedinke koje bi se trebale koristiti kao roditelji kod operatora križanja. Generalno pravilo operatora selekcije je da jedinke koje su bolje prema funkciji dobrote imaju veću vjerojatnost biti odabrane kao roditelj. Dobro svojstvo selekcije je također da sve jedinke imaju barem neku vjerojatnost biti odabrane.</w:t>
-      </w:r>
-      <w:r>
-        <w:t xml:space="preserve"> </w:t>
-      </w:r>
-      <w:r>
-        <w:t>Pojam koji vežemo uz operator selekcije jest selekcijski pritisak. Selekcijski pritisak predstavlja koliko je za neku jedinku zahtjevno da postane roditelj, odnosno opisuje koliko je jako distribucija odabira roditelja otežana u korist najboljih jedinki.</w:t>
+        <w:t xml:space="preserve">konačnici daje vrlo dobre rezultate. Parametar k, odnosno </w:t>
+      </w:r>
+      <w:r>
+        <w:rPr>
+          <w:rStyle w:val="KdutekstuChar"/>
+        </w:rPr>
+        <w:t>tournamentSize</w:t>
+      </w:r>
+      <w:r>
+        <w:t xml:space="preserve"> je postavka ovog operatora selekcije koju ćemo kasnije mijenjati.</w:t>
       </w:r>
     </w:p>
     <w:p>
       <w:pPr>
         <w:pStyle w:val="Heading3"/>
       </w:pPr>
-      <w:bookmarkStart w:id="37" w:name="_Toc232365997"/>
-      <w:r>
-        <w:t>Tro</w:t>
-      </w:r>
-      <w:r>
-        <w:t>-</w:t>
-      </w:r>
-      <w:r>
-        <w:t>turnirska selekcija</w:t>
-      </w:r>
-      <w:bookmarkEnd w:id="37"/>
-    </w:p>
-    <w:p>
-      <w:r>
-        <w:t xml:space="preserve">Najčešće korišteni oblik selekcije je turnirska selekcija. Turnirska selekcija sa veličinom turnira k odvija se na način da točno dva najbolja od nasumično odabranih k jedinki iz populacije budu odabrani kao roditelji. Najčešće korištena veličina turnira je 3 pa se ta inačica turnirske selekcije poznato naziva i tro-turnirska selekcija. Turnirska selekcija najčešće je korišteni oblik selekcije zbog jasne intuicije i jednostavne implementacije, a u konačnici daje vrlo dobre rezultate. Parametar k, odnosno </w:t>
-      </w:r>
-      <w:r>
-        <w:rPr>
-          <w:rStyle w:val="KdutekstuChar"/>
-        </w:rPr>
-        <w:t>tournamentSize</w:t>
-      </w:r>
-      <w:r>
-        <w:t xml:space="preserve"> je postavka ovog operatora selekcije koju ćemo kasnije mijenjati.</w:t>
-      </w:r>
-    </w:p>
-    <w:p>
-      <w:pPr>
-        <w:pStyle w:val="Heading3"/>
-      </w:pPr>
-      <w:bookmarkStart w:id="38" w:name="_Toc232365998"/>
-      <w:r>
-        <w:lastRenderedPageBreak/>
+      <w:bookmarkStart w:id="44" w:name="_Toc232365998"/>
+      <w:r>
         <w:t>Proporcionalna selekcija</w:t>
       </w:r>
-      <w:bookmarkEnd w:id="38"/>
+      <w:bookmarkEnd w:id="44"/>
     </w:p>
     <w:p>
       <w:r>
@@ -10149,23 +10512,23 @@
         <w:t>proporcionalna</w:t>
       </w:r>
       <w:r>
-        <w:t xml:space="preserve"> s kvalitetom jedinke. Česta implementacija je da je težina vjerojatnosti odabira jedinke jednaka točno dobroti te jedinke, međutim u našem problemu ispada kako su iznosi naše funkcije dobrote podjednaki između jedinki pa navedeno </w:t>
-      </w:r>
-      <w:commentRangeStart w:id="39"/>
-      <w:r>
-        <w:t>ne</w:t>
-      </w:r>
-      <w:commentRangeEnd w:id="39"/>
+        <w:t xml:space="preserve"> s kvalitetom jedinke. Česta implementacija je da je težina vjerojatnosti odabira jedinke jednaka točno dobroti te jedinke, međutim u našem problemu ispada kako su iznosi naše funkcije dobrote </w:t>
+      </w:r>
+      <w:commentRangeStart w:id="45"/>
+      <w:r>
+        <w:t>podjednaki između jedinki pa navedeno ne daje dobre rezultate.</w:t>
+      </w:r>
+      <w:commentRangeEnd w:id="45"/>
       <w:r>
         <w:rPr>
           <w:rStyle w:val="CommentReference"/>
           <w:sz w:val="24"/>
           <w:szCs w:val="24"/>
         </w:rPr>
-        <w:commentReference w:id="39"/>
-      </w:r>
-      <w:r>
-        <w:t xml:space="preserve"> daje dobre rezultate. Umjesto takve proporcionalnosti, implementirana je </w:t>
+        <w:commentReference w:id="45"/>
+      </w:r>
+      <w:r>
+        <w:t xml:space="preserve"> Umjesto takve proporcionalnosti, implementirana je </w:t>
       </w:r>
       <w:r>
         <w:t>proporcionalna</w:t>
@@ -10502,11 +10865,11 @@
       <w:r>
         <w:t xml:space="preserve"> </w:t>
       </w:r>
-      <w:bookmarkStart w:id="40" w:name="_Toc232365999"/>
+      <w:bookmarkStart w:id="46" w:name="_Toc232365999"/>
       <w:r>
         <w:t>Eliminacija</w:t>
       </w:r>
-      <w:bookmarkEnd w:id="40"/>
+      <w:bookmarkEnd w:id="46"/>
     </w:p>
     <w:p>
       <w:r>
@@ -10519,19 +10882,22 @@
         <w:t>turnirsku</w:t>
       </w:r>
       <w:r>
-        <w:t xml:space="preserve"> selekciju kao i proceduru kojem se jedinke uklanjaju u jednostavnom generacijskom genetskom algoritmu. Uz operatore selekcije i eliminacije vežemo pojam elitizma. Elitizam je broj najboljih jedinki koje će preživijeti u iduću generaciju. U praksi se pokazalo da je elitizam od barem jedne jedinke potreban zato što gubljenje trenutnog najboljeg rješenja iz populacije ne daje dobre rezultate, odnosno ponekad dovodi do divergencije algoritma. Sučelje operatora je takvo da na ulazu prima cijelu populaciju, a na izlazu daje populaciju bez jedinki koje su eliminirane. </w:t>
+        <w:t xml:space="preserve"> selekciju kao i proceduru kojem se jedinke uklanjaju u jednostavnom generacijskom genetskom algoritmu. Uz operatore selekcije i eliminacije vežemo pojam elitizma. Elitizam je broj najboljih jedinki koje će preživijeti u iduću generaciju. U praksi se pokazalo da je elitizam od barem jedne jedinke potreban zato što </w:t>
+      </w:r>
+      <w:r>
+        <w:lastRenderedPageBreak/>
+        <w:t xml:space="preserve">gubljenje trenutnog najboljeg rješenja iz populacije ne daje dobre rezultate, odnosno ponekad dovodi do divergencije algoritma. Sučelje operatora je takvo da na ulazu prima cijelu populaciju, a na izlazu daje populaciju bez jedinki koje su eliminirane. </w:t>
       </w:r>
     </w:p>
     <w:p>
       <w:pPr>
         <w:pStyle w:val="Heading3"/>
       </w:pPr>
-      <w:bookmarkStart w:id="41" w:name="_Toc232366000"/>
-      <w:r>
-        <w:lastRenderedPageBreak/>
+      <w:bookmarkStart w:id="47" w:name="_Toc232366000"/>
+      <w:r>
         <w:t>Elitistička eliminacija</w:t>
       </w:r>
-      <w:bookmarkEnd w:id="41"/>
+      <w:bookmarkEnd w:id="47"/>
     </w:p>
     <w:p>
       <w:r>
@@ -10560,11 +10926,11 @@
       <w:pPr>
         <w:pStyle w:val="Heading3"/>
       </w:pPr>
-      <w:bookmarkStart w:id="42" w:name="_Toc232366001"/>
+      <w:bookmarkStart w:id="48" w:name="_Toc232366001"/>
       <w:r>
         <w:t>Geometrijska eliminacija</w:t>
       </w:r>
-      <w:bookmarkEnd w:id="42"/>
+      <w:bookmarkEnd w:id="48"/>
     </w:p>
     <w:p>
       <w:r>
@@ -10596,11 +10962,11 @@
       <w:r>
         <w:t xml:space="preserve"> </w:t>
       </w:r>
-      <w:bookmarkStart w:id="43" w:name="_Toc232366002"/>
+      <w:bookmarkStart w:id="49" w:name="_Toc232366002"/>
       <w:r>
         <w:t>Križanje</w:t>
       </w:r>
-      <w:bookmarkEnd w:id="43"/>
+      <w:bookmarkEnd w:id="49"/>
     </w:p>
     <w:p>
       <w:r>
@@ -10614,7 +10980,7 @@
       <w:pPr>
         <w:pStyle w:val="Heading3"/>
       </w:pPr>
-      <w:bookmarkStart w:id="44" w:name="_Toc232366003"/>
+      <w:bookmarkStart w:id="50" w:name="_Toc232366003"/>
       <w:r>
         <w:lastRenderedPageBreak/>
         <w:t>Križanje s k</w:t>
@@ -10625,7 +10991,7 @@
       <w:r>
         <w:t>izmjena redaka</w:t>
       </w:r>
-      <w:bookmarkEnd w:id="44"/>
+      <w:bookmarkEnd w:id="50"/>
     </w:p>
     <w:p>
       <w:r>
@@ -10644,7 +11010,13 @@
         <w:t xml:space="preserve"> biti zadovoljena i nakon križanja. Ovaj postupak može se ponoviti za k trgovina istovremeno</w:t>
       </w:r>
       <w:r>
-        <w:t>, prikazano na Slici 7,</w:t>
+        <w:t xml:space="preserve">, prikazano na </w:t>
+      </w:r>
+      <w:r>
+        <w:t>s</w:t>
+      </w:r>
+      <w:r>
+        <w:t>lici 7,</w:t>
       </w:r>
       <w:r>
         <w:t xml:space="preserve"> što ovaj operator križanja nudi kao postavku kroz svoje sučelje. Osim te postavke, u ovome operatoru nudimo i postavku za vjerojatnost križanja p koja omogućuje da ovaj operator baš roditelje, bez ikakvih izmjena, proslijedi operatoru mutacije.</w:t>
@@ -10656,6 +11028,9 @@
         <w:keepNext/>
       </w:pPr>
       <w:r>
+        <w:rPr>
+          <w:noProof/>
+        </w:rPr>
         <w:drawing>
           <wp:inline distT="0" distB="0" distL="0" distR="0" wp14:anchorId="12578D09" wp14:editId="7A99829F">
             <wp:extent cx="4511040" cy="2409002"/>
@@ -10769,19 +11144,25 @@
       <w:pPr>
         <w:pStyle w:val="Heading3"/>
       </w:pPr>
-      <w:bookmarkStart w:id="45" w:name="_Toc232366004"/>
+      <w:bookmarkStart w:id="51" w:name="_Toc232366004"/>
       <w:r>
         <w:lastRenderedPageBreak/>
         <w:t>Križanje s k izmjena stupaca</w:t>
       </w:r>
-      <w:bookmarkEnd w:id="45"/>
+      <w:bookmarkEnd w:id="51"/>
     </w:p>
     <w:p>
       <w:r>
         <w:t>Osim izmjenom redaka, odnosno rasporeda trgovina unutar rješenja, rješenja možemo križati i izmjenom stupaca odnosno izmjenom rasporeda za pojedine nedjelje. S obzirom da ćemo funkciju vrijednosti odnosno funkciju dobrote računati na temelju trgovina koje rade pojedine nedjelje, izmjena rasporeda za pojedinu nedjelju vrlo će dobro iskorištavati dobre rasporede za pojedine nedjelje. Mana ovog pristupa jest što ovaj operator po svojoj prirodi ne čuva stanje ograničenja rješenja već je nakon svakog križanja potomak potrebno „popraviti“. Popravak rješenja vrlo je zahtjevna procedura koja za mnogo ulaznih trgovina i mnogo ulaznih nedjelja može potrajati. Popravak rješenja vrši se na način da se za pojedinu trgovinu, radne nedjelje uklanjaju na nasumičan način ako ih je previše, odnosno radne nedjelje dodaju na nasumičan način ako ih je premalo. Ostatak rada operatora analogan je radu operatoru križanja s k izmjena redaka.</w:t>
       </w:r>
       <w:r>
-        <w:t xml:space="preserve"> Dijagram procedure za križanje s k izmjena stupaca nalazi se na Slici 8.</w:t>
+        <w:t xml:space="preserve"> Dijagram procedure za križanje s k izmjena stupaca nalazi se na </w:t>
+      </w:r>
+      <w:r>
+        <w:t>s</w:t>
+      </w:r>
+      <w:r>
+        <w:t>lici 8.</w:t>
       </w:r>
       <w:r>
         <w:t xml:space="preserve"> Za ovaj operator implementirane su identične varijante onima kod prijašnjeg operatora te u svojem sučelju nude identične postavke.</w:t>
@@ -10793,6 +11174,9 @@
         <w:keepNext/>
       </w:pPr>
       <w:r>
+        <w:rPr>
+          <w:noProof/>
+        </w:rPr>
         <w:drawing>
           <wp:inline distT="0" distB="0" distL="0" distR="0" wp14:anchorId="1EC8C0BC" wp14:editId="77C8F64F">
             <wp:extent cx="4756655" cy="2537460"/>
@@ -10866,11 +11250,11 @@
       <w:r>
         <w:t xml:space="preserve"> </w:t>
       </w:r>
-      <w:bookmarkStart w:id="46" w:name="_Toc232366005"/>
+      <w:bookmarkStart w:id="52" w:name="_Toc232366005"/>
       <w:r>
         <w:t>Mutacija</w:t>
       </w:r>
-      <w:bookmarkEnd w:id="46"/>
+      <w:bookmarkEnd w:id="52"/>
     </w:p>
     <w:p>
       <w:r>
@@ -10883,7 +11267,13 @@
         <w:t xml:space="preserve"> slučajni mutator </w:t>
       </w:r>
       <w:r>
-        <w:t xml:space="preserve">na Slici 9 </w:t>
+        <w:t xml:space="preserve">na </w:t>
+      </w:r>
+      <w:r>
+        <w:t>s</w:t>
+      </w:r>
+      <w:r>
+        <w:t xml:space="preserve">lici 9 </w:t>
       </w:r>
       <w:r>
         <w:t xml:space="preserve">koji ima parametre </w:t>
@@ -10996,11 +11386,11 @@
       <w:r>
         <w:t xml:space="preserve"> </w:t>
       </w:r>
-      <w:bookmarkStart w:id="47" w:name="_Toc232366006"/>
+      <w:bookmarkStart w:id="53" w:name="_Toc232366006"/>
       <w:r>
         <w:t>Funkcija dobrote</w:t>
       </w:r>
-      <w:bookmarkEnd w:id="47"/>
+      <w:bookmarkEnd w:id="53"/>
     </w:p>
     <w:p>
       <w:r>
@@ -11021,11 +11411,11 @@
       <w:pPr>
         <w:pStyle w:val="Heading3"/>
       </w:pPr>
-      <w:bookmarkStart w:id="48" w:name="_Toc232366007"/>
+      <w:bookmarkStart w:id="54" w:name="_Toc232366007"/>
       <w:r>
         <w:t>Funkcija vrijednosti</w:t>
       </w:r>
-      <w:bookmarkEnd w:id="48"/>
+      <w:bookmarkEnd w:id="54"/>
     </w:p>
     <w:p>
       <w:r>
@@ -11049,318 +11439,458 @@
       <w:pPr>
         <w:pStyle w:val="Heading3"/>
       </w:pPr>
-      <w:bookmarkStart w:id="49" w:name="_Toc232366008"/>
+      <w:bookmarkStart w:id="55" w:name="_Toc232366008"/>
       <w:r>
         <w:t>Funkcija za izračun radijusa</w:t>
       </w:r>
-      <w:bookmarkEnd w:id="49"/>
-    </w:p>
-    <w:p>
-      <w:r>
-        <w:t>Radijus na kojem trgovina ima utjecaj modeliran je na temelju zakona gravitacije u maloprodaji kojega je opisao američki ekonomist William J. Reilly 1931. Zakon je heuristika temeljena na Newtonovom gravitacijskom modelu kod kojeg umjesto mase tijela koristi mjeru za privlačnost (engl. attractivness) trgovine, koju mi u našem kontekstu nazivamo vrijednost.</w:t>
-      </w:r>
-    </w:p>
-    <w:p>
-      <w:r>
-        <w:t xml:space="preserve">Prvo se za svaku trgovinu računa njen bazični radijus koji se računa na temelju največeg dozvoljenog radijusa kao i odnosa vrijednosti te trgovine s obzirom na najveću trgovinu u skupu podataka. </w:t>
+      <w:bookmarkEnd w:id="55"/>
+    </w:p>
+    <w:p>
+      <w:r>
+        <w:t>Radijus na kojem trgovina ima utjecaj modeliran je na temelju zakona gravitacije u maloprodaji kojega je opisao američki ekonomist William J. Reilly 1931.</w:t>
+      </w:r>
+      <w:r>
+        <w:t xml:space="preserve"> [</w:t>
+      </w:r>
+      <w:r>
+        <w:t>5</w:t>
+      </w:r>
+      <w:r>
+        <w:t>]</w:t>
+      </w:r>
+      <w:r>
+        <w:t xml:space="preserve"> Zakon je heuristika temeljena na Newtonovom gravitacijskom modelu kod kojeg umjesto mase tijela koristi mjeru za privlačnost (engl. attractivness) trgovine, koju mi u našem kontekstu nazivamo vrijednost.</w:t>
+      </w:r>
+    </w:p>
+    <w:p>
+      <w:r>
+        <w:t>Prvo se za svaku trgovinu računa njen bazični radijus koji se računa na temelju najve</w:t>
+      </w:r>
+      <w:r>
+        <w:t>ć</w:t>
+      </w:r>
+      <w:r>
+        <w:t xml:space="preserve">eg dozvoljenog radijusa kao i odnosa vrijednosti te trgovine s obzirom na najveću trgovinu u skupu podataka. </w:t>
       </w:r>
       <w:r>
         <w:t>S obzirom da želimo preslikati vrijednost trgovine u njenu površinu, a ne nužno njen radijus, u formuli za omjer vrijednosti koristimo korijen. B</w:t>
       </w:r>
       <w:r>
-        <w:t>azični radijus predstavlja radijus te trgovine u izolaciji od ostalih trgovina, samo na temelju metrike vrijednosti.</w:t>
-      </w:r>
-    </w:p>
-    <w:p>
-      <m:oMathPara>
-        <m:oMath>
-          <m:sSub>
-            <m:sSubPr>
-              <m:ctrlPr>
-                <w:rPr>
-                  <w:rFonts w:ascii="Cambria Math" w:hAnsi="Cambria Math"/>
-                  <w:i/>
-                </w:rPr>
-              </m:ctrlPr>
-            </m:sSubPr>
-            <m:e>
-              <m:r>
-                <w:rPr>
-                  <w:rFonts w:ascii="Cambria Math" w:hAnsi="Cambria Math"/>
-                </w:rPr>
-                <m:t>R</m:t>
-              </m:r>
-            </m:e>
-            <m:sub>
-              <m:r>
-                <w:rPr>
-                  <w:rFonts w:ascii="Cambria Math" w:hAnsi="Cambria Math"/>
-                </w:rPr>
-                <m:t>base,  i</m:t>
-              </m:r>
-            </m:sub>
-          </m:sSub>
-          <m:r>
-            <w:rPr>
-              <w:rFonts w:ascii="Cambria Math" w:hAnsi="Cambria Math"/>
-            </w:rPr>
-            <m:t>=</m:t>
-          </m:r>
-          <m:sSub>
-            <m:sSubPr>
-              <m:ctrlPr>
-                <w:rPr>
-                  <w:rFonts w:ascii="Cambria Math" w:hAnsi="Cambria Math"/>
-                  <w:i/>
-                </w:rPr>
-              </m:ctrlPr>
-            </m:sSubPr>
-            <m:e>
-              <m:r>
-                <w:rPr>
-                  <w:rFonts w:ascii="Cambria Math" w:hAnsi="Cambria Math"/>
-                </w:rPr>
-                <m:t>R</m:t>
-              </m:r>
-            </m:e>
-            <m:sub>
-              <m:r>
-                <w:rPr>
-                  <w:rFonts w:ascii="Cambria Math" w:hAnsi="Cambria Math"/>
-                </w:rPr>
-                <m:t>max</m:t>
-              </m:r>
-            </m:sub>
-          </m:sSub>
-          <m:r>
-            <w:rPr>
-              <w:rFonts w:ascii="Cambria Math" w:hAnsi="Cambria Math"/>
-            </w:rPr>
-            <m:t xml:space="preserve"> ∙</m:t>
-          </m:r>
-          <m:rad>
-            <m:radPr>
-              <m:degHide m:val="1"/>
-              <m:ctrlPr>
-                <w:rPr>
-                  <w:rFonts w:ascii="Cambria Math" w:hAnsi="Cambria Math"/>
-                  <w:i/>
-                </w:rPr>
-              </m:ctrlPr>
-            </m:radPr>
-            <m:deg/>
-            <m:e>
-              <m:f>
-                <m:fPr>
-                  <m:ctrlPr>
-                    <w:rPr>
-                      <w:rFonts w:ascii="Cambria Math" w:hAnsi="Cambria Math"/>
-                      <w:i/>
-                    </w:rPr>
-                  </m:ctrlPr>
-                </m:fPr>
-                <m:num>
-                  <m:sSub>
-                    <m:sSubPr>
-                      <m:ctrlPr>
-                        <w:rPr>
-                          <w:rFonts w:ascii="Cambria Math" w:hAnsi="Cambria Math"/>
-                          <w:i/>
-                        </w:rPr>
-                      </m:ctrlPr>
-                    </m:sSubPr>
-                    <m:e>
-                      <m:r>
-                        <w:rPr>
-                          <w:rFonts w:ascii="Cambria Math" w:hAnsi="Cambria Math"/>
-                        </w:rPr>
-                        <m:t>V</m:t>
-                      </m:r>
-                    </m:e>
-                    <m:sub>
-                      <m:r>
-                        <w:rPr>
-                          <w:rFonts w:ascii="Cambria Math" w:hAnsi="Cambria Math"/>
-                        </w:rPr>
-                        <m:t>i</m:t>
-                      </m:r>
-                    </m:sub>
-                  </m:sSub>
-                </m:num>
-                <m:den>
-                  <m:sSub>
-                    <m:sSubPr>
-                      <m:ctrlPr>
-                        <w:rPr>
-                          <w:rFonts w:ascii="Cambria Math" w:hAnsi="Cambria Math"/>
-                          <w:i/>
-                        </w:rPr>
-                      </m:ctrlPr>
-                    </m:sSubPr>
-                    <m:e>
-                      <m:r>
-                        <w:rPr>
-                          <w:rFonts w:ascii="Cambria Math" w:hAnsi="Cambria Math"/>
-                        </w:rPr>
-                        <m:t>V</m:t>
-                      </m:r>
-                    </m:e>
-                    <m:sub>
-                      <m:r>
-                        <w:rPr>
-                          <w:rFonts w:ascii="Cambria Math" w:hAnsi="Cambria Math"/>
-                        </w:rPr>
-                        <m:t>max</m:t>
-                      </m:r>
-                    </m:sub>
-                  </m:sSub>
-                </m:den>
-              </m:f>
-            </m:e>
-          </m:rad>
-        </m:oMath>
-      </m:oMathPara>
-    </w:p>
-    <w:p>
-      <w:r>
-        <w:t>Potom, modeliramo gravitacijski pritisak na trgovinu koji modelira koliko na trgovinu utječu trgovine u njenoj okolici. S uzorom na Newtonov gravitacijski model, pretpostavljamo da je pritisak proporcionalan relativnoj vrijednosti trgovine (masi) i obrnuto proporcionalan kvadratu udaljenosti trgovina. Pritisak možemo usporediti sa gravitacijskom silom u fizici. Udaljenost trgovina se s obzirom na njihove koordinate računa koristeći Haversine formulu.</w:t>
-      </w:r>
-    </w:p>
-    <w:p>
-      <m:oMathPara>
-        <m:oMath>
-          <m:sSub>
-            <m:sSubPr>
-              <m:ctrlPr>
-                <w:rPr>
-                  <w:rFonts w:ascii="Cambria Math" w:hAnsi="Cambria Math"/>
-                  <w:i/>
-                </w:rPr>
-              </m:ctrlPr>
-            </m:sSubPr>
-            <m:e>
-              <m:r>
-                <w:rPr>
-                  <w:rFonts w:ascii="Cambria Math" w:hAnsi="Cambria Math"/>
-                </w:rPr>
-                <m:t>P</m:t>
-              </m:r>
-            </m:e>
-            <m:sub>
-              <m:r>
-                <w:rPr>
-                  <w:rFonts w:ascii="Cambria Math" w:hAnsi="Cambria Math"/>
-                </w:rPr>
-                <m:t>i</m:t>
-              </m:r>
-            </m:sub>
-          </m:sSub>
-          <m:r>
-            <w:rPr>
-              <w:rFonts w:ascii="Cambria Math" w:hAnsi="Cambria Math"/>
-            </w:rPr>
-            <m:t>=</m:t>
-          </m:r>
-          <m:nary>
-            <m:naryPr>
-              <m:chr m:val="∑"/>
-              <m:limLoc m:val="undOvr"/>
-              <m:supHide m:val="1"/>
-              <m:ctrlPr>
-                <w:rPr>
-                  <w:rFonts w:ascii="Cambria Math" w:hAnsi="Cambria Math"/>
-                  <w:i/>
-                </w:rPr>
-              </m:ctrlPr>
-            </m:naryPr>
-            <m:sub>
-              <m:r>
-                <w:rPr>
-                  <w:rFonts w:ascii="Cambria Math" w:hAnsi="Cambria Math"/>
-                </w:rPr>
-                <m:t>j≠i</m:t>
-              </m:r>
-            </m:sub>
-            <m:sup/>
-            <m:e>
-              <m:f>
-                <m:fPr>
-                  <m:ctrlPr>
-                    <w:rPr>
-                      <w:rFonts w:ascii="Cambria Math" w:hAnsi="Cambria Math"/>
-                      <w:i/>
-                    </w:rPr>
-                  </m:ctrlPr>
-                </m:fPr>
-                <m:num>
-                  <m:sSub>
-                    <m:sSubPr>
-                      <m:ctrlPr>
-                        <w:rPr>
-                          <w:rFonts w:ascii="Cambria Math" w:hAnsi="Cambria Math"/>
-                          <w:i/>
-                        </w:rPr>
-                      </m:ctrlPr>
-                    </m:sSubPr>
-                    <m:e>
-                      <m:r>
-                        <w:rPr>
-                          <w:rFonts w:ascii="Cambria Math" w:hAnsi="Cambria Math"/>
-                        </w:rPr>
-                        <m:t>m</m:t>
-                      </m:r>
-                    </m:e>
-                    <m:sub>
-                      <m:r>
-                        <w:rPr>
-                          <w:rFonts w:ascii="Cambria Math" w:hAnsi="Cambria Math"/>
-                        </w:rPr>
-                        <m:t>j</m:t>
-                      </m:r>
-                    </m:sub>
-                  </m:sSub>
-                </m:num>
-                <m:den>
-                  <m:sSubSup>
-                    <m:sSubSupPr>
-                      <m:ctrlPr>
-                        <w:rPr>
-                          <w:rFonts w:ascii="Cambria Math" w:hAnsi="Cambria Math"/>
-                          <w:i/>
-                        </w:rPr>
-                      </m:ctrlPr>
-                    </m:sSubSupPr>
-                    <m:e>
-                      <m:r>
-                        <w:rPr>
-                          <w:rFonts w:ascii="Cambria Math" w:hAnsi="Cambria Math"/>
-                        </w:rPr>
-                        <m:t>d</m:t>
-                      </m:r>
-                    </m:e>
-                    <m:sub>
-                      <m:r>
-                        <w:rPr>
-                          <w:rFonts w:ascii="Cambria Math" w:hAnsi="Cambria Math"/>
-                        </w:rPr>
-                        <m:t>i,j</m:t>
-                      </m:r>
-                    </m:sub>
-                    <m:sup>
-                      <m:r>
-                        <w:rPr>
-                          <w:rFonts w:ascii="Cambria Math" w:hAnsi="Cambria Math"/>
-                        </w:rPr>
-                        <m:t>2</m:t>
-                      </m:r>
-                    </m:sup>
-                  </m:sSubSup>
-                </m:den>
-              </m:f>
-            </m:e>
-          </m:nary>
-        </m:oMath>
-      </m:oMathPara>
+        <w:t xml:space="preserve">azični radijus </w:t>
+      </w:r>
+      <w:commentRangeStart w:id="56"/>
+      <w:r>
+        <w:t>predstavlja radijus te trgovine u izolaciji od ostalih trgovina, samo na temelju metrike vrijednosti</w:t>
+      </w:r>
+      <w:r>
+        <w:t xml:space="preserve"> </w:t>
+      </w:r>
+      <m:oMath>
+        <m:sSub>
+          <m:sSubPr>
+            <m:ctrlPr>
+              <w:rPr>
+                <w:rFonts w:ascii="Cambria Math" w:hAnsi="Cambria Math"/>
+                <w:i/>
+              </w:rPr>
+            </m:ctrlPr>
+          </m:sSubPr>
+          <m:e>
+            <m:r>
+              <w:rPr>
+                <w:rFonts w:ascii="Cambria Math" w:hAnsi="Cambria Math"/>
+              </w:rPr>
+              <m:t>V</m:t>
+            </m:r>
+          </m:e>
+          <m:sub>
+            <m:r>
+              <w:rPr>
+                <w:rFonts w:ascii="Cambria Math" w:hAnsi="Cambria Math"/>
+              </w:rPr>
+              <m:t>i</m:t>
+            </m:r>
+          </m:sub>
+        </m:sSub>
+      </m:oMath>
+      <w:r>
+        <w:t>.</w:t>
+      </w:r>
+    </w:p>
+    <w:p>
+      <m:oMath>
+        <m:sSub>
+          <m:sSubPr>
+            <m:ctrlPr>
+              <w:rPr>
+                <w:rFonts w:ascii="Cambria Math" w:hAnsi="Cambria Math"/>
+                <w:i/>
+              </w:rPr>
+            </m:ctrlPr>
+          </m:sSubPr>
+          <m:e>
+            <m:r>
+              <w:rPr>
+                <w:rFonts w:ascii="Cambria Math" w:hAnsi="Cambria Math"/>
+              </w:rPr>
+              <m:t>R</m:t>
+            </m:r>
+          </m:e>
+          <m:sub>
+            <m:r>
+              <w:rPr>
+                <w:rFonts w:ascii="Cambria Math" w:hAnsi="Cambria Math"/>
+              </w:rPr>
+              <m:t>base,  i</m:t>
+            </m:r>
+          </m:sub>
+        </m:sSub>
+        <m:r>
+          <w:rPr>
+            <w:rFonts w:ascii="Cambria Math" w:hAnsi="Cambria Math"/>
+          </w:rPr>
+          <m:t>=</m:t>
+        </m:r>
+        <m:sSub>
+          <m:sSubPr>
+            <m:ctrlPr>
+              <w:rPr>
+                <w:rFonts w:ascii="Cambria Math" w:hAnsi="Cambria Math"/>
+                <w:i/>
+              </w:rPr>
+            </m:ctrlPr>
+          </m:sSubPr>
+          <m:e>
+            <m:r>
+              <w:rPr>
+                <w:rFonts w:ascii="Cambria Math" w:hAnsi="Cambria Math"/>
+              </w:rPr>
+              <m:t>R</m:t>
+            </m:r>
+          </m:e>
+          <m:sub>
+            <m:r>
+              <w:rPr>
+                <w:rFonts w:ascii="Cambria Math" w:hAnsi="Cambria Math"/>
+              </w:rPr>
+              <m:t>max</m:t>
+            </m:r>
+          </m:sub>
+        </m:sSub>
+        <m:r>
+          <w:rPr>
+            <w:rFonts w:ascii="Cambria Math" w:hAnsi="Cambria Math"/>
+          </w:rPr>
+          <m:t xml:space="preserve"> ∙</m:t>
+        </m:r>
+        <m:rad>
+          <m:radPr>
+            <m:degHide m:val="1"/>
+            <m:ctrlPr>
+              <w:rPr>
+                <w:rFonts w:ascii="Cambria Math" w:hAnsi="Cambria Math"/>
+                <w:i/>
+              </w:rPr>
+            </m:ctrlPr>
+          </m:radPr>
+          <m:deg/>
+          <m:e>
+            <m:f>
+              <m:fPr>
+                <m:ctrlPr>
+                  <w:rPr>
+                    <w:rFonts w:ascii="Cambria Math" w:hAnsi="Cambria Math"/>
+                    <w:i/>
+                  </w:rPr>
+                </m:ctrlPr>
+              </m:fPr>
+              <m:num>
+                <m:sSub>
+                  <m:sSubPr>
+                    <m:ctrlPr>
+                      <w:rPr>
+                        <w:rFonts w:ascii="Cambria Math" w:hAnsi="Cambria Math"/>
+                        <w:i/>
+                      </w:rPr>
+                    </m:ctrlPr>
+                  </m:sSubPr>
+                  <m:e>
+                    <m:r>
+                      <w:rPr>
+                        <w:rFonts w:ascii="Cambria Math" w:hAnsi="Cambria Math"/>
+                      </w:rPr>
+                      <m:t>V</m:t>
+                    </m:r>
+                  </m:e>
+                  <m:sub>
+                    <m:r>
+                      <w:rPr>
+                        <w:rFonts w:ascii="Cambria Math" w:hAnsi="Cambria Math"/>
+                      </w:rPr>
+                      <m:t>i</m:t>
+                    </m:r>
+                  </m:sub>
+                </m:sSub>
+              </m:num>
+              <m:den>
+                <m:sSub>
+                  <m:sSubPr>
+                    <m:ctrlPr>
+                      <w:rPr>
+                        <w:rFonts w:ascii="Cambria Math" w:hAnsi="Cambria Math"/>
+                        <w:i/>
+                      </w:rPr>
+                    </m:ctrlPr>
+                  </m:sSubPr>
+                  <m:e>
+                    <m:r>
+                      <w:rPr>
+                        <w:rFonts w:ascii="Cambria Math" w:hAnsi="Cambria Math"/>
+                      </w:rPr>
+                      <m:t>V</m:t>
+                    </m:r>
+                  </m:e>
+                  <m:sub>
+                    <m:r>
+                      <w:rPr>
+                        <w:rFonts w:ascii="Cambria Math" w:hAnsi="Cambria Math"/>
+                      </w:rPr>
+                      <m:t>max</m:t>
+                    </m:r>
+                  </m:sub>
+                </m:sSub>
+              </m:den>
+            </m:f>
+          </m:e>
+        </m:rad>
+      </m:oMath>
+      <w:commentRangeEnd w:id="56"/>
+      <w:r>
+        <w:rPr>
+          <w:rStyle w:val="CommentReference"/>
+          <w:sz w:val="24"/>
+          <w:szCs w:val="24"/>
+        </w:rPr>
+        <w:commentReference w:id="56"/>
+      </w:r>
+    </w:p>
+    <w:p>
+      <w:commentRangeStart w:id="57"/>
+      <w:r>
+        <w:t>Potom, modeliramo gravitacijski pritisak na trgovinu koji modelira koliko na trgovinu utječu trgovine u njenoj okolici. S uzorom na Newtonov gravitacijski model, pretpostavljamo da je pritisak proporcionalan relativnoj vrijednosti trgovine (masi</w:t>
+      </w:r>
+      <w:r>
+        <w:t xml:space="preserve"> </w:t>
+      </w:r>
+      <m:oMath>
+        <m:sSub>
+          <m:sSubPr>
+            <m:ctrlPr>
+              <w:rPr>
+                <w:rFonts w:ascii="Cambria Math" w:hAnsi="Cambria Math"/>
+                <w:i/>
+              </w:rPr>
+            </m:ctrlPr>
+          </m:sSubPr>
+          <m:e>
+            <m:r>
+              <w:rPr>
+                <w:rFonts w:ascii="Cambria Math" w:hAnsi="Cambria Math"/>
+              </w:rPr>
+              <m:t>m</m:t>
+            </m:r>
+          </m:e>
+          <m:sub>
+            <m:r>
+              <w:rPr>
+                <w:rFonts w:ascii="Cambria Math" w:hAnsi="Cambria Math"/>
+              </w:rPr>
+              <m:t>j</m:t>
+            </m:r>
+          </m:sub>
+        </m:sSub>
+      </m:oMath>
+      <w:r>
+        <w:t>) i obrnuto proporcionalan kvadratu udaljenosti trgovina</w:t>
+      </w:r>
+      <w:r>
+        <w:t xml:space="preserve"> </w:t>
+      </w:r>
+      <m:oMath>
+        <m:sSubSup>
+          <m:sSubSupPr>
+            <m:ctrlPr>
+              <w:rPr>
+                <w:rFonts w:ascii="Cambria Math" w:hAnsi="Cambria Math"/>
+                <w:i/>
+              </w:rPr>
+            </m:ctrlPr>
+          </m:sSubSupPr>
+          <m:e>
+            <m:r>
+              <w:rPr>
+                <w:rFonts w:ascii="Cambria Math" w:hAnsi="Cambria Math"/>
+              </w:rPr>
+              <m:t>d</m:t>
+            </m:r>
+          </m:e>
+          <m:sub>
+            <m:r>
+              <w:rPr>
+                <w:rFonts w:ascii="Cambria Math" w:hAnsi="Cambria Math"/>
+              </w:rPr>
+              <m:t>i,j</m:t>
+            </m:r>
+          </m:sub>
+          <m:sup/>
+        </m:sSubSup>
+      </m:oMath>
+      <w:r>
+        <w:t>. Pritisak možemo usporediti sa gravitacijskom silom u fizici. Udaljenost trgovina se s obzirom na njihove koordinate računa koristeći Haversine formulu.</w:t>
+      </w:r>
+    </w:p>
+    <w:p>
+      <m:oMath>
+        <m:sSub>
+          <m:sSubPr>
+            <m:ctrlPr>
+              <w:rPr>
+                <w:rFonts w:ascii="Cambria Math" w:hAnsi="Cambria Math"/>
+                <w:i/>
+              </w:rPr>
+            </m:ctrlPr>
+          </m:sSubPr>
+          <m:e>
+            <m:r>
+              <w:rPr>
+                <w:rFonts w:ascii="Cambria Math" w:hAnsi="Cambria Math"/>
+              </w:rPr>
+              <m:t>P</m:t>
+            </m:r>
+          </m:e>
+          <m:sub>
+            <m:r>
+              <w:rPr>
+                <w:rFonts w:ascii="Cambria Math" w:hAnsi="Cambria Math"/>
+              </w:rPr>
+              <m:t>i</m:t>
+            </m:r>
+          </m:sub>
+        </m:sSub>
+        <m:r>
+          <w:rPr>
+            <w:rFonts w:ascii="Cambria Math" w:hAnsi="Cambria Math"/>
+          </w:rPr>
+          <m:t>=</m:t>
+        </m:r>
+        <m:nary>
+          <m:naryPr>
+            <m:chr m:val="∑"/>
+            <m:limLoc m:val="undOvr"/>
+            <m:supHide m:val="1"/>
+            <m:ctrlPr>
+              <w:rPr>
+                <w:rFonts w:ascii="Cambria Math" w:hAnsi="Cambria Math"/>
+                <w:i/>
+              </w:rPr>
+            </m:ctrlPr>
+          </m:naryPr>
+          <m:sub>
+            <m:r>
+              <w:rPr>
+                <w:rFonts w:ascii="Cambria Math" w:hAnsi="Cambria Math"/>
+              </w:rPr>
+              <m:t>j≠i</m:t>
+            </m:r>
+          </m:sub>
+          <m:sup/>
+          <m:e>
+            <m:f>
+              <m:fPr>
+                <m:ctrlPr>
+                  <w:rPr>
+                    <w:rFonts w:ascii="Cambria Math" w:hAnsi="Cambria Math"/>
+                    <w:i/>
+                  </w:rPr>
+                </m:ctrlPr>
+              </m:fPr>
+              <m:num>
+                <m:sSub>
+                  <m:sSubPr>
+                    <m:ctrlPr>
+                      <w:rPr>
+                        <w:rFonts w:ascii="Cambria Math" w:hAnsi="Cambria Math"/>
+                        <w:i/>
+                      </w:rPr>
+                    </m:ctrlPr>
+                  </m:sSubPr>
+                  <m:e>
+                    <m:r>
+                      <w:rPr>
+                        <w:rFonts w:ascii="Cambria Math" w:hAnsi="Cambria Math"/>
+                      </w:rPr>
+                      <m:t>m</m:t>
+                    </m:r>
+                  </m:e>
+                  <m:sub>
+                    <m:r>
+                      <w:rPr>
+                        <w:rFonts w:ascii="Cambria Math" w:hAnsi="Cambria Math"/>
+                      </w:rPr>
+                      <m:t>j</m:t>
+                    </m:r>
+                  </m:sub>
+                </m:sSub>
+              </m:num>
+              <m:den>
+                <m:sSubSup>
+                  <m:sSubSupPr>
+                    <m:ctrlPr>
+                      <w:rPr>
+                        <w:rFonts w:ascii="Cambria Math" w:hAnsi="Cambria Math"/>
+                        <w:i/>
+                      </w:rPr>
+                    </m:ctrlPr>
+                  </m:sSubSupPr>
+                  <m:e>
+                    <m:r>
+                      <w:rPr>
+                        <w:rFonts w:ascii="Cambria Math" w:hAnsi="Cambria Math"/>
+                      </w:rPr>
+                      <m:t>d</m:t>
+                    </m:r>
+                  </m:e>
+                  <m:sub>
+                    <m:r>
+                      <w:rPr>
+                        <w:rFonts w:ascii="Cambria Math" w:hAnsi="Cambria Math"/>
+                      </w:rPr>
+                      <m:t>i,j</m:t>
+                    </m:r>
+                  </m:sub>
+                  <m:sup>
+                    <m:r>
+                      <w:rPr>
+                        <w:rFonts w:ascii="Cambria Math" w:hAnsi="Cambria Math"/>
+                      </w:rPr>
+                      <m:t>2</m:t>
+                    </m:r>
+                  </m:sup>
+                </m:sSubSup>
+              </m:den>
+            </m:f>
+          </m:e>
+        </m:nary>
+      </m:oMath>
+      <w:commentRangeEnd w:id="57"/>
+      <w:r>
+        <w:rPr>
+          <w:rStyle w:val="CommentReference"/>
+          <w:sz w:val="24"/>
+          <w:szCs w:val="24"/>
+        </w:rPr>
+        <w:commentReference w:id="57"/>
+      </w:r>
     </w:p>
     <w:p>
       <w:r>
@@ -11641,11 +12171,11 @@
       <w:pPr>
         <w:pStyle w:val="Heading3"/>
       </w:pPr>
-      <w:bookmarkStart w:id="50" w:name="_Toc232366009"/>
+      <w:bookmarkStart w:id="58" w:name="_Toc232366009"/>
       <w:r>
         <w:t>Kombinirana funkcija dobrote</w:t>
       </w:r>
-      <w:bookmarkEnd w:id="50"/>
+      <w:bookmarkEnd w:id="58"/>
     </w:p>
     <w:p>
       <w:r>
@@ -11681,13 +12211,49 @@
         </m:f>
       </m:oMath>
       <w:r>
-        <w:t>. Područje utjecaja intuitivnije bi bilo opisati krugovima, međutim s obzirom da ćemo nad navedenim oblicima raditi operacije presijeka i unije, te operacije mnogo je jednostavnije i brže izvesti ako su ti oblici isključivo kvadrati. Osim toga, u naše svrhe kvadrat dovoljno dobro opisuje područje utjecaja. Iscrtavanjem kvadrata dobivenih koristeći prethodno opisani postupak, za trgovine koje neke nedjelje u rasporedu rade, dobit ćemo područje utjecaja s preklapanjima prikazano na Slici</w:t>
+        <w:t xml:space="preserve">. Područje utjecaja intuitivnije bi bilo opisati krugovima, međutim s obzirom da ćemo nad navedenim oblicima raditi operacije presjeka i unije, te operacije mnogo je jednostavnije i brže izvesti ako su ti oblici isključivo kvadrati. Osim toga, u naše svrhe kvadrat dovoljno dobro opisuje područje utjecaja. Iscrtavanjem kvadrata dobivenih koristeći prethodno opisani postupak, za trgovine koje neke nedjelje u rasporedu rade, dobit ćemo područje utjecaja s preklapanjima prikazano na </w:t>
+      </w:r>
+      <w:r>
+        <w:t>s</w:t>
+      </w:r>
+      <w:r>
+        <w:t>lici</w:t>
       </w:r>
       <w:r>
         <w:t xml:space="preserve"> 10</w:t>
       </w:r>
       <w:r>
-        <w:t xml:space="preserve"> plavom bojom. Kako bi u obzir uzeli kriterij pokrivenosti, našoj funkciji dobrote dodati ćemo površinu unije iscrtanih kvadrata prikazano na Slici crvenom bojom. U svrhu „kažnjavanja“ u okviru kriterija kanibalizacije od funkcije dobrote oduzimati ćemo svako područje na kojem barem dvije trgovine imaju preklapanje u području utjecaja, takvo područje prikazano je na Slici zelenom bojom. Naša konačna funkcija dobrote biti će jednaka površini žutog lika na Slici .</w:t>
+        <w:t xml:space="preserve"> plavom bojom. Kako bi u obzir uzeli kriterij pokrivenosti, našoj funkciji dobrote dodati ćemo površinu unije iscrtanih kvadrata prikazano na </w:t>
+      </w:r>
+      <w:r>
+        <w:t>s</w:t>
+      </w:r>
+      <w:r>
+        <w:t xml:space="preserve">lici </w:t>
+      </w:r>
+      <w:r>
+        <w:t xml:space="preserve">10 </w:t>
+      </w:r>
+      <w:r>
+        <w:t xml:space="preserve">crvenom bojom. U svrhu „kažnjavanja“ u okviru kriterija kanibalizacije od funkcije dobrote oduzimati ćemo svako područje na kojem barem dvije trgovine imaju preklapanje u području utjecaja, takvo područje prikazano je na </w:t>
+      </w:r>
+      <w:r>
+        <w:t>s</w:t>
+      </w:r>
+      <w:r>
+        <w:t>lici</w:t>
+      </w:r>
+      <w:r>
+        <w:t xml:space="preserve"> 10</w:t>
+      </w:r>
+      <w:r>
+        <w:t xml:space="preserve"> zelenom bojom. Naša konačna funkcija dobrote biti će jednaka površini žutog lika n</w:t>
+      </w:r>
+      <w:r>
+        <w:t>a slici 10</w:t>
+      </w:r>
+      <w:r>
+        <w:t>.</w:t>
       </w:r>
     </w:p>
     <w:p>
@@ -11696,6 +12262,9 @@
         <w:keepNext/>
       </w:pPr>
       <w:r>
+        <w:rPr>
+          <w:noProof/>
+        </w:rPr>
         <w:lastRenderedPageBreak/>
         <w:drawing>
           <wp:inline distT="0" distB="0" distL="0" distR="0" wp14:anchorId="26DC3D72" wp14:editId="38F593B4">
@@ -11765,31 +12334,46 @@
     </w:p>
     <w:p>
       <w:r>
-        <w:t>Bitno je napomenuti kako algoritam rezultate funkcije dobrote tumači na način da veći iznos funkcije dobrote predstavlja bolju jedinku, to bi trebalo biti i jasno iz samo naziva funkcije dobrote. Pretpostavka je da će ovaj model, zajedno sa modelom za funkciju vrijednosti i izračun radijusa dobro modelirati volumen prodaje s obzirom na trgovine koje rade specifične nedjelje. Analogija koja se iz prethodnog primjera može izvuči jest da površina predstavlja dostupan novac, odnosno mušterije na nekom području pa tada područje unije predstavlja ukupno količinu građana koji su pokriveni rasporedom dok područje presijeka predstavlja količinu građana kod kojih će doći do kanibalizacije radi preklapanja područja na kojem djeluju trgovine.</w:t>
+        <w:t>Bitno je napomenuti kako algoritam rezultate funkcije dobrote tumači na način da veći iznos funkcije dobrote predstavlja bolju jedinku, to bi trebalo biti i jasno iz samo</w:t>
+      </w:r>
+      <w:r>
+        <w:t>g</w:t>
+      </w:r>
+      <w:r>
+        <w:t xml:space="preserve"> naziva funkcije dobrote. Pretpostavka je da će ovaj model, zajedno sa modelom za funkciju vrijednosti i izračun radijusa dobro modelirati volumen prodaje s obzirom na trgovine koje rade specifične nedjelje. Analogija koja se iz prethodnog primjera može izvu</w:t>
+      </w:r>
+      <w:r>
+        <w:t>ć</w:t>
+      </w:r>
+      <w:r>
+        <w:t>i jest da površina predstavlja dostupan novac, odnosno mušterije na nekom području pa tada područje unije predstavlja ukupno količinu građana koji su pokriveni rasporedom dok područje presjeka predstavlja količinu građana kod kojih će doći do kanibalizacije radi preklapanja područja na kojem djeluju trgovine.</w:t>
       </w:r>
     </w:p>
     <w:p>
       <w:pPr>
         <w:pStyle w:val="Heading2"/>
       </w:pPr>
-      <w:bookmarkStart w:id="51" w:name="_Toc232366010"/>
+      <w:bookmarkStart w:id="59" w:name="_Toc232366010"/>
+      <w:r>
+        <w:t xml:space="preserve"> </w:t>
+      </w:r>
       <w:r>
         <w:t>Paralelizacija algoritma</w:t>
       </w:r>
-      <w:bookmarkEnd w:id="51"/>
-    </w:p>
-    <w:p>
-      <w:r>
-        <w:t xml:space="preserve">Implementacijom algoritma u Java-i omogućili smo jednostavno proširenje algoritma paralelizacijom. </w:t>
-      </w:r>
-      <w:r>
-        <w:t>Genetski algoritmi po svojoj su prirodi pogodni za paralelizaciju jer spadaju u klasu algoritama koji se još nazivaju trivijalno paralelnima (engl. embarassingly parallel). To znači da se algoritam može raspodijeliti na više procesorskih jezgri ili dretvi uz vrlo malo truda i gotovo bez potrebe za sinkronizacijom i komunikacijom između dretvi. Paralelizacija se kod genetskih algoritama najčešće uvodi kod računanja funkcije dobrote zato što je baš funkcija dobrote najčešće usko grlo izvršavanja algoritma (engl. bottle</w:t>
-      </w:r>
-      <w:r>
-        <w:t>-</w:t>
-      </w:r>
-      <w:r>
-        <w:t>neck). Kada je to slučaj, genetski algoritam trivijalno se paralelizira tako da se određeni broj izračuna funkcije dobrote podijeli između više računskih jedinica s ciljem linearnog ubrzanja računa.</w:t>
+      <w:bookmarkEnd w:id="59"/>
+    </w:p>
+    <w:p>
+      <w:r>
+        <w:t>Implementacijom algoritma u Jav</w:t>
+      </w:r>
+      <w:r>
+        <w:t>i</w:t>
+      </w:r>
+      <w:r>
+        <w:t xml:space="preserve"> omogućili smo jednostavno proširenje algoritma paralelizacijom. </w:t>
+      </w:r>
+      <w:r>
+        <w:t>Genetski algoritmi po svojoj su prirodi pogodni za paralelizaciju jer spadaju u klasu algoritama koji se još nazivaju trivijalno paralelnima (engl. embarassingly parallel). To znači da se algoritam može raspodijeliti na više procesorskih jezgri ili dretvi uz vrlo malo truda i gotovo bez potrebe za sinkronizacijom i komunikacijom između dretvi. Paralelizacija se kod genetskih algoritama najčešće uvodi kod računanja funkcije dobrote zato što je baš funkcija dobrote najčešće usko grlo izvršavanja algoritma (engl. bottleneck). Kada je to slučaj, genetski algoritam trivijalno se paralelizira tako da se određeni broj izračuna funkcije dobrote podijeli između više računskih jedinica s ciljem linearnog ubrzanja računa.</w:t>
       </w:r>
     </w:p>
     <w:p>
@@ -11822,12 +12406,12 @@
       <w:pPr>
         <w:pStyle w:val="Heading1"/>
       </w:pPr>
-      <w:bookmarkStart w:id="52" w:name="_Toc232366011"/>
+      <w:bookmarkStart w:id="60" w:name="_Toc232366011"/>
       <w:r>
         <w:lastRenderedPageBreak/>
         <w:t>Infrastruktura za prezentaciju i automatsku optimizaciju hiperparametara</w:t>
       </w:r>
-      <w:bookmarkEnd w:id="52"/>
+      <w:bookmarkEnd w:id="60"/>
     </w:p>
     <w:p>
       <w:r>
@@ -11848,18 +12432,19 @@
         <w:t>konvergencije</w:t>
       </w:r>
       <w:r>
-        <w:t>. Implementaciju interaktivnog sučelja iskoristiti ćemo i u svrhu optimizacije prethodno navedenih hiperparametara .</w:t>
+        <w:t>. Implementaciju interaktivnog sučelja iskoristiti ćemo i u svrhu optimizacije prethodno navedenih hiperparametara</w:t>
+      </w:r>
+      <w:r>
+        <w:t>.</w:t>
       </w:r>
     </w:p>
     <w:p>
       <w:pPr>
         <w:pStyle w:val="Heading2"/>
       </w:pPr>
-      <w:bookmarkStart w:id="53" w:name="_Toc232366012"/>
-      <w:r>
-        <w:t>Tehnologije i zašto tehnologije</w:t>
-      </w:r>
-      <w:bookmarkEnd w:id="53"/>
+      <w:r>
+        <w:t>Korištene tehnologije</w:t>
+      </w:r>
     </w:p>
     <w:p>
       <w:r>
@@ -11886,7 +12471,7 @@
       </w:r>
       <w:r>
         <w:lastRenderedPageBreak/>
-        <w:t>kompiliranog</w:t>
+        <w:t>kompajliranog</w:t>
       </w:r>
       <w:r>
         <w:t xml:space="preserve"> algoritma u Javi i korisničkom sučelju vraća rezultate i kao i ažurne informacije o toku algoritma.</w:t>
@@ -11910,11 +12495,11 @@
       <w:pPr>
         <w:pStyle w:val="Heading2"/>
       </w:pPr>
-      <w:bookmarkStart w:id="54" w:name="_Toc232366013"/>
+      <w:bookmarkStart w:id="61" w:name="_Toc232366013"/>
       <w:r>
         <w:t>Poslužitelj</w:t>
       </w:r>
-      <w:bookmarkEnd w:id="54"/>
+      <w:bookmarkEnd w:id="61"/>
     </w:p>
     <w:p>
       <w:r>
@@ -11969,11 +12554,11 @@
       <w:r>
         <w:t xml:space="preserve"> </w:t>
       </w:r>
-      <w:bookmarkStart w:id="55" w:name="_Toc232366014"/>
+      <w:bookmarkStart w:id="62" w:name="_Toc232366014"/>
       <w:r>
         <w:t>Postavljanje aplikacije</w:t>
       </w:r>
-      <w:bookmarkEnd w:id="55"/>
+      <w:bookmarkEnd w:id="62"/>
     </w:p>
     <w:p>
       <w:r>
@@ -11982,7 +12567,13 @@
     </w:p>
     <w:p>
       <w:r>
-        <w:t>Kontejner poslužitelja korisničkog sučelja konstruiran je na temelju minimalne Node slike (engl. image), te se datoteke korisničkog sučelja jednostavno poslužuju koristići Node poslužitelj.</w:t>
+        <w:t xml:space="preserve">Kontejner poslužitelja korisničkog sučelja konstruiran je na temelju minimalne Node slike (engl. image), te se datoteke korisničkog sučelja jednostavno poslužuju </w:t>
+      </w:r>
+      <w:r>
+        <w:t>koristeći</w:t>
+      </w:r>
+      <w:r>
+        <w:t xml:space="preserve"> Node poslužitelj.</w:t>
       </w:r>
     </w:p>
     <w:p>
@@ -12030,23 +12621,7 @@
     </w:p>
     <w:p>
       <w:r>
-        <w:t xml:space="preserve">Procedura za postavljanje vrlo je složena te se sastoji od puno koraka i naredbi koje je potrebno pokrenuti u naredbenom retku </w:t>
-      </w:r>
-      <w:commentRangeStart w:id="56"/>
-      <w:r>
-        <w:t>lokalnog računala kao i udaljeno</w:t>
-      </w:r>
-      <w:commentRangeEnd w:id="56"/>
-      <w:r>
-        <w:rPr>
-          <w:rStyle w:val="CommentReference"/>
-          <w:sz w:val="24"/>
-          <w:szCs w:val="24"/>
-        </w:rPr>
-        <w:commentReference w:id="56"/>
-      </w:r>
-      <w:r>
-        <w:t xml:space="preserve">g računala. Kako bi se postavljanje aplikacije nakon malih koraka automatiziralo, implementirani su CI/CD tokovi koji ove korake, na strukturirani način, redom izvršavaju. Repozitorij sa svim izvornim kodom održavan je na </w:t>
+        <w:t xml:space="preserve">Procedura za postavljanje vrlo je složena te se sastoji od puno koraka i naredbi koje je potrebno pokrenuti u naredbenom retku lokalnog računala kao i udaljenog računala. Kako bi se postavljanje aplikacije nakon malih koraka automatiziralo, implementirani su CI/CD tokovi koji ove korake, na strukturirani način, redom izvršavaju. Repozitorij sa svim izvornim kodom održavan je na </w:t>
       </w:r>
       <w:r>
         <w:t>platformi</w:t>
@@ -12073,11 +12648,11 @@
       <w:r>
         <w:t xml:space="preserve"> </w:t>
       </w:r>
-      <w:bookmarkStart w:id="57" w:name="_Toc232366015"/>
+      <w:bookmarkStart w:id="63" w:name="_Toc232366015"/>
       <w:r>
         <w:t>Korisničko sučelje</w:t>
       </w:r>
-      <w:bookmarkEnd w:id="57"/>
+      <w:bookmarkEnd w:id="63"/>
     </w:p>
     <w:p>
       <w:r>
@@ -12088,18 +12663,24 @@
       <w:pPr>
         <w:pStyle w:val="Heading3"/>
       </w:pPr>
-      <w:bookmarkStart w:id="58" w:name="_Toc232366016"/>
+      <w:bookmarkStart w:id="64" w:name="_Toc232366016"/>
       <w:r>
         <w:t>Popis zadataka</w:t>
       </w:r>
-      <w:bookmarkEnd w:id="58"/>
+      <w:bookmarkEnd w:id="64"/>
     </w:p>
     <w:p>
       <w:r>
         <w:t xml:space="preserve">Nakon autentifikacije, korisnik se prvo navigira na stranicu /jobs </w:t>
       </w:r>
       <w:r>
-        <w:t xml:space="preserve">(Slika 11) </w:t>
+        <w:t>(</w:t>
+      </w:r>
+      <w:r>
+        <w:t>s</w:t>
+      </w:r>
+      <w:r>
+        <w:t xml:space="preserve">lika 11) </w:t>
       </w:r>
       <w:r>
         <w:t>gdje ga očekuje popis svih zadataka koje je on kreirao. U jednostavnoj tablici, moguće je vidjeti opis zadatka, datum i vrijeme kada je stvoren te konačno status zadatka koji može biti</w:t>
@@ -12141,7 +12722,10 @@
         </w:numPr>
       </w:pPr>
       <w:r>
-        <w:t>Greška (engl. error) – desila se greška tijekom optimizacije ili je optimizacija terminirana</w:t>
+        <w:t xml:space="preserve">Greška (engl. error) – desila se greška tijekom optimizacije ili je optimizacija </w:t>
+      </w:r>
+      <w:r>
+        <w:t>zaustavljena</w:t>
       </w:r>
     </w:p>
     <w:p>
@@ -12174,6 +12758,9 @@
         <w:keepNext/>
       </w:pPr>
       <w:r>
+        <w:rPr>
+          <w:noProof/>
+        </w:rPr>
         <w:drawing>
           <wp:inline distT="0" distB="0" distL="0" distR="0" wp14:anchorId="3DDDCD1B" wp14:editId="6C96BDE0">
             <wp:extent cx="5580380" cy="2920365"/>
@@ -12297,7 +12884,7 @@
       <w:pPr>
         <w:pStyle w:val="Heading3"/>
       </w:pPr>
-      <w:bookmarkStart w:id="59" w:name="_Toc232366017"/>
+      <w:bookmarkStart w:id="65" w:name="_Toc232366017"/>
       <w:r>
         <w:lastRenderedPageBreak/>
         <w:t>Stvaranje novog skupa podataka</w:t>
@@ -12305,7 +12892,7 @@
       <w:r>
         <w:t xml:space="preserve"> (Stores kartica)</w:t>
       </w:r>
-      <w:bookmarkEnd w:id="59"/>
+      <w:bookmarkEnd w:id="65"/>
     </w:p>
     <w:p>
       <w:pPr>
@@ -12313,6 +12900,9 @@
         <w:keepNext/>
       </w:pPr>
       <w:r>
+        <w:rPr>
+          <w:noProof/>
+        </w:rPr>
         <w:drawing>
           <wp:inline distT="0" distB="0" distL="0" distR="0" wp14:anchorId="5BA16E6B" wp14:editId="3A846AE4">
             <wp:extent cx="5580380" cy="2655570"/>
@@ -12384,7 +12974,13 @@
         <w:t>Kartica za stvaranje novog skupa podataka</w:t>
       </w:r>
       <w:r>
-        <w:t xml:space="preserve"> (Slika 12)</w:t>
+        <w:t xml:space="preserve"> (</w:t>
+      </w:r>
+      <w:r>
+        <w:t>s</w:t>
+      </w:r>
+      <w:r>
+        <w:t>lika 12)</w:t>
       </w:r>
       <w:r>
         <w:t xml:space="preserve"> nudi sučelje za definiciju problema koji ćemo rješavati genetskim algoritmom. Kartica se sastoji od polja za definiciju općenitih ograničenja kao što je broj radnih nedjelja u nekoj godini</w:t>
@@ -12396,7 +12992,13 @@
         <w:t xml:space="preserve"> Učitane trgovine moguće je pregledati na karti kao i u tablici u kojoj se nalazi popis svih učitanih trgovina. Klikom na trgovinu u tablici moguće je postaviti ograničenja</w:t>
       </w:r>
       <w:r>
-        <w:t xml:space="preserve"> kao na Slici 13</w:t>
+        <w:t xml:space="preserve"> kao na </w:t>
+      </w:r>
+      <w:r>
+        <w:t>s</w:t>
+      </w:r>
+      <w:r>
+        <w:t>lici 13</w:t>
       </w:r>
       <w:r>
         <w:t xml:space="preserve"> na nedjelje kada trgovina mora raditi odnosno kada trgovina ne smije raditi </w:t>
@@ -12408,6 +13010,9 @@
         <w:keepNext/>
       </w:pPr>
       <w:r>
+        <w:rPr>
+          <w:noProof/>
+        </w:rPr>
         <w:drawing>
           <wp:inline distT="0" distB="0" distL="0" distR="0" wp14:anchorId="4B0AC17D" wp14:editId="0FCF7F43">
             <wp:extent cx="2135103" cy="2514600"/>
@@ -12490,11 +13095,11 @@
       <w:pPr>
         <w:pStyle w:val="Heading3"/>
       </w:pPr>
-      <w:bookmarkStart w:id="60" w:name="_Toc232366018"/>
+      <w:bookmarkStart w:id="66" w:name="_Toc232366018"/>
       <w:r>
         <w:t>Definiranje hiperparametara algoritma (Settings kartica)</w:t>
       </w:r>
-      <w:bookmarkEnd w:id="60"/>
+      <w:bookmarkEnd w:id="66"/>
     </w:p>
     <w:p>
       <w:pPr>
@@ -12502,6 +13107,9 @@
         <w:keepNext/>
       </w:pPr>
       <w:r>
+        <w:rPr>
+          <w:noProof/>
+        </w:rPr>
         <w:drawing>
           <wp:inline distT="0" distB="0" distL="0" distR="0" wp14:anchorId="1FDDFD51" wp14:editId="71DBD709">
             <wp:extent cx="3985815" cy="3851564"/>
@@ -12573,10 +13181,22 @@
         <w:t>U kartici za postavke</w:t>
       </w:r>
       <w:r>
-        <w:t xml:space="preserve"> (Slika 14)</w:t>
-      </w:r>
-      <w:r>
-        <w:t xml:space="preserve"> definiraju se postavke genetskog algoritma kao i algoritma grupiranja. Svaki ponuđeni genetski operator može se odabrati iz meni-a. Zanimljiva je činjenica da je omogućeno i definiranje složenih kompozitnih operatora kod implementacije čega je vrlo dobra došla pomoć alata umjetne inteligencije zato što je strukture podataka za navedene operatore potrebno definirati u svakoj komponenti sustava od korisničkog sučelja, preko poslužitelja zadataka pa čak i u konkretnoj implementaciji algoritma gdje je potrebno JSON format prevesti u definiciju instance klase. Baš za ovakve zadatke su alati umjetne </w:t>
+        <w:t xml:space="preserve"> (</w:t>
+      </w:r>
+      <w:r>
+        <w:t>s</w:t>
+      </w:r>
+      <w:r>
+        <w:t>lika 14)</w:t>
+      </w:r>
+      <w:r>
+        <w:t xml:space="preserve"> definiraju se postavke genetskog algoritma kao i algoritma grupiranja. Svaki ponuđeni genetski operator može se odabrati iz </w:t>
+      </w:r>
+      <w:r>
+        <w:t>izbornika</w:t>
+      </w:r>
+      <w:r>
+        <w:t xml:space="preserve">. Zanimljiva je činjenica da je omogućeno i definiranje složenih kompozitnih operatora kod implementacije čega je vrlo dobra došla pomoć alata umjetne inteligencije zato što je strukture podataka za navedene operatore potrebno definirati u svakoj komponenti sustava od korisničkog sučelja, preko poslužitelja zadataka pa čak i u konkretnoj implementaciji algoritma gdje je potrebno JSON format prevesti u definiciju instance klase. Baš za ovakve zadatke su alati umjetne </w:t>
       </w:r>
       <w:r>
         <w:lastRenderedPageBreak/>
@@ -12587,18 +13207,24 @@
       <w:pPr>
         <w:pStyle w:val="Heading3"/>
       </w:pPr>
-      <w:bookmarkStart w:id="61" w:name="_Toc232366019"/>
+      <w:bookmarkStart w:id="67" w:name="_Toc232366019"/>
       <w:r>
         <w:t>Pokretanje algoritma (Run kartica)</w:t>
       </w:r>
-      <w:bookmarkEnd w:id="61"/>
+      <w:bookmarkEnd w:id="67"/>
     </w:p>
     <w:p>
       <w:r>
         <w:t>Kartica za pokretanje algoritma</w:t>
       </w:r>
       <w:r>
-        <w:t xml:space="preserve"> (Slika 15)</w:t>
+        <w:t xml:space="preserve"> (</w:t>
+      </w:r>
+      <w:r>
+        <w:t>s</w:t>
+      </w:r>
+      <w:r>
+        <w:t>lika 15)</w:t>
       </w:r>
       <w:r>
         <w:t xml:space="preserve"> sastoji se od tipki za pokretanje odnosno prisilno zaustavljanje optimizacije genetskim algoritmom. Klikom na tipku za pokretanje poslužitelj stvara novi proces koji koristi prikladan broj dretvi koje su dostupne na sustavu. Klik na tipku za prisilno zaustavljanje pak isti proces zaustavlja SIGKILL signalom. Na kartici se još nalazi i statusna traka sa podacima o najnedavnijem izvršavanju optimizacije kao i prozor koji sa poslužitelja uživo dohvaća dnevnik izvršavanja koristeći protokol WebSocket.</w:t>
@@ -12610,6 +13236,9 @@
         <w:keepNext/>
       </w:pPr>
       <w:r>
+        <w:rPr>
+          <w:noProof/>
+        </w:rPr>
         <w:drawing>
           <wp:inline distT="0" distB="0" distL="0" distR="0" wp14:anchorId="16C51683" wp14:editId="513FE612">
             <wp:extent cx="5580380" cy="2148840"/>
@@ -12680,11 +13309,11 @@
       <w:pPr>
         <w:pStyle w:val="Heading3"/>
       </w:pPr>
-      <w:bookmarkStart w:id="62" w:name="_Toc232366020"/>
+      <w:bookmarkStart w:id="68" w:name="_Toc232366020"/>
       <w:r>
         <w:t>Pregled rezultat (Results kartica)</w:t>
       </w:r>
-      <w:bookmarkEnd w:id="62"/>
+      <w:bookmarkEnd w:id="68"/>
     </w:p>
     <w:p>
       <w:r>
@@ -12694,14 +13323,20 @@
         <w:t xml:space="preserve">artici s rezultatima </w:t>
       </w:r>
       <w:r>
-        <w:t xml:space="preserve">(Slika 16) </w:t>
+        <w:t>(</w:t>
+      </w:r>
+      <w:r>
+        <w:t>s</w:t>
+      </w:r>
+      <w:r>
+        <w:t xml:space="preserve">lika 16) </w:t>
       </w:r>
       <w:r>
         <w:t xml:space="preserve">moguć je direktan uvid u izgled funkcije dobrote za pojedine nedjelje. Na desnoj strani kartice nalazi se karta s  prikazanim trgovinama u skupu podataka. U izborniku na karti moguće je odabrati nedjelju ili više njih za koje želimo vidjeti radno vrijeme na tome području. Na karti se tada prikazuju kvadrati koji predstavljaju površine iz izračuna funkcije dobrote, a u legendi karte za odabrane nedjelje vidi se promjena funkcije dobrote s obzirom na neki nasumični raspored, bila ona pozitivna (poboljšanje) ili negativna (pogoršanje). Korisnik može odabrati želi li gledati raspored za optimalno rješenje, nasumično rješenje ili oba istovremeno. Kvalitetu rješenja teško je intuitivno </w:t>
       </w:r>
       <w:r>
         <w:lastRenderedPageBreak/>
-        <w:t>razumijeti i prihvatiti, no usporedba s nasumičnim rješenjem ispala je najboljom intuitivnom usporedbom s uvidom u kvalitetu rada algoritma.</w:t>
+        <w:t>razumjeti i prihvatiti, no usporedba s nasumičnim rješenjem ispala je najboljom intuitivnom usporedbom s uvidom u kvalitetu rada algoritma.</w:t>
       </w:r>
     </w:p>
     <w:p>
@@ -12709,12 +13344,16 @@
         <w:pStyle w:val="slika"/>
         <w:keepNext/>
       </w:pPr>
-      <w:r>
+      <w:commentRangeStart w:id="69"/>
+      <w:r>
+        <w:rPr>
+          <w:noProof/>
+        </w:rPr>
         <w:drawing>
-          <wp:inline distT="0" distB="0" distL="0" distR="0" wp14:anchorId="34810580" wp14:editId="077C8CCF">
-            <wp:extent cx="5580380" cy="2340610"/>
-            <wp:effectExtent l="0" t="0" r="1270" b="2540"/>
-            <wp:docPr id="2031132070" name="Picture 1"/>
+          <wp:inline distT="0" distB="0" distL="0" distR="0" wp14:anchorId="664E4CE6" wp14:editId="3075D61B">
+            <wp:extent cx="5580380" cy="2588895"/>
+            <wp:effectExtent l="0" t="0" r="1270" b="1905"/>
+            <wp:docPr id="619673767" name="Picture 1"/>
             <wp:cNvGraphicFramePr>
               <a:graphicFrameLocks xmlns:a="http://schemas.openxmlformats.org/drawingml/2006/main" noChangeAspect="1"/>
             </wp:cNvGraphicFramePr>
@@ -12722,7 +13361,7 @@
               <a:graphicData uri="http://schemas.openxmlformats.org/drawingml/2006/picture">
                 <pic:pic xmlns:pic="http://schemas.openxmlformats.org/drawingml/2006/picture">
                   <pic:nvPicPr>
-                    <pic:cNvPr id="2031132070" name=""/>
+                    <pic:cNvPr id="619673767" name=""/>
                     <pic:cNvPicPr/>
                   </pic:nvPicPr>
                   <pic:blipFill>
@@ -12734,7 +13373,7 @@
                   <pic:spPr>
                     <a:xfrm>
                       <a:off x="0" y="0"/>
-                      <a:ext cx="5580380" cy="2340610"/>
+                      <a:ext cx="5580380" cy="2588895"/>
                     </a:xfrm>
                     <a:prstGeom prst="rect">
                       <a:avLst/>
@@ -12746,6 +13385,15 @@
           </wp:inline>
         </w:drawing>
       </w:r>
+      <w:commentRangeEnd w:id="69"/>
+      <w:r>
+        <w:rPr>
+          <w:rStyle w:val="CommentReference"/>
+          <w:sz w:val="24"/>
+          <w:szCs w:val="20"/>
+        </w:rPr>
+        <w:commentReference w:id="69"/>
+      </w:r>
     </w:p>
     <w:p>
       <w:pPr>
@@ -12780,12 +13428,12 @@
       <w:pPr>
         <w:pStyle w:val="Heading1"/>
       </w:pPr>
-      <w:bookmarkStart w:id="63" w:name="_Toc232366021"/>
+      <w:bookmarkStart w:id="70" w:name="_Toc232366021"/>
       <w:r>
         <w:lastRenderedPageBreak/>
         <w:t>Optimizacija hiperparametara i podrezultati</w:t>
       </w:r>
-      <w:bookmarkEnd w:id="63"/>
+      <w:bookmarkEnd w:id="70"/>
     </w:p>
     <w:p>
       <w:r>
@@ -12871,9 +13519,9 @@
       </w:tblPr>
       <w:tblGrid>
         <w:gridCol w:w="2096"/>
-        <w:gridCol w:w="2437"/>
+        <w:gridCol w:w="1797"/>
         <w:gridCol w:w="2922"/>
-        <w:gridCol w:w="1323"/>
+        <w:gridCol w:w="1963"/>
       </w:tblGrid>
       <w:tr>
         <w:tc>
@@ -12898,7 +13546,7 @@
         </w:tc>
         <w:tc>
           <w:tcPr>
-            <w:tcW w:w="2480" w:type="dxa"/>
+            <w:tcW w:w="2371" w:type="dxa"/>
           </w:tcPr>
           <w:p>
             <w:pPr>
@@ -12942,7 +13590,7 @@
         </w:tc>
         <w:tc>
           <w:tcPr>
-            <w:tcW w:w="1280" w:type="dxa"/>
+            <w:tcW w:w="1389" w:type="dxa"/>
           </w:tcPr>
           <w:p>
             <w:pPr>
@@ -12951,7 +13599,7 @@
                 <w:bCs/>
               </w:rPr>
             </w:pPr>
-            <w:commentRangeStart w:id="64"/>
+            <w:commentRangeStart w:id="71"/>
             <w:r>
               <w:rPr>
                 <w:b/>
@@ -12959,7 +13607,7 @@
               </w:rPr>
               <w:t>Optimalna vrijednost</w:t>
             </w:r>
-            <w:commentRangeEnd w:id="64"/>
+            <w:commentRangeEnd w:id="71"/>
             <w:r>
               <w:rPr>
                 <w:rStyle w:val="CommentReference"/>
@@ -12968,7 +13616,7 @@
                 <w:sz w:val="24"/>
                 <w:szCs w:val="24"/>
               </w:rPr>
-              <w:commentReference w:id="64"/>
+              <w:commentReference w:id="71"/>
             </w:r>
           </w:p>
         </w:tc>
@@ -12992,7 +13640,7 @@
         </w:tc>
         <w:tc>
           <w:tcPr>
-            <w:tcW w:w="2480" w:type="dxa"/>
+            <w:tcW w:w="2371" w:type="dxa"/>
           </w:tcPr>
           <w:p>
             <w:r>
@@ -13045,7 +13693,7 @@
         </w:tc>
         <w:tc>
           <w:tcPr>
-            <w:tcW w:w="1280" w:type="dxa"/>
+            <w:tcW w:w="1389" w:type="dxa"/>
           </w:tcPr>
           <w:p>
             <w:pPr>
@@ -13057,7 +13705,7 @@
               <w:rPr>
                 <w:rFonts w:ascii="Arial" w:hAnsi="Arial" w:cs="Arial"/>
               </w:rPr>
-              <w:t>12</w:t>
+              <w:t>1</w:t>
             </w:r>
           </w:p>
         </w:tc>
@@ -13081,7 +13729,7 @@
         </w:tc>
         <w:tc>
           <w:tcPr>
-            <w:tcW w:w="2480" w:type="dxa"/>
+            <w:tcW w:w="2371" w:type="dxa"/>
           </w:tcPr>
           <w:p>
             <w:r>
@@ -13134,7 +13782,7 @@
         </w:tc>
         <w:tc>
           <w:tcPr>
-            <w:tcW w:w="1280" w:type="dxa"/>
+            <w:tcW w:w="1389" w:type="dxa"/>
           </w:tcPr>
           <w:p>
             <w:pPr>
@@ -13146,7 +13794,7 @@
               <w:rPr>
                 <w:rFonts w:ascii="Arial" w:hAnsi="Arial" w:cs="Arial"/>
               </w:rPr>
-              <w:t>12</w:t>
+              <w:t>15</w:t>
             </w:r>
           </w:p>
         </w:tc>
@@ -13164,7 +13812,7 @@
         </w:tc>
         <w:tc>
           <w:tcPr>
-            <w:tcW w:w="2480" w:type="dxa"/>
+            <w:tcW w:w="2371" w:type="dxa"/>
           </w:tcPr>
           <w:p>
             <w:r>
@@ -13183,19 +13831,7 @@
                   <w:rPr>
                     <w:rFonts w:ascii="Cambria Math" w:hAnsi="Cambria Math"/>
                   </w:rPr>
-                  <m:t>x</m:t>
-                </m:r>
-                <m:r>
-                  <w:rPr>
-                    <w:rFonts w:ascii="Cambria Math" w:hAnsi="Cambria Math"/>
-                  </w:rPr>
-                  <m:t>∈</m:t>
-                </m:r>
-                <m:r>
-                  <w:rPr>
-                    <w:rFonts w:ascii="Cambria Math" w:hAnsi="Cambria Math"/>
-                  </w:rPr>
-                  <m:t xml:space="preserve">{50, 200, 500, </m:t>
+                  <m:t xml:space="preserve">x∈{50, 200, 500, </m:t>
                 </m:r>
               </m:oMath>
             </m:oMathPara>
@@ -13215,7 +13851,7 @@
         </w:tc>
         <w:tc>
           <w:tcPr>
-            <w:tcW w:w="1280" w:type="dxa"/>
+            <w:tcW w:w="1389" w:type="dxa"/>
           </w:tcPr>
           <w:p>
             <w:pPr>
@@ -13223,6 +13859,12 @@
                 <w:rFonts w:ascii="Arial" w:hAnsi="Arial" w:cs="Arial"/>
               </w:rPr>
             </w:pPr>
+            <w:r>
+              <w:rPr>
+                <w:rFonts w:ascii="Arial" w:hAnsi="Arial" w:cs="Arial"/>
+              </w:rPr>
+              <w:t>1000</w:t>
+            </w:r>
           </w:p>
         </w:tc>
       </w:tr>
@@ -13232,117 +13874,7 @@
             <w:tcW w:w="2096" w:type="dxa"/>
           </w:tcPr>
           <w:p>
-            <w:r>
-              <w:t>Generations</w:t>
-            </w:r>
-          </w:p>
-        </w:tc>
-        <w:tc>
-          <w:tcPr>
-            <w:tcW w:w="2480" w:type="dxa"/>
-          </w:tcPr>
-          <w:p>
-            <w:r>
-              <w:t>Broj iteracija genetskog algoritma</w:t>
-            </w:r>
-          </w:p>
-        </w:tc>
-        <w:tc>
-          <w:tcPr>
-            <w:tcW w:w="2922" w:type="dxa"/>
-          </w:tcPr>
-          <w:p>
-            <m:oMathPara>
-              <m:oMath>
-                <m:r>
-                  <w:rPr>
-                    <w:rFonts w:ascii="Cambria Math" w:hAnsi="Cambria Math"/>
-                  </w:rPr>
-                  <m:t>x</m:t>
-                </m:r>
-                <m:r>
-                  <w:rPr>
-                    <w:rFonts w:ascii="Cambria Math" w:hAnsi="Cambria Math"/>
-                  </w:rPr>
-                  <m:t>∈{</m:t>
-                </m:r>
-                <m:r>
-                  <w:rPr>
-                    <w:rFonts w:ascii="Cambria Math" w:hAnsi="Cambria Math"/>
-                  </w:rPr>
-                  <m:t>500</m:t>
-                </m:r>
-                <m:r>
-                  <w:rPr>
-                    <w:rFonts w:ascii="Cambria Math" w:hAnsi="Cambria Math"/>
-                  </w:rPr>
-                  <m:t>, 20</m:t>
-                </m:r>
-                <m:r>
-                  <w:rPr>
-                    <w:rFonts w:ascii="Cambria Math" w:hAnsi="Cambria Math"/>
-                  </w:rPr>
-                  <m:t>0</m:t>
-                </m:r>
-                <m:r>
-                  <w:rPr>
-                    <w:rFonts w:ascii="Cambria Math" w:hAnsi="Cambria Math"/>
-                  </w:rPr>
-                  <m:t>0, 5</m:t>
-                </m:r>
-                <m:r>
-                  <w:rPr>
-                    <w:rFonts w:ascii="Cambria Math" w:hAnsi="Cambria Math"/>
-                  </w:rPr>
-                  <m:t>0</m:t>
-                </m:r>
-                <m:r>
-                  <w:rPr>
-                    <w:rFonts w:ascii="Cambria Math" w:hAnsi="Cambria Math"/>
-                  </w:rPr>
-                  <m:t xml:space="preserve">00, </m:t>
-                </m:r>
-              </m:oMath>
-            </m:oMathPara>
-          </w:p>
-          <w:p>
-            <m:oMathPara>
-              <m:oMath>
-                <m:r>
-                  <w:rPr>
-                    <w:rFonts w:ascii="Cambria Math" w:hAnsi="Cambria Math"/>
-                  </w:rPr>
-                  <m:t>8000</m:t>
-                </m:r>
-                <m:r>
-                  <w:rPr>
-                    <w:rFonts w:ascii="Cambria Math" w:hAnsi="Cambria Math"/>
-                  </w:rPr>
-                  <m:t>}</m:t>
-                </m:r>
-              </m:oMath>
-            </m:oMathPara>
-          </w:p>
-        </w:tc>
-        <w:tc>
-          <w:tcPr>
-            <w:tcW w:w="1280" w:type="dxa"/>
-          </w:tcPr>
-          <w:p>
-            <w:pPr>
-              <w:rPr>
-                <w:rFonts w:ascii="Arial" w:hAnsi="Arial" w:cs="Arial"/>
-              </w:rPr>
-            </w:pPr>
-          </w:p>
-        </w:tc>
-      </w:tr>
-      <w:tr>
-        <w:tc>
-          <w:tcPr>
-            <w:tcW w:w="2096" w:type="dxa"/>
-          </w:tcPr>
-          <w:p>
+            <w:commentRangeStart w:id="72"/>
             <w:r>
               <w:t>Selection type</w:t>
             </w:r>
@@ -13350,7 +13882,7 @@
         </w:tc>
         <w:tc>
           <w:tcPr>
-            <w:tcW w:w="2480" w:type="dxa"/>
+            <w:tcW w:w="2371" w:type="dxa"/>
           </w:tcPr>
           <w:p>
             <w:r>
@@ -13366,13 +13898,26 @@
             <w:r>
               <w:t>„TournamentSelection“, „RankSelection“</w:t>
             </w:r>
+            <w:commentRangeEnd w:id="72"/>
+            <w:r>
+              <w:rPr>
+                <w:rStyle w:val="CommentReference"/>
+                <w:sz w:val="24"/>
+                <w:szCs w:val="24"/>
+              </w:rPr>
+              <w:commentReference w:id="72"/>
+            </w:r>
           </w:p>
         </w:tc>
         <w:tc>
           <w:tcPr>
-            <w:tcW w:w="1280" w:type="dxa"/>
+            <w:tcW w:w="1389" w:type="dxa"/>
           </w:tcPr>
-          <w:p/>
+          <w:p>
+            <w:r>
+              <w:t>Tournament Selection</w:t>
+            </w:r>
+          </w:p>
         </w:tc>
       </w:tr>
       <w:tr>
@@ -13388,7 +13933,7 @@
         </w:tc>
         <w:tc>
           <w:tcPr>
-            <w:tcW w:w="2480" w:type="dxa"/>
+            <w:tcW w:w="2371" w:type="dxa"/>
           </w:tcPr>
           <w:p>
             <w:r>
@@ -13433,13 +13978,7 @@
                   <w:rPr>
                     <w:rFonts w:ascii="Cambria Math" w:hAnsi="Cambria Math"/>
                   </w:rPr>
-                  <m:t>, x∈</m:t>
-                </m:r>
-                <m:r>
-                  <w:rPr>
-                    <w:rFonts w:ascii="Cambria Math" w:hAnsi="Cambria Math"/>
-                  </w:rPr>
-                  <m:t>N</m:t>
+                  <m:t>, x∈N</m:t>
                 </m:r>
               </m:oMath>
             </m:oMathPara>
@@ -13447,7 +13986,7 @@
         </w:tc>
         <w:tc>
           <w:tcPr>
-            <w:tcW w:w="1280" w:type="dxa"/>
+            <w:tcW w:w="1389" w:type="dxa"/>
           </w:tcPr>
           <w:p>
             <w:pPr>
@@ -13455,6 +13994,12 @@
                 <w:rFonts w:ascii="TimesNewRomanPSMT" w:hAnsi="TimesNewRomanPSMT"/>
               </w:rPr>
             </w:pPr>
+            <w:r>
+              <w:rPr>
+                <w:rFonts w:ascii="TimesNewRomanPSMT" w:hAnsi="TimesNewRomanPSMT"/>
+              </w:rPr>
+              <w:t>5</w:t>
+            </w:r>
           </w:p>
         </w:tc>
       </w:tr>
@@ -13471,7 +14016,7 @@
         </w:tc>
         <w:tc>
           <w:tcPr>
-            <w:tcW w:w="2480" w:type="dxa"/>
+            <w:tcW w:w="2371" w:type="dxa"/>
           </w:tcPr>
           <w:p>
             <w:r>
@@ -13491,9 +14036,13 @@
         </w:tc>
         <w:tc>
           <w:tcPr>
-            <w:tcW w:w="1280" w:type="dxa"/>
+            <w:tcW w:w="1389" w:type="dxa"/>
           </w:tcPr>
-          <w:p/>
+          <w:p>
+            <w:r>
+              <w:t>Elite Eliminator</w:t>
+            </w:r>
+          </w:p>
         </w:tc>
       </w:tr>
       <w:tr>
@@ -13509,15 +14058,15 @@
         </w:tc>
         <w:tc>
           <w:tcPr>
-            <w:tcW w:w="2480" w:type="dxa"/>
+            <w:tcW w:w="2371" w:type="dxa"/>
           </w:tcPr>
           <w:p>
             <w:r>
-              <w:t xml:space="preserve">Broj jedinki koje preživljavaju </w:t>
+              <w:t xml:space="preserve">Broj jedinki koje preživljavaju eliminaciju u </w:t>
             </w:r>
             <w:r>
               <w:lastRenderedPageBreak/>
-              <w:t>eliminaciju u elitističkom eliminatoru</w:t>
+              <w:t>elitističkom eliminatoru</w:t>
             </w:r>
           </w:p>
         </w:tc>
@@ -13551,19 +14100,7 @@
                       <w:rPr>
                         <w:rFonts w:ascii="Cambria Math" w:hAnsi="Cambria Math"/>
                       </w:rPr>
-                      <m:t>1</m:t>
-                    </m:r>
-                    <m:r>
-                      <w:rPr>
-                        <w:rFonts w:ascii="Cambria Math" w:hAnsi="Cambria Math"/>
-                      </w:rPr>
-                      <m:t xml:space="preserve">, </m:t>
-                    </m:r>
-                    <m:r>
-                      <w:rPr>
-                        <w:rFonts w:ascii="Cambria Math" w:hAnsi="Cambria Math"/>
-                      </w:rPr>
-                      <m:t>20</m:t>
+                      <m:t>1, 20</m:t>
                     </m:r>
                   </m:e>
                 </m:d>
@@ -13571,13 +14108,7 @@
                   <w:rPr>
                     <w:rFonts w:ascii="Cambria Math" w:hAnsi="Cambria Math"/>
                   </w:rPr>
-                  <m:t>, x∈</m:t>
-                </m:r>
-                <m:r>
-                  <w:rPr>
-                    <w:rFonts w:ascii="Cambria Math" w:hAnsi="Cambria Math"/>
-                  </w:rPr>
-                  <m:t>N</m:t>
+                  <m:t>, x∈N</m:t>
                 </m:r>
               </m:oMath>
             </m:oMathPara>
@@ -13585,7 +14116,7 @@
         </w:tc>
         <w:tc>
           <w:tcPr>
-            <w:tcW w:w="1280" w:type="dxa"/>
+            <w:tcW w:w="1389" w:type="dxa"/>
           </w:tcPr>
           <w:p>
             <w:pPr>
@@ -13593,6 +14124,12 @@
                 <w:rFonts w:ascii="TimesNewRomanPSMT" w:hAnsi="TimesNewRomanPSMT"/>
               </w:rPr>
             </w:pPr>
+            <w:r>
+              <w:rPr>
+                <w:rFonts w:ascii="TimesNewRomanPSMT" w:hAnsi="TimesNewRomanPSMT"/>
+              </w:rPr>
+              <w:t>5</w:t>
+            </w:r>
           </w:p>
         </w:tc>
       </w:tr>
@@ -13609,7 +14146,7 @@
         </w:tc>
         <w:tc>
           <w:tcPr>
-            <w:tcW w:w="2480" w:type="dxa"/>
+            <w:tcW w:w="2371" w:type="dxa"/>
           </w:tcPr>
           <w:p>
             <w:r>
@@ -13646,19 +14183,7 @@
                       <w:rPr>
                         <w:rFonts w:ascii="Cambria Math" w:hAnsi="Cambria Math"/>
                       </w:rPr>
-                      <m:t>0.05</m:t>
-                    </m:r>
-                    <m:r>
-                      <w:rPr>
-                        <w:rFonts w:ascii="Cambria Math" w:hAnsi="Cambria Math"/>
-                      </w:rPr>
-                      <m:t xml:space="preserve">, </m:t>
-                    </m:r>
-                    <m:r>
-                      <w:rPr>
-                        <w:rFonts w:ascii="Cambria Math" w:hAnsi="Cambria Math"/>
-                      </w:rPr>
-                      <m:t>0.5</m:t>
+                      <m:t>0.05, 0.5</m:t>
                     </m:r>
                   </m:e>
                 </m:d>
@@ -13666,13 +14191,7 @@
                   <w:rPr>
                     <w:rFonts w:ascii="Cambria Math" w:hAnsi="Cambria Math"/>
                   </w:rPr>
-                  <m:t>, x∈</m:t>
-                </m:r>
-                <m:r>
-                  <w:rPr>
-                    <w:rFonts w:ascii="Cambria Math" w:hAnsi="Cambria Math"/>
-                  </w:rPr>
-                  <m:t>R</m:t>
+                  <m:t>, x∈R</m:t>
                 </m:r>
               </m:oMath>
             </m:oMathPara>
@@ -13680,9 +14199,13 @@
         </w:tc>
         <w:tc>
           <w:tcPr>
-            <w:tcW w:w="1280" w:type="dxa"/>
+            <w:tcW w:w="1389" w:type="dxa"/>
           </w:tcPr>
-          <w:p/>
+          <w:p>
+            <w:r>
+              <w:t>NaN (0.128)</w:t>
+            </w:r>
+          </w:p>
         </w:tc>
       </w:tr>
       <w:tr>
@@ -13698,7 +14221,7 @@
         </w:tc>
         <w:tc>
           <w:tcPr>
-            <w:tcW w:w="2480" w:type="dxa"/>
+            <w:tcW w:w="2371" w:type="dxa"/>
           </w:tcPr>
           <w:p>
             <w:r>
@@ -13740,25 +14263,7 @@
                       <w:rPr>
                         <w:rFonts w:ascii="Cambria Math" w:hAnsi="Cambria Math"/>
                       </w:rPr>
-                      <m:t>0.</m:t>
-                    </m:r>
-                    <m:r>
-                      <w:rPr>
-                        <w:rFonts w:ascii="Cambria Math" w:hAnsi="Cambria Math"/>
-                      </w:rPr>
-                      <m:t>1</m:t>
-                    </m:r>
-                    <m:r>
-                      <w:rPr>
-                        <w:rFonts w:ascii="Cambria Math" w:hAnsi="Cambria Math"/>
-                      </w:rPr>
-                      <m:t>, 0.</m:t>
-                    </m:r>
-                    <m:r>
-                      <w:rPr>
-                        <w:rFonts w:ascii="Cambria Math" w:hAnsi="Cambria Math"/>
-                      </w:rPr>
-                      <m:t>95</m:t>
+                      <m:t>0.1, 0.95</m:t>
                     </m:r>
                   </m:e>
                 </m:d>
@@ -13766,13 +14271,7 @@
                   <w:rPr>
                     <w:rFonts w:ascii="Cambria Math" w:hAnsi="Cambria Math"/>
                   </w:rPr>
-                  <m:t>, x∈</m:t>
-                </m:r>
-                <m:r>
-                  <w:rPr>
-                    <w:rFonts w:ascii="Cambria Math" w:hAnsi="Cambria Math"/>
-                  </w:rPr>
-                  <m:t>R</m:t>
+                  <m:t>, x∈R</m:t>
                 </m:r>
               </m:oMath>
             </m:oMathPara>
@@ -13780,7 +14279,7 @@
         </w:tc>
         <w:tc>
           <w:tcPr>
-            <w:tcW w:w="1280" w:type="dxa"/>
+            <w:tcW w:w="1389" w:type="dxa"/>
           </w:tcPr>
           <w:p>
             <w:pPr>
@@ -13788,6 +14287,9 @@
                 <w:tab w:val="left" w:pos="905"/>
               </w:tabs>
             </w:pPr>
+            <w:r>
+              <w:t>NaN (0.1)</w:t>
+            </w:r>
           </w:p>
         </w:tc>
       </w:tr>
@@ -13804,7 +14306,7 @@
         </w:tc>
         <w:tc>
           <w:tcPr>
-            <w:tcW w:w="2480" w:type="dxa"/>
+            <w:tcW w:w="2371" w:type="dxa"/>
           </w:tcPr>
           <w:p>
             <w:r>
@@ -13844,19 +14346,7 @@
                       <w:rPr>
                         <w:rFonts w:ascii="Cambria Math" w:hAnsi="Cambria Math"/>
                       </w:rPr>
-                      <m:t>1</m:t>
-                    </m:r>
-                    <m:r>
-                      <w:rPr>
-                        <w:rFonts w:ascii="Cambria Math" w:hAnsi="Cambria Math"/>
-                      </w:rPr>
-                      <m:t xml:space="preserve">, </m:t>
-                    </m:r>
-                    <m:r>
-                      <w:rPr>
-                        <w:rFonts w:ascii="Cambria Math" w:hAnsi="Cambria Math"/>
-                      </w:rPr>
-                      <m:t>10</m:t>
+                      <m:t>1, 10</m:t>
                     </m:r>
                   </m:e>
                 </m:d>
@@ -13864,13 +14354,7 @@
                   <w:rPr>
                     <w:rFonts w:ascii="Cambria Math" w:hAnsi="Cambria Math"/>
                   </w:rPr>
-                  <m:t>, x∈</m:t>
-                </m:r>
-                <m:r>
-                  <w:rPr>
-                    <w:rFonts w:ascii="Cambria Math" w:hAnsi="Cambria Math"/>
-                  </w:rPr>
-                  <m:t>N</m:t>
+                  <m:t>, x∈N</m:t>
                 </m:r>
               </m:oMath>
             </m:oMathPara>
@@ -13878,7 +14362,7 @@
         </w:tc>
         <w:tc>
           <w:tcPr>
-            <w:tcW w:w="1280" w:type="dxa"/>
+            <w:tcW w:w="1389" w:type="dxa"/>
           </w:tcPr>
           <w:p>
             <w:pPr>
@@ -13887,6 +14371,12 @@
                 <w:rFonts w:ascii="Arial" w:hAnsi="Arial" w:cs="Arial"/>
               </w:rPr>
             </w:pPr>
+            <w:r>
+              <w:rPr>
+                <w:rFonts w:ascii="Arial" w:hAnsi="Arial" w:cs="Arial"/>
+              </w:rPr>
+              <w:t>3</w:t>
+            </w:r>
           </w:p>
         </w:tc>
       </w:tr>
@@ -13897,25 +14387,13 @@
           </w:tcPr>
           <w:p>
             <w:r>
-              <w:t>Mutator_child</w:t>
-            </w:r>
-            <w:r>
-              <w:t>2</w:t>
-            </w:r>
-            <w:r>
-              <w:t>_</w:t>
-            </w:r>
-            <w:r>
-              <w:t xml:space="preserve"> </w:t>
-            </w:r>
-            <w:r>
-              <w:t>numMutations</w:t>
+              <w:t>Mutator_child2_ numMutations</w:t>
             </w:r>
           </w:p>
         </w:tc>
         <w:tc>
           <w:tcPr>
-            <w:tcW w:w="2480" w:type="dxa"/>
+            <w:tcW w:w="2371" w:type="dxa"/>
           </w:tcPr>
           <w:p>
             <w:r>
@@ -13952,19 +14430,7 @@
                       <w:rPr>
                         <w:rFonts w:ascii="Cambria Math" w:hAnsi="Cambria Math"/>
                       </w:rPr>
-                      <m:t>5</m:t>
-                    </m:r>
-                    <m:r>
-                      <w:rPr>
-                        <w:rFonts w:ascii="Cambria Math" w:hAnsi="Cambria Math"/>
-                      </w:rPr>
-                      <m:t xml:space="preserve">, </m:t>
-                    </m:r>
-                    <m:r>
-                      <w:rPr>
-                        <w:rFonts w:ascii="Cambria Math" w:hAnsi="Cambria Math"/>
-                      </w:rPr>
-                      <m:t>20</m:t>
+                      <m:t>5, 20</m:t>
                     </m:r>
                   </m:e>
                 </m:d>
@@ -13972,13 +14438,7 @@
                   <w:rPr>
                     <w:rFonts w:ascii="Cambria Math" w:hAnsi="Cambria Math"/>
                   </w:rPr>
-                  <m:t>, x∈</m:t>
-                </m:r>
-                <m:r>
-                  <w:rPr>
-                    <w:rFonts w:ascii="Cambria Math" w:hAnsi="Cambria Math"/>
-                  </w:rPr>
-                  <m:t>N</m:t>
+                  <m:t>, x∈N</m:t>
                 </m:r>
               </m:oMath>
             </m:oMathPara>
@@ -13986,9 +14446,13 @@
         </w:tc>
         <w:tc>
           <w:tcPr>
-            <w:tcW w:w="1280" w:type="dxa"/>
+            <w:tcW w:w="1389" w:type="dxa"/>
           </w:tcPr>
-          <w:p/>
+          <w:p>
+            <w:r>
+              <w:t>10</w:t>
+            </w:r>
+          </w:p>
         </w:tc>
       </w:tr>
       <w:tr>
@@ -13998,121 +14462,17 @@
           </w:tcPr>
           <w:p>
             <w:r>
-              <w:t>Mutator_child1_</w:t>
-            </w:r>
-            <w:r>
-              <w:t>p</w:t>
+              <w:t>Mutator_child1_p</w:t>
             </w:r>
           </w:p>
         </w:tc>
         <w:tc>
           <w:tcPr>
-            <w:tcW w:w="2480" w:type="dxa"/>
+            <w:tcW w:w="2371" w:type="dxa"/>
           </w:tcPr>
           <w:p>
             <w:r>
               <w:t>Vjerojatnost mutacije prvog mutatora</w:t>
-            </w:r>
-          </w:p>
-        </w:tc>
-        <w:tc>
-          <w:tcPr>
-            <w:tcW w:w="2922" w:type="dxa"/>
-          </w:tcPr>
-          <w:p>
-            <m:oMathPara>
-              <m:oMath>
-                <m:r>
-                  <w:rPr>
-                    <w:rFonts w:ascii="Cambria Math" w:hAnsi="Cambria Math"/>
-                  </w:rPr>
-                  <m:t>x∈</m:t>
-                </m:r>
-                <m:d>
-                  <m:dPr>
-                    <m:begChr m:val="["/>
-                    <m:endChr m:val="]"/>
-                    <m:ctrlPr>
-                      <w:rPr>
-                        <w:rFonts w:ascii="Cambria Math" w:hAnsi="Cambria Math"/>
-                        <w:i/>
-                      </w:rPr>
-                    </m:ctrlPr>
-                  </m:dPr>
-                  <m:e>
-                    <m:r>
-                      <w:rPr>
-                        <w:rFonts w:ascii="Cambria Math" w:hAnsi="Cambria Math"/>
-                      </w:rPr>
-                      <m:t>0.1</m:t>
-                    </m:r>
-                    <m:r>
-                      <w:rPr>
-                        <w:rFonts w:ascii="Cambria Math" w:hAnsi="Cambria Math"/>
-                      </w:rPr>
-                      <m:t xml:space="preserve">, </m:t>
-                    </m:r>
-                    <m:r>
-                      <w:rPr>
-                        <w:rFonts w:ascii="Cambria Math" w:hAnsi="Cambria Math"/>
-                      </w:rPr>
-                      <m:t>0.9</m:t>
-                    </m:r>
-                  </m:e>
-                </m:d>
-                <m:r>
-                  <w:rPr>
-                    <w:rFonts w:ascii="Cambria Math" w:hAnsi="Cambria Math"/>
-                  </w:rPr>
-                  <m:t>, x∈</m:t>
-                </m:r>
-                <m:r>
-                  <w:rPr>
-                    <w:rFonts w:ascii="Cambria Math" w:hAnsi="Cambria Math"/>
-                  </w:rPr>
-                  <m:t>R</m:t>
-                </m:r>
-              </m:oMath>
-            </m:oMathPara>
-          </w:p>
-        </w:tc>
-        <w:tc>
-          <w:tcPr>
-            <w:tcW w:w="1280" w:type="dxa"/>
-          </w:tcPr>
-          <w:p/>
-        </w:tc>
-      </w:tr>
-      <w:tr>
-        <w:tc>
-          <w:tcPr>
-            <w:tcW w:w="2096" w:type="dxa"/>
-          </w:tcPr>
-          <w:p>
-            <w:r>
-              <w:t>Mutator_child</w:t>
-            </w:r>
-            <w:r>
-              <w:t>2</w:t>
-            </w:r>
-            <w:r>
-              <w:t>_p</w:t>
-            </w:r>
-          </w:p>
-        </w:tc>
-        <w:tc>
-          <w:tcPr>
-            <w:tcW w:w="2480" w:type="dxa"/>
-          </w:tcPr>
-          <w:p>
-            <w:r>
-              <w:t xml:space="preserve">Vjerojatnost mutacije </w:t>
-            </w:r>
-            <w:r>
-              <w:t>drugog</w:t>
-            </w:r>
-            <w:r>
-              <w:t xml:space="preserve"> mutatora</w:t>
             </w:r>
           </w:p>
         </w:tc>
@@ -14153,13 +14513,7 @@
                   <w:rPr>
                     <w:rFonts w:ascii="Cambria Math" w:hAnsi="Cambria Math"/>
                   </w:rPr>
-                  <m:t>, x∈</m:t>
-                </m:r>
-                <m:r>
-                  <w:rPr>
-                    <w:rFonts w:ascii="Cambria Math" w:hAnsi="Cambria Math"/>
-                  </w:rPr>
-                  <m:t>R</m:t>
+                  <m:t>, x∈R</m:t>
                 </m:r>
               </m:oMath>
             </m:oMathPara>
@@ -14167,9 +14521,13 @@
         </w:tc>
         <w:tc>
           <w:tcPr>
-            <w:tcW w:w="1280" w:type="dxa"/>
+            <w:tcW w:w="1389" w:type="dxa"/>
           </w:tcPr>
-          <w:p/>
+          <w:p>
+            <w:r>
+              <w:t>0.64</w:t>
+            </w:r>
+          </w:p>
         </w:tc>
       </w:tr>
       <w:tr>
@@ -14179,17 +14537,17 @@
           </w:tcPr>
           <w:p>
             <w:r>
-              <w:t>Mutator_child1_ weight</w:t>
+              <w:t>Mutator_child2_p</w:t>
             </w:r>
           </w:p>
         </w:tc>
         <w:tc>
           <w:tcPr>
-            <w:tcW w:w="2480" w:type="dxa"/>
+            <w:tcW w:w="2371" w:type="dxa"/>
           </w:tcPr>
           <w:p>
             <w:r>
-              <w:t>Vjerojatnost odabira prvog mutatora</w:t>
+              <w:t>Vjerojatnost mutacije drugog mutatora</w:t>
             </w:r>
           </w:p>
         </w:tc>
@@ -14222,13 +14580,7 @@
                       <w:rPr>
                         <w:rFonts w:ascii="Cambria Math" w:hAnsi="Cambria Math"/>
                       </w:rPr>
-                      <m:t xml:space="preserve">0, </m:t>
-                    </m:r>
-                    <m:r>
-                      <w:rPr>
-                        <w:rFonts w:ascii="Cambria Math" w:hAnsi="Cambria Math"/>
-                      </w:rPr>
-                      <m:t>10</m:t>
+                      <m:t>0.1, 0.9</m:t>
                     </m:r>
                   </m:e>
                 </m:d>
@@ -14236,13 +14588,7 @@
                   <w:rPr>
                     <w:rFonts w:ascii="Cambria Math" w:hAnsi="Cambria Math"/>
                   </w:rPr>
-                  <m:t>, x∈</m:t>
-                </m:r>
-                <m:r>
-                  <w:rPr>
-                    <w:rFonts w:ascii="Cambria Math" w:hAnsi="Cambria Math"/>
-                  </w:rPr>
-                  <m:t>R</m:t>
+                  <m:t>, x∈R</m:t>
                 </m:r>
               </m:oMath>
             </m:oMathPara>
@@ -14250,9 +14596,13 @@
         </w:tc>
         <w:tc>
           <w:tcPr>
-            <w:tcW w:w="1280" w:type="dxa"/>
+            <w:tcW w:w="1389" w:type="dxa"/>
           </w:tcPr>
-          <w:p/>
+          <w:p>
+            <w:r>
+              <w:t>0.1</w:t>
+            </w:r>
+          </w:p>
         </w:tc>
       </w:tr>
       <w:tr>
@@ -14262,35 +14612,17 @@
           </w:tcPr>
           <w:p>
             <w:r>
-              <w:t>Mutator_child</w:t>
-            </w:r>
-            <w:r>
-              <w:t>2</w:t>
-            </w:r>
-            <w:r>
-              <w:t>_</w:t>
-            </w:r>
-            <w:r>
-              <w:t xml:space="preserve"> </w:t>
-            </w:r>
-            <w:r>
-              <w:t>weight</w:t>
+              <w:t>Mutator_child1_ weight</w:t>
             </w:r>
           </w:p>
         </w:tc>
         <w:tc>
           <w:tcPr>
-            <w:tcW w:w="2480" w:type="dxa"/>
+            <w:tcW w:w="2371" w:type="dxa"/>
           </w:tcPr>
           <w:p>
             <w:r>
-              <w:t xml:space="preserve">Vjerojatnost odabira </w:t>
-            </w:r>
-            <w:r>
-              <w:t>drugog</w:t>
-            </w:r>
-            <w:r>
-              <w:t xml:space="preserve"> mutatora</w:t>
+              <w:t>Vjerojatnost odabira prvog mutatora</w:t>
             </w:r>
           </w:p>
         </w:tc>
@@ -14331,13 +14663,7 @@
                   <w:rPr>
                     <w:rFonts w:ascii="Cambria Math" w:hAnsi="Cambria Math"/>
                   </w:rPr>
-                  <m:t>, x∈</m:t>
-                </m:r>
-                <m:r>
-                  <w:rPr>
-                    <w:rFonts w:ascii="Cambria Math" w:hAnsi="Cambria Math"/>
-                  </w:rPr>
-                  <m:t>R</m:t>
+                  <m:t>, x∈R</m:t>
                 </m:r>
               </m:oMath>
             </m:oMathPara>
@@ -14345,9 +14671,88 @@
         </w:tc>
         <w:tc>
           <w:tcPr>
-            <w:tcW w:w="1280" w:type="dxa"/>
+            <w:tcW w:w="1389" w:type="dxa"/>
           </w:tcPr>
-          <w:p/>
+          <w:p>
+            <w:r>
+              <w:t>0.48</w:t>
+            </w:r>
+          </w:p>
+        </w:tc>
+      </w:tr>
+      <w:tr>
+        <w:tc>
+          <w:tcPr>
+            <w:tcW w:w="2096" w:type="dxa"/>
+          </w:tcPr>
+          <w:p>
+            <w:r>
+              <w:t>Mutator_child2_ weight</w:t>
+            </w:r>
+          </w:p>
+        </w:tc>
+        <w:tc>
+          <w:tcPr>
+            <w:tcW w:w="2371" w:type="dxa"/>
+          </w:tcPr>
+          <w:p>
+            <w:r>
+              <w:t>Vjerojatnost odabira drugog mutatora</w:t>
+            </w:r>
+          </w:p>
+        </w:tc>
+        <w:tc>
+          <w:tcPr>
+            <w:tcW w:w="2922" w:type="dxa"/>
+          </w:tcPr>
+          <w:p>
+            <m:oMathPara>
+              <m:oMath>
+                <m:r>
+                  <w:rPr>
+                    <w:rFonts w:ascii="Cambria Math" w:hAnsi="Cambria Math"/>
+                  </w:rPr>
+                  <m:t>x∈</m:t>
+                </m:r>
+                <m:d>
+                  <m:dPr>
+                    <m:begChr m:val="["/>
+                    <m:endChr m:val="]"/>
+                    <m:ctrlPr>
+                      <w:rPr>
+                        <w:rFonts w:ascii="Cambria Math" w:hAnsi="Cambria Math"/>
+                        <w:i/>
+                      </w:rPr>
+                    </m:ctrlPr>
+                  </m:dPr>
+                  <m:e>
+                    <m:r>
+                      <w:rPr>
+                        <w:rFonts w:ascii="Cambria Math" w:hAnsi="Cambria Math"/>
+                      </w:rPr>
+                      <m:t>0, 10</m:t>
+                    </m:r>
+                  </m:e>
+                </m:d>
+                <m:r>
+                  <w:rPr>
+                    <w:rFonts w:ascii="Cambria Math" w:hAnsi="Cambria Math"/>
+                  </w:rPr>
+                  <m:t>, x∈R</m:t>
+                </m:r>
+              </m:oMath>
+            </m:oMathPara>
+          </w:p>
+        </w:tc>
+        <w:tc>
+          <w:tcPr>
+            <w:tcW w:w="1389" w:type="dxa"/>
+          </w:tcPr>
+          <w:p>
+            <w:r>
+              <w:t>0.43</w:t>
+            </w:r>
+          </w:p>
         </w:tc>
       </w:tr>
       <w:tr>
@@ -14384,7 +14789,7 @@
         </w:tc>
         <w:tc>
           <w:tcPr>
-            <w:tcW w:w="2480" w:type="dxa"/>
+            <w:tcW w:w="2371" w:type="dxa"/>
             <w:hideMark/>
           </w:tcPr>
           <w:p>
@@ -14450,13 +14855,7 @@
                   <w:rPr>
                     <w:rFonts w:ascii="Cambria Math" w:hAnsi="Cambria Math"/>
                   </w:rPr>
-                  <m:t>, x∈</m:t>
-                </m:r>
-                <m:r>
-                  <w:rPr>
-                    <w:rFonts w:ascii="Cambria Math" w:hAnsi="Cambria Math"/>
-                  </w:rPr>
-                  <m:t>R</m:t>
+                  <m:t>, x∈R</m:t>
                 </m:r>
               </m:oMath>
             </m:oMathPara>
@@ -14464,9 +14863,19 @@
         </w:tc>
         <w:tc>
           <w:tcPr>
-            <w:tcW w:w="1280" w:type="dxa"/>
+            <w:tcW w:w="1389" w:type="dxa"/>
           </w:tcPr>
-          <w:p/>
+          <w:p>
+            <w:r>
+              <w:t>0.</w:t>
+            </w:r>
+            <w:r>
+              <w:t>5</w:t>
+            </w:r>
+            <w:r>
+              <w:t>0</w:t>
+            </w:r>
+          </w:p>
         </w:tc>
       </w:tr>
       <w:tr>
@@ -14504,7 +14913,7 @@
         </w:tc>
         <w:tc>
           <w:tcPr>
-            <w:tcW w:w="2480" w:type="dxa"/>
+            <w:tcW w:w="2371" w:type="dxa"/>
             <w:hideMark/>
           </w:tcPr>
           <w:p>
@@ -14562,25 +14971,7 @@
                       <w:rPr>
                         <w:rFonts w:ascii="Cambria Math" w:hAnsi="Cambria Math"/>
                       </w:rPr>
-                      <m:t>0</m:t>
-                    </m:r>
-                    <m:r>
-                      <w:rPr>
-                        <w:rFonts w:ascii="Cambria Math" w:hAnsi="Cambria Math"/>
-                      </w:rPr>
-                      <m:t>1</m:t>
-                    </m:r>
-                    <m:r>
-                      <w:rPr>
-                        <w:rFonts w:ascii="Cambria Math" w:hAnsi="Cambria Math"/>
-                      </w:rPr>
-                      <m:t xml:space="preserve">, </m:t>
-                    </m:r>
-                    <m:r>
-                      <w:rPr>
-                        <w:rFonts w:ascii="Cambria Math" w:hAnsi="Cambria Math"/>
-                      </w:rPr>
-                      <m:t>0.95</m:t>
+                      <m:t>01, 0.95</m:t>
                     </m:r>
                   </m:e>
                 </m:d>
@@ -14588,13 +14979,7 @@
                   <w:rPr>
                     <w:rFonts w:ascii="Cambria Math" w:hAnsi="Cambria Math"/>
                   </w:rPr>
-                  <m:t>, x∈</m:t>
-                </m:r>
-                <m:r>
-                  <w:rPr>
-                    <w:rFonts w:ascii="Cambria Math" w:hAnsi="Cambria Math"/>
-                  </w:rPr>
-                  <m:t>R</m:t>
+                  <m:t>, x∈R</m:t>
                 </m:r>
               </m:oMath>
             </m:oMathPara>
@@ -14602,9 +14987,16 @@
         </w:tc>
         <w:tc>
           <w:tcPr>
-            <w:tcW w:w="1280" w:type="dxa"/>
+            <w:tcW w:w="1389" w:type="dxa"/>
           </w:tcPr>
-          <w:p/>
+          <w:p>
+            <w:r>
+              <w:t>0.9</w:t>
+            </w:r>
+            <w:r>
+              <w:t>1</w:t>
+            </w:r>
+          </w:p>
         </w:tc>
       </w:tr>
       <w:tr>
@@ -14641,7 +15033,7 @@
         </w:tc>
         <w:tc>
           <w:tcPr>
-            <w:tcW w:w="2480" w:type="dxa"/>
+            <w:tcW w:w="2371" w:type="dxa"/>
             <w:hideMark/>
           </w:tcPr>
           <w:p>
@@ -14699,25 +15091,7 @@
                       <w:rPr>
                         <w:rFonts w:ascii="Cambria Math" w:hAnsi="Cambria Math"/>
                       </w:rPr>
-                      <m:t>0</m:t>
-                    </m:r>
-                    <m:r>
-                      <w:rPr>
-                        <w:rFonts w:ascii="Cambria Math" w:hAnsi="Cambria Math"/>
-                      </w:rPr>
-                      <m:t>.1</m:t>
-                    </m:r>
-                    <m:r>
-                      <w:rPr>
-                        <w:rFonts w:ascii="Cambria Math" w:hAnsi="Cambria Math"/>
-                      </w:rPr>
-                      <m:t xml:space="preserve">, </m:t>
-                    </m:r>
-                    <m:r>
-                      <w:rPr>
-                        <w:rFonts w:ascii="Cambria Math" w:hAnsi="Cambria Math"/>
-                      </w:rPr>
-                      <m:t>1</m:t>
+                      <m:t>0.1, 1</m:t>
                     </m:r>
                   </m:e>
                 </m:d>
@@ -14725,13 +15099,7 @@
                   <w:rPr>
                     <w:rFonts w:ascii="Cambria Math" w:hAnsi="Cambria Math"/>
                   </w:rPr>
-                  <m:t>, x∈</m:t>
-                </m:r>
-                <m:r>
-                  <w:rPr>
-                    <w:rFonts w:ascii="Cambria Math" w:hAnsi="Cambria Math"/>
-                  </w:rPr>
-                  <m:t>R</m:t>
+                  <m:t>, x∈R</m:t>
                 </m:r>
               </m:oMath>
             </m:oMathPara>
@@ -14739,9 +15107,16 @@
         </w:tc>
         <w:tc>
           <w:tcPr>
-            <w:tcW w:w="1280" w:type="dxa"/>
+            <w:tcW w:w="1389" w:type="dxa"/>
           </w:tcPr>
-          <w:p/>
+          <w:p>
+            <w:r>
+              <w:t>1.0</w:t>
+            </w:r>
+            <w:r>
+              <w:t>0</w:t>
+            </w:r>
+          </w:p>
         </w:tc>
       </w:tr>
       <w:tr>
@@ -14778,7 +15153,7 @@
         </w:tc>
         <w:tc>
           <w:tcPr>
-            <w:tcW w:w="2480" w:type="dxa"/>
+            <w:tcW w:w="2371" w:type="dxa"/>
             <w:hideMark/>
           </w:tcPr>
           <w:p>
@@ -14844,13 +15219,7 @@
                   <w:rPr>
                     <w:rFonts w:ascii="Cambria Math" w:hAnsi="Cambria Math"/>
                   </w:rPr>
-                  <m:t>, x∈</m:t>
-                </m:r>
-                <m:r>
-                  <w:rPr>
-                    <w:rFonts w:ascii="Cambria Math" w:hAnsi="Cambria Math"/>
-                  </w:rPr>
-                  <m:t>R</m:t>
+                  <m:t>, x∈R</m:t>
                 </m:r>
               </m:oMath>
             </m:oMathPara>
@@ -14858,9 +15227,16 @@
         </w:tc>
         <w:tc>
           <w:tcPr>
-            <w:tcW w:w="1280" w:type="dxa"/>
+            <w:tcW w:w="1389" w:type="dxa"/>
           </w:tcPr>
-          <w:p/>
+          <w:p>
+            <w:r>
+              <w:t>0.6</w:t>
+            </w:r>
+            <w:r>
+              <w:t>6</w:t>
+            </w:r>
+          </w:p>
         </w:tc>
       </w:tr>
       <w:tr>
@@ -14897,7 +15273,7 @@
         </w:tc>
         <w:tc>
           <w:tcPr>
-            <w:tcW w:w="2480" w:type="dxa"/>
+            <w:tcW w:w="2371" w:type="dxa"/>
             <w:hideMark/>
           </w:tcPr>
           <w:p>
@@ -14963,13 +15339,7 @@
                   <w:rPr>
                     <w:rFonts w:ascii="Cambria Math" w:hAnsi="Cambria Math"/>
                   </w:rPr>
-                  <m:t>, x∈</m:t>
-                </m:r>
-                <m:r>
-                  <w:rPr>
-                    <w:rFonts w:ascii="Cambria Math" w:hAnsi="Cambria Math"/>
-                  </w:rPr>
-                  <m:t>R</m:t>
+                  <m:t>, x∈R</m:t>
                 </m:r>
               </m:oMath>
             </m:oMathPara>
@@ -14977,9 +15347,16 @@
         </w:tc>
         <w:tc>
           <w:tcPr>
-            <w:tcW w:w="1280" w:type="dxa"/>
+            <w:tcW w:w="1389" w:type="dxa"/>
           </w:tcPr>
-          <w:p/>
+          <w:p>
+            <w:r>
+              <w:t>0.2</w:t>
+            </w:r>
+            <w:r>
+              <w:t>0</w:t>
+            </w:r>
+          </w:p>
         </w:tc>
       </w:tr>
       <w:tr>
@@ -15016,7 +15393,7 @@
         </w:tc>
         <w:tc>
           <w:tcPr>
-            <w:tcW w:w="2480" w:type="dxa"/>
+            <w:tcW w:w="2371" w:type="dxa"/>
             <w:hideMark/>
           </w:tcPr>
           <w:p>
@@ -15082,13 +15459,7 @@
                   <w:rPr>
                     <w:rFonts w:ascii="Cambria Math" w:hAnsi="Cambria Math"/>
                   </w:rPr>
-                  <m:t>, x∈</m:t>
-                </m:r>
-                <m:r>
-                  <w:rPr>
-                    <w:rFonts w:ascii="Cambria Math" w:hAnsi="Cambria Math"/>
-                  </w:rPr>
-                  <m:t>R</m:t>
+                  <m:t>, x∈R</m:t>
                 </m:r>
               </m:oMath>
             </m:oMathPara>
@@ -15096,9 +15467,13 @@
         </w:tc>
         <w:tc>
           <w:tcPr>
-            <w:tcW w:w="1280" w:type="dxa"/>
+            <w:tcW w:w="1389" w:type="dxa"/>
           </w:tcPr>
-          <w:p/>
+          <w:p>
+            <w:r>
+              <w:t>0.75</w:t>
+            </w:r>
+          </w:p>
         </w:tc>
       </w:tr>
       <w:tr>
@@ -15123,7 +15498,7 @@
         </w:tc>
         <w:tc>
           <w:tcPr>
-            <w:tcW w:w="2480" w:type="dxa"/>
+            <w:tcW w:w="2371" w:type="dxa"/>
             <w:hideMark/>
           </w:tcPr>
           <w:p>
@@ -15175,25 +15550,7 @@
                       <w:rPr>
                         <w:rFonts w:ascii="Cambria Math" w:hAnsi="Cambria Math"/>
                       </w:rPr>
-                      <m:t>0</m:t>
-                    </m:r>
-                    <m:r>
-                      <w:rPr>
-                        <w:rFonts w:ascii="Cambria Math" w:hAnsi="Cambria Math"/>
-                      </w:rPr>
-                      <m:t>.1</m:t>
-                    </m:r>
-                    <m:r>
-                      <w:rPr>
-                        <w:rFonts w:ascii="Cambria Math" w:hAnsi="Cambria Math"/>
-                      </w:rPr>
-                      <m:t xml:space="preserve">, </m:t>
-                    </m:r>
-                    <m:r>
-                      <w:rPr>
-                        <w:rFonts w:ascii="Cambria Math" w:hAnsi="Cambria Math"/>
-                      </w:rPr>
-                      <m:t>0.9</m:t>
+                      <m:t>0.1, 0.9</m:t>
                     </m:r>
                   </m:e>
                 </m:d>
@@ -15201,13 +15558,7 @@
                   <w:rPr>
                     <w:rFonts w:ascii="Cambria Math" w:hAnsi="Cambria Math"/>
                   </w:rPr>
-                  <m:t>, x∈</m:t>
-                </m:r>
-                <m:r>
-                  <w:rPr>
-                    <w:rFonts w:ascii="Cambria Math" w:hAnsi="Cambria Math"/>
-                  </w:rPr>
-                  <m:t>R</m:t>
+                  <m:t>, x∈R</m:t>
                 </m:r>
               </m:oMath>
             </m:oMathPara>
@@ -15215,14 +15566,12 @@
         </w:tc>
         <w:tc>
           <w:tcPr>
-            <w:tcW w:w="1280" w:type="dxa"/>
+            <w:tcW w:w="1389" w:type="dxa"/>
           </w:tcPr>
           <w:p>
-            <w:pPr>
-              <w:rPr>
-                <w:rFonts w:ascii="Arial" w:hAnsi="Arial" w:cs="Arial"/>
-              </w:rPr>
-            </w:pPr>
+            <w:r>
+              <w:t>0.42</w:t>
+            </w:r>
           </w:p>
         </w:tc>
       </w:tr>
@@ -15260,7 +15609,7 @@
         </w:tc>
         <w:tc>
           <w:tcPr>
-            <w:tcW w:w="2480" w:type="dxa"/>
+            <w:tcW w:w="2371" w:type="dxa"/>
             <w:hideMark/>
           </w:tcPr>
           <w:p>
@@ -15326,13 +15675,7 @@
                   <w:rPr>
                     <w:rFonts w:ascii="Cambria Math" w:hAnsi="Cambria Math"/>
                   </w:rPr>
-                  <m:t>, x∈</m:t>
-                </m:r>
-                <m:r>
-                  <w:rPr>
-                    <w:rFonts w:ascii="Cambria Math" w:hAnsi="Cambria Math"/>
-                  </w:rPr>
-                  <m:t>R</m:t>
+                  <m:t>, x∈R</m:t>
                 </m:r>
               </m:oMath>
             </m:oMathPara>
@@ -15340,9 +15683,13 @@
         </w:tc>
         <w:tc>
           <w:tcPr>
-            <w:tcW w:w="1280" w:type="dxa"/>
+            <w:tcW w:w="1389" w:type="dxa"/>
           </w:tcPr>
-          <w:p/>
+          <w:p>
+            <w:r>
+              <w:t>0.72</w:t>
+            </w:r>
+          </w:p>
         </w:tc>
       </w:tr>
       <w:tr>
@@ -15367,7 +15714,7 @@
         </w:tc>
         <w:tc>
           <w:tcPr>
-            <w:tcW w:w="2480" w:type="dxa"/>
+            <w:tcW w:w="2371" w:type="dxa"/>
             <w:hideMark/>
           </w:tcPr>
           <w:p>
@@ -15425,19 +15772,7 @@
                       <w:rPr>
                         <w:rFonts w:ascii="Cambria Math" w:hAnsi="Cambria Math"/>
                       </w:rPr>
-                      <m:t>2</m:t>
-                    </m:r>
-                    <m:r>
-                      <w:rPr>
-                        <w:rFonts w:ascii="Cambria Math" w:hAnsi="Cambria Math"/>
-                      </w:rPr>
-                      <m:t xml:space="preserve">, </m:t>
-                    </m:r>
-                    <m:r>
-                      <w:rPr>
-                        <w:rFonts w:ascii="Cambria Math" w:hAnsi="Cambria Math"/>
-                      </w:rPr>
-                      <m:t>8</m:t>
+                      <m:t>2, 8</m:t>
                     </m:r>
                   </m:e>
                 </m:d>
@@ -15445,13 +15780,7 @@
                   <w:rPr>
                     <w:rFonts w:ascii="Cambria Math" w:hAnsi="Cambria Math"/>
                   </w:rPr>
-                  <m:t>, x∈</m:t>
-                </m:r>
-                <m:r>
-                  <w:rPr>
-                    <w:rFonts w:ascii="Cambria Math" w:hAnsi="Cambria Math"/>
-                  </w:rPr>
-                  <m:t>N</m:t>
+                  <m:t>, x∈N</m:t>
                 </m:r>
               </m:oMath>
             </m:oMathPara>
@@ -15459,9 +15788,13 @@
         </w:tc>
         <w:tc>
           <w:tcPr>
-            <w:tcW w:w="1280" w:type="dxa"/>
+            <w:tcW w:w="1389" w:type="dxa"/>
           </w:tcPr>
-          <w:p/>
+          <w:p>
+            <w:r>
+              <w:t>6</w:t>
+            </w:r>
+          </w:p>
         </w:tc>
       </w:tr>
       <w:tr>
@@ -15486,7 +15819,7 @@
         </w:tc>
         <w:tc>
           <w:tcPr>
-            <w:tcW w:w="2480" w:type="dxa"/>
+            <w:tcW w:w="2371" w:type="dxa"/>
             <w:hideMark/>
           </w:tcPr>
           <w:p>
@@ -15538,25 +15871,7 @@
                       <w:rPr>
                         <w:rFonts w:ascii="Cambria Math" w:hAnsi="Cambria Math"/>
                       </w:rPr>
-                      <m:t>0</m:t>
-                    </m:r>
-                    <m:r>
-                      <w:rPr>
-                        <w:rFonts w:ascii="Cambria Math" w:hAnsi="Cambria Math"/>
-                      </w:rPr>
-                      <m:t>.1</m:t>
-                    </m:r>
-                    <m:r>
-                      <w:rPr>
-                        <w:rFonts w:ascii="Cambria Math" w:hAnsi="Cambria Math"/>
-                      </w:rPr>
-                      <m:t xml:space="preserve">, </m:t>
-                    </m:r>
-                    <m:r>
-                      <w:rPr>
-                        <w:rFonts w:ascii="Cambria Math" w:hAnsi="Cambria Math"/>
-                      </w:rPr>
-                      <m:t>0.95</m:t>
+                      <m:t>0.1, 0.95</m:t>
                     </m:r>
                   </m:e>
                 </m:d>
@@ -15564,13 +15879,7 @@
                   <w:rPr>
                     <w:rFonts w:ascii="Cambria Math" w:hAnsi="Cambria Math"/>
                   </w:rPr>
-                  <m:t>, x∈</m:t>
-                </m:r>
-                <m:r>
-                  <w:rPr>
-                    <w:rFonts w:ascii="Cambria Math" w:hAnsi="Cambria Math"/>
-                  </w:rPr>
-                  <m:t>R</m:t>
+                  <m:t>, x∈R</m:t>
                 </m:r>
               </m:oMath>
             </m:oMathPara>
@@ -15578,9 +15887,13 @@
         </w:tc>
         <w:tc>
           <w:tcPr>
-            <w:tcW w:w="1280" w:type="dxa"/>
+            <w:tcW w:w="1389" w:type="dxa"/>
           </w:tcPr>
-          <w:p/>
+          <w:p>
+            <w:r>
+              <w:t>0.21</w:t>
+            </w:r>
+          </w:p>
         </w:tc>
       </w:tr>
       <w:tr>
@@ -15617,7 +15930,7 @@
         </w:tc>
         <w:tc>
           <w:tcPr>
-            <w:tcW w:w="2480" w:type="dxa"/>
+            <w:tcW w:w="2371" w:type="dxa"/>
             <w:hideMark/>
           </w:tcPr>
           <w:p>
@@ -15683,13 +15996,7 @@
                   <w:rPr>
                     <w:rFonts w:ascii="Cambria Math" w:hAnsi="Cambria Math"/>
                   </w:rPr>
-                  <m:t>, x∈</m:t>
-                </m:r>
-                <m:r>
-                  <w:rPr>
-                    <w:rFonts w:ascii="Cambria Math" w:hAnsi="Cambria Math"/>
-                  </w:rPr>
-                  <m:t>R</m:t>
+                  <m:t>, x∈R</m:t>
                 </m:r>
               </m:oMath>
             </m:oMathPara>
@@ -15697,9 +16004,13 @@
         </w:tc>
         <w:tc>
           <w:tcPr>
-            <w:tcW w:w="1280" w:type="dxa"/>
+            <w:tcW w:w="1389" w:type="dxa"/>
           </w:tcPr>
-          <w:p/>
+          <w:p>
+            <w:r>
+              <w:t>0.41</w:t>
+            </w:r>
+          </w:p>
         </w:tc>
       </w:tr>
       <w:tr>
@@ -15725,7 +16036,7 @@
         </w:tc>
         <w:tc>
           <w:tcPr>
-            <w:tcW w:w="2480" w:type="dxa"/>
+            <w:tcW w:w="2371" w:type="dxa"/>
             <w:hideMark/>
           </w:tcPr>
           <w:p>
@@ -15791,13 +16102,7 @@
                   <w:rPr>
                     <w:rFonts w:ascii="Cambria Math" w:hAnsi="Cambria Math"/>
                   </w:rPr>
-                  <m:t>, x∈</m:t>
-                </m:r>
-                <m:r>
-                  <w:rPr>
-                    <w:rFonts w:ascii="Cambria Math" w:hAnsi="Cambria Math"/>
-                  </w:rPr>
-                  <m:t>N</m:t>
+                  <m:t>, x∈N</m:t>
                 </m:r>
               </m:oMath>
             </m:oMathPara>
@@ -15805,9 +16110,13 @@
         </w:tc>
         <w:tc>
           <w:tcPr>
-            <w:tcW w:w="1280" w:type="dxa"/>
+            <w:tcW w:w="1389" w:type="dxa"/>
           </w:tcPr>
-          <w:p/>
+          <w:p>
+            <w:r>
+              <w:t>4</w:t>
+            </w:r>
+          </w:p>
         </w:tc>
       </w:tr>
       <w:tr>
@@ -15832,7 +16141,7 @@
         </w:tc>
         <w:tc>
           <w:tcPr>
-            <w:tcW w:w="2480" w:type="dxa"/>
+            <w:tcW w:w="2371" w:type="dxa"/>
             <w:hideMark/>
           </w:tcPr>
           <w:p>
@@ -15892,13 +16201,7 @@
                   <w:rPr>
                     <w:rFonts w:ascii="Cambria Math" w:hAnsi="Cambria Math"/>
                   </w:rPr>
-                  <m:t>, x∈</m:t>
-                </m:r>
-                <m:r>
-                  <w:rPr>
-                    <w:rFonts w:ascii="Cambria Math" w:hAnsi="Cambria Math"/>
-                  </w:rPr>
-                  <m:t>R</m:t>
+                  <m:t>, x∈R</m:t>
                 </m:r>
               </m:oMath>
             </m:oMathPara>
@@ -15906,9 +16209,13 @@
         </w:tc>
         <w:tc>
           <w:tcPr>
-            <w:tcW w:w="1280" w:type="dxa"/>
+            <w:tcW w:w="1389" w:type="dxa"/>
           </w:tcPr>
-          <w:p/>
+          <w:p>
+            <w:r>
+              <w:t>0.9</w:t>
+            </w:r>
+          </w:p>
         </w:tc>
       </w:tr>
       <w:tr>
@@ -15945,7 +16252,7 @@
         </w:tc>
         <w:tc>
           <w:tcPr>
-            <w:tcW w:w="2480" w:type="dxa"/>
+            <w:tcW w:w="2371" w:type="dxa"/>
             <w:hideMark/>
           </w:tcPr>
           <w:p>
@@ -16011,13 +16318,7 @@
                   <w:rPr>
                     <w:rFonts w:ascii="Cambria Math" w:hAnsi="Cambria Math"/>
                   </w:rPr>
-                  <m:t>, x∈</m:t>
-                </m:r>
-                <m:r>
-                  <w:rPr>
-                    <w:rFonts w:ascii="Cambria Math" w:hAnsi="Cambria Math"/>
-                  </w:rPr>
-                  <m:t>R</m:t>
+                  <m:t>, x∈R</m:t>
                 </m:r>
               </m:oMath>
             </m:oMathPara>
@@ -16025,57 +16326,66 @@
         </w:tc>
         <w:tc>
           <w:tcPr>
-            <w:tcW w:w="1280" w:type="dxa"/>
+            <w:tcW w:w="1389" w:type="dxa"/>
           </w:tcPr>
-          <w:p/>
+          <w:p>
+            <w:r>
+              <w:t>0.261</w:t>
+            </w:r>
+          </w:p>
         </w:tc>
       </w:tr>
     </w:tbl>
-    <w:p/>
     <w:p>
       <w:pPr>
         <w:pStyle w:val="Heading2"/>
       </w:pPr>
-      <w:bookmarkStart w:id="65" w:name="_Toc232366022"/>
-      <w:r>
-        <w:t>Rezultati</w:t>
-      </w:r>
-      <w:bookmarkEnd w:id="65"/>
-      <w:r>
-        <w:t xml:space="preserve"> </w:t>
-      </w:r>
-    </w:p>
-    <w:p>
-      <w:commentRangeStart w:id="66"/>
-      <w:r>
-        <w:t>#TODO napraviti s pravim mjerenjima i raspisati tumačenja, izabrati najzanimljivije hiperparametre za detaljniju inspekciju</w:t>
-      </w:r>
-      <w:commentRangeEnd w:id="66"/>
+      <w:commentRangeStart w:id="73"/>
+      <w:r>
+        <w:t>Skupovi podataka</w:t>
+      </w:r>
+      <w:commentRangeEnd w:id="73"/>
       <w:r>
         <w:rPr>
           <w:rStyle w:val="CommentReference"/>
-          <w:sz w:val="24"/>
-          <w:szCs w:val="24"/>
-        </w:rPr>
-        <w:commentReference w:id="66"/>
-      </w:r>
-    </w:p>
-    <w:p/>
-    <w:p>
-      <w:r>
-        <w:t xml:space="preserve">Iz optimizacije hiperparametara, uspoređujemo operatore selekcije. Prikazom na box-plotu vidimo kako je turnirska selekcija uvijek davala bolje rezultate od selekcije s obzirom na rang. </w:t>
-      </w:r>
-    </w:p>
-    <w:p>
+          <w:sz w:val="32"/>
+          <w:szCs w:val="28"/>
+        </w:rPr>
+        <w:commentReference w:id="73"/>
+      </w:r>
+    </w:p>
+    <w:p>
+      <w:r>
+        <w:t xml:space="preserve">Za optimizaciju hiperparametara potrebno je odabrati skupove podataka koji dobro predstavljaju općeniti problem kako bi prilagođeni hiperparametri bili pogodni za bilo kakav ulazni skup trgovina i ograničenja. </w:t>
+      </w:r>
+      <w:r>
+        <w:t>Skupove smo birali temeljem nekih njihovih značajki dok smo ograničenja za skupove podataka generirali nasumično.</w:t>
+      </w:r>
+    </w:p>
+    <w:p>
+      <w:r>
+        <w:t xml:space="preserve">Za prvi skup podataka odabrali smo sve trgovine koprivničko-križevačke županije koji se sastoji od 70 trgovina. Cilj tog skupa podataka bilo je imati skup podataka u kojem vrlo malo trgovina zapravo interagira kako bi algoritam sa optimalnim parametrima dobro radio na skupovima podataka kod kojih spajanje trgovina ima malen utjecaj i kod kojih je zapravo bitno optimizirati samo manje podskupove cijelog problema. Skup podataka trgovina u koprivničko-križivačkoj županiji prikazan je na </w:t>
+      </w:r>
+      <w:r>
+        <w:t>s</w:t>
+      </w:r>
+      <w:r>
+        <w:t>lici 17.</w:t>
+      </w:r>
+    </w:p>
+    <w:p>
+      <w:pPr>
+        <w:pStyle w:val="slika"/>
+      </w:pPr>
       <w:r>
         <w:rPr>
           <w:noProof/>
         </w:rPr>
         <w:drawing>
-          <wp:inline distT="0" distB="0" distL="0" distR="0" wp14:anchorId="2B04EA6A" wp14:editId="58163346">
-            <wp:extent cx="4032918" cy="2770910"/>
-            <wp:effectExtent l="0" t="0" r="5715" b="0"/>
-            <wp:docPr id="837311237" name="Picture 1"/>
+          <wp:inline distT="0" distB="0" distL="0" distR="0" wp14:anchorId="40A35D72" wp14:editId="45A8C0F6">
+            <wp:extent cx="4274820" cy="2401060"/>
+            <wp:effectExtent l="0" t="0" r="0" b="0"/>
+            <wp:docPr id="462086741" name="Picture 1"/>
             <wp:cNvGraphicFramePr>
               <a:graphicFrameLocks xmlns:a="http://schemas.openxmlformats.org/drawingml/2006/main" noChangeAspect="1"/>
             </wp:cNvGraphicFramePr>
@@ -16083,7 +16393,7 @@
               <a:graphicData uri="http://schemas.openxmlformats.org/drawingml/2006/picture">
                 <pic:pic xmlns:pic="http://schemas.openxmlformats.org/drawingml/2006/picture">
                   <pic:nvPicPr>
-                    <pic:cNvPr id="837311237" name=""/>
+                    <pic:cNvPr id="462086741" name=""/>
                     <pic:cNvPicPr/>
                   </pic:nvPicPr>
                   <pic:blipFill>
@@ -16095,7 +16405,7 @@
                   <pic:spPr>
                     <a:xfrm>
                       <a:off x="0" y="0"/>
-                      <a:ext cx="4035757" cy="2772861"/>
+                      <a:ext cx="4278436" cy="2403091"/>
                     </a:xfrm>
                     <a:prstGeom prst="rect">
                       <a:avLst/>
@@ -16109,21 +16419,69 @@
       </w:r>
     </w:p>
     <w:p>
-      <w:r>
-        <w:t>S obzirom na težine unutar composite operatora križanja, možemo vidjeti kako je optimizator prioritizirao križanje s K zamjena redaka naspram geometrijskog križanja s K izmjena stupaca.</w:t>
-      </w:r>
-    </w:p>
-    <w:p>
+      <w:pPr>
+        <w:pStyle w:val="Caption"/>
+      </w:pPr>
+      <w:r>
+        <w:t xml:space="preserve">Slika </w:t>
+      </w:r>
+      <w:r>
+        <w:fldChar w:fldCharType="begin"/>
+      </w:r>
+      <w:r>
+        <w:instrText xml:space="preserve"> SEQ Slika \* ARABIC </w:instrText>
+      </w:r>
+      <w:r>
+        <w:fldChar w:fldCharType="separate"/>
+      </w:r>
       <w:r>
         <w:rPr>
           <w:noProof/>
         </w:rPr>
+        <w:t>17</w:t>
+      </w:r>
+      <w:r>
+        <w:fldChar w:fldCharType="end"/>
+      </w:r>
+      <w:r>
+        <w:t xml:space="preserve"> – Skup podataka koprivničko-križevačke županije</w:t>
+      </w:r>
+    </w:p>
+    <w:p>
+      <w:r>
         <w:lastRenderedPageBreak/>
+        <w:t xml:space="preserve">Za druga skup podataka odabrane su sve trgovine u Rijeci. Cilj ovog skupa podataka bilo je imati skup podataka u kojem svaka trgovina interagira sa velikim brojem drugih trgovina. Hiperparametri optimalni za navedeni problem dobro rade na skupovima podataka kod kojih spajanje trgovina i rješavanje potproblema daje </w:t>
+      </w:r>
+      <w:r>
+        <w:t xml:space="preserve">slabo </w:t>
+      </w:r>
+      <w:r>
+        <w:t xml:space="preserve">informirane rezultate i kod kojih </w:t>
+      </w:r>
+      <w:r>
+        <w:t xml:space="preserve">su kasniji koraci kod spajanja ključniji. Skup podataka trgovina u Rijeci prikazan je na </w:t>
+      </w:r>
+      <w:r>
+        <w:t>s</w:t>
+      </w:r>
+      <w:r>
+        <w:t>lici 18.</w:t>
+      </w:r>
+    </w:p>
+    <w:p>
+      <w:pPr>
+        <w:pStyle w:val="slika"/>
+        <w:keepNext/>
+      </w:pPr>
+      <w:r>
+        <w:rPr>
+          <w:noProof/>
+        </w:rPr>
         <w:drawing>
-          <wp:inline distT="0" distB="0" distL="0" distR="0" wp14:anchorId="26CD2B77" wp14:editId="53634C03">
-            <wp:extent cx="5580380" cy="2884805"/>
-            <wp:effectExtent l="0" t="0" r="1270" b="0"/>
-            <wp:docPr id="1006299697" name="Picture 1"/>
+          <wp:inline distT="0" distB="0" distL="0" distR="0" wp14:anchorId="2A916550" wp14:editId="26E88295">
+            <wp:extent cx="4274820" cy="2401060"/>
+            <wp:effectExtent l="0" t="0" r="0" b="0"/>
+            <wp:docPr id="1151953695" name="Picture 1"/>
             <wp:cNvGraphicFramePr>
               <a:graphicFrameLocks xmlns:a="http://schemas.openxmlformats.org/drawingml/2006/main" noChangeAspect="1"/>
             </wp:cNvGraphicFramePr>
@@ -16131,11 +16489,11 @@
               <a:graphicData uri="http://schemas.openxmlformats.org/drawingml/2006/picture">
                 <pic:pic xmlns:pic="http://schemas.openxmlformats.org/drawingml/2006/picture">
                   <pic:nvPicPr>
-                    <pic:cNvPr id="1006299697" name=""/>
+                    <pic:cNvPr id="462086741" name=""/>
                     <pic:cNvPicPr/>
                   </pic:nvPicPr>
                   <pic:blipFill>
-                    <a:blip r:embed="rId35"/>
+                    <a:blip r:embed="rId34"/>
                     <a:stretch>
                       <a:fillRect/>
                     </a:stretch>
@@ -16143,7 +16501,7 @@
                   <pic:spPr>
                     <a:xfrm>
                       <a:off x="0" y="0"/>
-                      <a:ext cx="5580380" cy="2884805"/>
+                      <a:ext cx="4278436" cy="2403091"/>
                     </a:xfrm>
                     <a:prstGeom prst="rect">
                       <a:avLst/>
@@ -16157,129 +16515,196 @@
       </w:r>
     </w:p>
     <w:p>
-      <w:r>
-        <w:t xml:space="preserve">Gledajući distribuciju funkcije dobrote naspram veličine populacije, algoritam je bolje rezultate dobivao za veće populacije, konkretno za populacije veličine 5000. </w:t>
-      </w:r>
-    </w:p>
-    <w:p>
+      <w:pPr>
+        <w:pStyle w:val="Caption"/>
+      </w:pPr>
+      <w:r>
+        <w:t xml:space="preserve">Slika </w:t>
+      </w:r>
+      <w:r>
+        <w:fldChar w:fldCharType="begin"/>
+      </w:r>
+      <w:r>
+        <w:instrText xml:space="preserve"> SEQ Slika \* ARABIC </w:instrText>
+      </w:r>
+      <w:r>
+        <w:fldChar w:fldCharType="separate"/>
+      </w:r>
       <w:r>
         <w:rPr>
           <w:noProof/>
         </w:rPr>
-        <w:drawing>
-          <wp:inline distT="0" distB="0" distL="0" distR="0" wp14:anchorId="3020D8E4" wp14:editId="4CBA2EFB">
-            <wp:extent cx="5580380" cy="3788410"/>
-            <wp:effectExtent l="0" t="0" r="1270" b="2540"/>
-            <wp:docPr id="1166404361" name="Picture 1"/>
-            <wp:cNvGraphicFramePr>
-              <a:graphicFrameLocks xmlns:a="http://schemas.openxmlformats.org/drawingml/2006/main" noChangeAspect="1"/>
-            </wp:cNvGraphicFramePr>
-            <a:graphic xmlns:a="http://schemas.openxmlformats.org/drawingml/2006/main">
-              <a:graphicData uri="http://schemas.openxmlformats.org/drawingml/2006/picture">
-                <pic:pic xmlns:pic="http://schemas.openxmlformats.org/drawingml/2006/picture">
-                  <pic:nvPicPr>
-                    <pic:cNvPr id="1166404361" name=""/>
-                    <pic:cNvPicPr/>
-                  </pic:nvPicPr>
-                  <pic:blipFill>
-                    <a:blip r:embed="rId36"/>
-                    <a:stretch>
-                      <a:fillRect/>
-                    </a:stretch>
-                  </pic:blipFill>
-                  <pic:spPr>
-                    <a:xfrm>
-                      <a:off x="0" y="0"/>
-                      <a:ext cx="5580380" cy="3788410"/>
-                    </a:xfrm>
-                    <a:prstGeom prst="rect">
-                      <a:avLst/>
-                    </a:prstGeom>
-                  </pic:spPr>
-                </pic:pic>
-              </a:graphicData>
-            </a:graphic>
-          </wp:inline>
-        </w:drawing>
-      </w:r>
-    </w:p>
-    <w:p>
-      <w:r>
-        <w:t>Gledajući distribuciju funkcije dobrote naspram broja novih kromosoma, zaključujemo kako broj novo uvedenih kromosoma ne utječe na funkciju dobrote.</w:t>
-      </w:r>
-    </w:p>
-    <w:p>
-      <w:r>
-        <w:rPr>
-          <w:noProof/>
-        </w:rPr>
-        <w:lastRenderedPageBreak/>
-        <w:drawing>
-          <wp:inline distT="0" distB="0" distL="0" distR="0" wp14:anchorId="28F88835" wp14:editId="3CECF774">
-            <wp:extent cx="5580380" cy="3815715"/>
-            <wp:effectExtent l="0" t="0" r="1270" b="0"/>
-            <wp:docPr id="363696424" name="Picture 1"/>
-            <wp:cNvGraphicFramePr>
-              <a:graphicFrameLocks xmlns:a="http://schemas.openxmlformats.org/drawingml/2006/main" noChangeAspect="1"/>
-            </wp:cNvGraphicFramePr>
-            <a:graphic xmlns:a="http://schemas.openxmlformats.org/drawingml/2006/main">
-              <a:graphicData uri="http://schemas.openxmlformats.org/drawingml/2006/picture">
-                <pic:pic xmlns:pic="http://schemas.openxmlformats.org/drawingml/2006/picture">
-                  <pic:nvPicPr>
-                    <pic:cNvPr id="363696424" name=""/>
-                    <pic:cNvPicPr/>
-                  </pic:nvPicPr>
-                  <pic:blipFill>
-                    <a:blip r:embed="rId37"/>
-                    <a:stretch>
-                      <a:fillRect/>
-                    </a:stretch>
-                  </pic:blipFill>
-                  <pic:spPr>
-                    <a:xfrm>
-                      <a:off x="0" y="0"/>
-                      <a:ext cx="5580380" cy="3815715"/>
-                    </a:xfrm>
-                    <a:prstGeom prst="rect">
-                      <a:avLst/>
-                    </a:prstGeom>
-                  </pic:spPr>
-                </pic:pic>
-              </a:graphicData>
-            </a:graphic>
-          </wp:inline>
-        </w:drawing>
-      </w:r>
-    </w:p>
-    <w:p>
-      <w:r>
-        <w:t xml:space="preserve">Optimizacijom hiperparametara dobivamo </w:t>
-      </w:r>
-      <w:r>
-        <w:t>optimalne parametre u Tablici 1.</w:t>
+        <w:t>18</w:t>
+      </w:r>
+      <w:r>
+        <w:fldChar w:fldCharType="end"/>
+      </w:r>
+      <w:r>
+        <w:t xml:space="preserve"> - skup podataka u Rijeci</w:t>
       </w:r>
     </w:p>
     <w:p/>
+    <w:p>
+      <w:pPr>
+        <w:pStyle w:val="Heading2"/>
+      </w:pPr>
+      <w:bookmarkStart w:id="74" w:name="_Toc232366022"/>
+      <w:commentRangeStart w:id="75"/>
+      <w:r>
+        <w:t>Rezultati</w:t>
+      </w:r>
+      <w:bookmarkEnd w:id="74"/>
+      <w:r>
+        <w:t xml:space="preserve"> </w:t>
+      </w:r>
+      <w:r>
+        <w:t>optimizacije hiperparametara</w:t>
+      </w:r>
+      <w:commentRangeEnd w:id="75"/>
+      <w:r>
+        <w:rPr>
+          <w:rStyle w:val="CommentReference"/>
+          <w:sz w:val="32"/>
+          <w:szCs w:val="28"/>
+        </w:rPr>
+        <w:commentReference w:id="75"/>
+      </w:r>
+    </w:p>
+    <w:p>
+      <w:pPr>
+        <w:pStyle w:val="Podnaslov"/>
+      </w:pPr>
+      <w:r>
+        <w:t>Općeniti hiperparametri</w:t>
+      </w:r>
+    </w:p>
+    <w:p>
+      <w:r>
+        <w:t>Koristeći analizu parametara veličine populacije, broja generacija i broja novih kromosoma koji se dodaju svaku generaciju iz u Privitku 1 za konačan skup hiperparametara odabrati ćemo veličinu populacije od 1000 jedinki, sa 5000 generacija i 30 novih kromosoma u svakoj generaciji. Na dijagramima su baš ovi hiperparametri rezultirali s puno više kvalitetnih optimizacija nego onih loše kvalitetnih.</w:t>
+      </w:r>
+    </w:p>
+    <w:p>
+      <w:r>
+        <w:t xml:space="preserve">Također koristeći dijagrame iz Privitka 1, za parametre </w:t>
+      </w:r>
+      <w:r>
+        <w:t>algoritma grupiranja odabrati ćemo najmanjih, 1 kilometar za najveću udaljenost između trgovina u početnim grupama dok ćemo za najveću udaljenost kod spajanja koristiti 15 kilometara. Udio optimizacija koje se nalaze u najboljoj četvrtini i koje koriste baš te parametre značajno je veći od onih optimizacija koje koriste drastično različite parametre od navedenih. Ovo prikazuje kako algoritam u početnim grupama preferira imati trgovine koje su što bliže, dok komponente njihove interakcije preferira optimirati u kasnijim iteracijama.</w:t>
+      </w:r>
+    </w:p>
     <w:p/>
     <w:p>
       <w:pPr>
+        <w:pStyle w:val="Podnaslov"/>
+      </w:pPr>
+      <w:r>
+        <w:t>Selekcija</w:t>
+      </w:r>
+    </w:p>
+    <w:p>
+      <w:r>
+        <w:t>Promatrajući kutijasti dijagram (engl. box plot)</w:t>
+      </w:r>
+      <w:r>
+        <w:t xml:space="preserve"> u Privitku </w:t>
+      </w:r>
+      <w:r>
+        <w:t>2</w:t>
+      </w:r>
+      <w:r>
+        <w:t xml:space="preserve"> koji prikazuje distribuciju funkcije dobrote s obzirom na to koja vrsta selekcije je korištena zaključujemo kako nema značajne razlike između korištenog operatora. </w:t>
+      </w:r>
+      <w:r>
+        <w:t xml:space="preserve">S obzirom na nešto veći medijan i maksimum i činjenicu da je češće korištena u genetskim algoritmima, za konačan skup hiperparametara odabrali smo turnirsku selekciju. Veličinu turnira postaviti ćemo na </w:t>
+      </w:r>
+      <w:r>
+        <w:t>pet s obzirom na dijagram iz Privitka 1 koji prikazuje udio optimizacija koje su koristile taj hiperparametar i koje su završile u najboljoj četvrtini evaluacija (bolji od 75. kvantila) naspram onih koje su završile u najgoroj četvrtini evaluacija (lošiji od 25. kvantila)</w:t>
+      </w:r>
+    </w:p>
+    <w:p>
+      <w:pPr>
+        <w:pStyle w:val="Podnaslov"/>
+      </w:pPr>
+      <w:r>
+        <w:t>Eliminacija</w:t>
+      </w:r>
+    </w:p>
+    <w:p>
+      <w:r>
+        <w:t xml:space="preserve">Prema kutijastom dijagramu u Privitku </w:t>
+      </w:r>
+      <w:r>
+        <w:t>3</w:t>
+      </w:r>
+      <w:r>
+        <w:t xml:space="preserve"> koji prikazuje distribuciju funkcije dobrote s obzirom na to koja vrsta selekcije je korištena zaključiti ćemo i kako nema značajne razlike između korištenih operatora eliminacije. U konačni skup hiperparametara arbitrarno ćemo odabrati elitističku eliminaciju sa </w:t>
+      </w:r>
+      <w:r>
+        <w:t xml:space="preserve">fiksnim </w:t>
+      </w:r>
+      <w:r>
+        <w:t xml:space="preserve">parametrom elitizma od </w:t>
+      </w:r>
+      <w:r>
+        <w:t>5</w:t>
+      </w:r>
+      <w:r>
+        <w:t>.</w:t>
+      </w:r>
+    </w:p>
+    <w:p>
+      <w:pPr>
+        <w:pStyle w:val="Podnaslov"/>
+      </w:pPr>
+      <w:r>
+        <w:t>Križanje</w:t>
+      </w:r>
+    </w:p>
+    <w:p>
+      <w:r>
+        <w:t xml:space="preserve">Operacija križanja u konačnoj se optimizaciji hiperparametara sastojala od velikog broja pojedinačnih hiperparametara pa je gotovo nemoguće objektivno zaključiti najbolje parametre za svaki. Za operator križanja zanimljiv je dijagram iz Privitka </w:t>
+      </w:r>
+      <w:r>
+        <w:t>4</w:t>
+      </w:r>
+      <w:r>
+        <w:t xml:space="preserve"> koji prikazuje težinsku distribuciju težina određenih implementacija težinski izračunatu s obzirom na vrijednost funkcije dobrote. Cilj dijagrama je pokušati numerički staviti u omjer učestalost korištenja operatora sa konačnom funkcijom dobrote. Dijagram prikazuje očekivanu razdiobu – geometrijski operatori križanja imaju veće vrijednosti pri čemu onaj koji djeluje nad pojedinim nedjeljama ima malu prednost. Za konačan skup hiperparametara koristiti ćemo dobivenu distribuciju </w:t>
+      </w:r>
+      <w:r>
+        <w:t>dok ćemo za parametre pojedinih operatora jednostavno koristiti one parametre iz najbolje optimizacije.</w:t>
+      </w:r>
+    </w:p>
+    <w:p>
+      <w:pPr>
+        <w:pStyle w:val="Podnaslov"/>
+      </w:pPr>
+      <w:r>
+        <w:t>Mutacija</w:t>
+      </w:r>
+    </w:p>
+    <w:p>
+      <w:r>
+        <w:t>Iz dijagrama za operatore mutacije, na našem skupu mjerenja nemoguće je donijeti čvrste zaključke. Dijagrami koji prikazuju distribucije dobrote naspram parametara vrlo su šumoviti i iz njih se može zaključiti samo da parametri operatora mutacije nisu ključni za kvalitetnu optimizaciju rasporeda. Za konačan skup hiperparametara jednostavno ćemo koristiti one parametre iz najbolje optimizacije.</w:t>
+      </w:r>
+    </w:p>
+    <w:p>
+      <w:pPr>
         <w:pStyle w:val="Heading1"/>
       </w:pPr>
-      <w:bookmarkStart w:id="67" w:name="_Toc232366023"/>
-      <w:commentRangeStart w:id="68"/>
+      <w:bookmarkStart w:id="76" w:name="_Toc232366023"/>
+      <w:commentRangeStart w:id="77"/>
       <w:r>
         <w:lastRenderedPageBreak/>
         <w:t>Rezultati</w:t>
       </w:r>
-      <w:bookmarkEnd w:id="67"/>
-      <w:commentRangeEnd w:id="68"/>
+      <w:bookmarkEnd w:id="76"/>
+      <w:commentRangeEnd w:id="77"/>
       <w:r>
         <w:rPr>
           <w:rStyle w:val="CommentReference"/>
           <w:sz w:val="36"/>
           <w:szCs w:val="32"/>
         </w:rPr>
-        <w:commentReference w:id="68"/>
+        <w:commentReference w:id="77"/>
       </w:r>
     </w:p>
     <w:p>
@@ -16319,7 +16744,7 @@
                     <pic:cNvPicPr/>
                   </pic:nvPicPr>
                   <pic:blipFill>
-                    <a:blip r:embed="rId38"/>
+                    <a:blip r:embed="rId35"/>
                     <a:stretch>
                       <a:fillRect/>
                     </a:stretch>
@@ -16366,7 +16791,7 @@
                     <pic:cNvPicPr/>
                   </pic:nvPicPr>
                   <pic:blipFill>
-                    <a:blip r:embed="rId39"/>
+                    <a:blip r:embed="rId36"/>
                     <a:stretch>
                       <a:fillRect/>
                     </a:stretch>
@@ -16392,21 +16817,21 @@
       <w:pPr>
         <w:pStyle w:val="Heading1"/>
       </w:pPr>
-      <w:bookmarkStart w:id="69" w:name="_Toc232366024"/>
-      <w:commentRangeStart w:id="70"/>
+      <w:bookmarkStart w:id="78" w:name="_Toc232366024"/>
+      <w:commentRangeStart w:id="79"/>
       <w:r>
         <w:lastRenderedPageBreak/>
         <w:t>Zaključak</w:t>
       </w:r>
-      <w:bookmarkEnd w:id="69"/>
-      <w:commentRangeEnd w:id="70"/>
+      <w:bookmarkEnd w:id="78"/>
+      <w:commentRangeEnd w:id="79"/>
       <w:r>
         <w:rPr>
           <w:rStyle w:val="CommentReference"/>
           <w:sz w:val="36"/>
           <w:szCs w:val="32"/>
         </w:rPr>
-        <w:commentReference w:id="70"/>
+        <w:commentReference w:id="79"/>
       </w:r>
     </w:p>
     <w:p>
@@ -16427,593 +16852,216 @@
           <w:numId w:val="0"/>
         </w:numPr>
       </w:pPr>
-      <w:bookmarkStart w:id="71" w:name="_Toc232366025"/>
-      <w:commentRangeStart w:id="72"/>
+      <w:bookmarkStart w:id="80" w:name="_Toc232366025"/>
+      <w:commentRangeStart w:id="81"/>
       <w:r>
         <w:lastRenderedPageBreak/>
         <w:t>Literatura</w:t>
       </w:r>
-      <w:bookmarkEnd w:id="71"/>
-      <w:commentRangeEnd w:id="72"/>
+      <w:bookmarkEnd w:id="80"/>
+      <w:commentRangeEnd w:id="81"/>
       <w:r>
         <w:rPr>
           <w:rStyle w:val="CommentReference"/>
           <w:sz w:val="36"/>
           <w:szCs w:val="32"/>
         </w:rPr>
-        <w:commentReference w:id="72"/>
-      </w:r>
-    </w:p>
-    <w:p>
-      <w:r>
-        <w:t xml:space="preserve">Popis literature dolazi na kraju rada, iza zaključka, a prije ostalih priloga. </w:t>
-      </w:r>
-    </w:p>
-    <w:p>
-      <w:pPr>
-        <w:tabs>
-          <w:tab w:val="left" w:pos="840"/>
-          <w:tab w:val="left" w:pos="5040"/>
-        </w:tabs>
-      </w:pPr>
-      <w:r>
-        <w:t xml:space="preserve">Na naslov </w:t>
-      </w:r>
-      <w:r>
-        <w:rPr>
-          <w:b/>
-          <w:bCs/>
-        </w:rPr>
-        <w:t>Literatura</w:t>
-      </w:r>
-      <w:r>
-        <w:t xml:space="preserve"> primijenite stil Heading 1, a zatim ručno maknite brojčanu oznaku (to je važno kako bi i </w:t>
-      </w:r>
-      <w:r>
-        <w:t>naslov „Literatura“</w:t>
-      </w:r>
-      <w:r>
-        <w:t xml:space="preserve"> uš</w:t>
-      </w:r>
-      <w:r>
-        <w:t xml:space="preserve">ao </w:t>
-      </w:r>
-      <w:r>
-        <w:t xml:space="preserve">u sadržaj na početku rada, prije uvoda). </w:t>
-      </w:r>
-    </w:p>
-    <w:p>
-      <w:pPr>
-        <w:tabs>
-          <w:tab w:val="left" w:pos="840"/>
-          <w:tab w:val="left" w:pos="5040"/>
-        </w:tabs>
-      </w:pPr>
-      <w:r>
-        <w:t xml:space="preserve">Pri kreiranju </w:t>
-      </w:r>
-      <w:r>
-        <w:t xml:space="preserve">navoda u </w:t>
-      </w:r>
-      <w:r>
-        <w:t>popis</w:t>
-      </w:r>
-      <w:r>
-        <w:t>u</w:t>
-      </w:r>
-      <w:r>
-        <w:t xml:space="preserve"> literature koristite stil </w:t>
+        <w:commentReference w:id="81"/>
+      </w:r>
+    </w:p>
+    <w:p>
+      <w:pPr>
+        <w:pStyle w:val="literatura"/>
+        <w:rPr>
+          <w:lang w:val="hr-HR"/>
+        </w:rPr>
+      </w:pPr>
+      <w:r>
+        <w:rPr>
+          <w:lang w:val="hr-HR"/>
+        </w:rPr>
+        <w:t xml:space="preserve">Filipović, M.  </w:t>
       </w:r>
       <w:r>
         <w:rPr>
           <w:i/>
-        </w:rPr>
-        <w:t>literatura</w:t>
-      </w:r>
-      <w:r>
-        <w:t>.</w:t>
-      </w:r>
-      <w:r>
-        <w:t xml:space="preserve"> </w:t>
-      </w:r>
-    </w:p>
-    <w:p>
-      <w:pPr>
-        <w:tabs>
-          <w:tab w:val="left" w:pos="840"/>
-          <w:tab w:val="left" w:pos="5040"/>
-        </w:tabs>
-      </w:pPr>
-      <w:r>
-        <w:t xml:space="preserve">Primjeri u nastavku ilustriraju </w:t>
-      </w:r>
-      <w:r>
-        <w:t xml:space="preserve">navođenje raznih izvora u popisu literature: (1) </w:t>
-      </w:r>
-      <w:r>
-        <w:t>knjig</w:t>
-      </w:r>
-      <w:r>
-        <w:t>e</w:t>
-      </w:r>
-      <w:r>
-        <w:t>,</w:t>
-      </w:r>
-      <w:r>
-        <w:t xml:space="preserve"> (2) </w:t>
-      </w:r>
-      <w:r>
-        <w:t>člank</w:t>
-      </w:r>
-      <w:r>
-        <w:t>a</w:t>
-      </w:r>
-      <w:r>
-        <w:t xml:space="preserve"> u časopisu</w:t>
-      </w:r>
-      <w:r>
-        <w:t xml:space="preserve">, (3) </w:t>
-      </w:r>
-      <w:r>
-        <w:t xml:space="preserve">članka u zborniku </w:t>
-      </w:r>
-      <w:r>
-        <w:t xml:space="preserve">konferencije, </w:t>
-      </w:r>
-      <w:r>
-        <w:t xml:space="preserve">(4) </w:t>
-      </w:r>
-      <w:r>
-        <w:t>doktorsk</w:t>
-      </w:r>
-      <w:r>
-        <w:t>og</w:t>
-      </w:r>
-      <w:r>
-        <w:t>, magistarsk</w:t>
-      </w:r>
-      <w:r>
-        <w:t>og</w:t>
-      </w:r>
-      <w:r>
-        <w:t xml:space="preserve"> ili diplomsk</w:t>
-      </w:r>
-      <w:r>
-        <w:t>og</w:t>
-      </w:r>
-      <w:r>
-        <w:t xml:space="preserve"> rad</w:t>
-      </w:r>
-      <w:r>
-        <w:t>a</w:t>
-      </w:r>
-      <w:r>
-        <w:t xml:space="preserve">, </w:t>
-      </w:r>
-      <w:r>
-        <w:t>(5) web-stranice</w:t>
-      </w:r>
-      <w:r>
-        <w:t>.</w:t>
-      </w:r>
-    </w:p>
-    <w:p>
-      <w:pPr>
-        <w:pStyle w:val="literatura"/>
-        <w:rPr>
-          <w:lang w:val="hr-HR"/>
-        </w:rPr>
-      </w:pPr>
-      <w:r>
-        <w:rPr>
-          <w:lang w:val="hr-HR"/>
-        </w:rPr>
-        <w:t xml:space="preserve">Tanenbaum, A. S., Wetherall, D. J.  </w:t>
-      </w:r>
-      <w:r>
-        <w:rPr>
-          <w:i/>
-          <w:lang w:val="hr-HR"/>
-        </w:rPr>
-        <w:t>Computer Networks</w:t>
-      </w:r>
-      <w:r>
-        <w:rPr>
           <w:iCs/>
           <w:lang w:val="hr-HR"/>
         </w:rPr>
-        <w:t xml:space="preserve">. </w:t>
-      </w:r>
-      <w:r>
-        <w:rPr>
+        <w:t>Šef udruge malih trgovaca: "Kako biram 16 radnih nedjelja? K'o kokoš kad nabada zrno. Nekad pogodim, nekad ne"</w:t>
+      </w:r>
+      <w:r>
+        <w:rPr>
+          <w:lang w:val="hr-HR"/>
+        </w:rPr>
+        <w:t xml:space="preserve">, N1Info, (2024, studeni). Poveznica: </w:t>
+      </w:r>
+      <w:hyperlink r:id="rId37" w:history="1">
+        <w:r>
+          <w:rPr>
+            <w:rStyle w:val="Hyperlink"/>
+            <w:lang w:val="hr-HR"/>
+          </w:rPr>
+          <w:t>https://n1info.hr/biznis/sef-udruge-trgovaca-o-tome-kako-bira-radne-nedjelje</w:t>
+        </w:r>
+      </w:hyperlink>
+      <w:r>
+        <w:rPr>
+          <w:lang w:val="hr-HR"/>
+        </w:rPr>
+        <w:t>; pristupljeno 5. svibnja 2026.</w:t>
+      </w:r>
+    </w:p>
+    <w:p>
+      <w:pPr>
+        <w:pStyle w:val="literatura"/>
+        <w:rPr>
+          <w:lang w:val="hr-HR"/>
+        </w:rPr>
+      </w:pPr>
+      <w:r>
+        <w:rPr>
+          <w:lang w:val="hr-HR"/>
+        </w:rPr>
+        <w:t xml:space="preserve">Hrvatski Sabor, Zakon o izmjenama i dopuni Zakona o trgovini, Narodne Novine, (2023, ožujak), Poveznica: </w:t>
+      </w:r>
+      <w:hyperlink r:id="rId38" w:history="1">
+        <w:r>
+          <w:rPr>
+            <w:rStyle w:val="Hyperlink"/>
+            <w:lang w:val="hr-HR"/>
+          </w:rPr>
+          <w:t>https://narodnenovine.nn.hr/clanci/sluzbeni/full/2023_03_33_580.html</w:t>
+        </w:r>
+      </w:hyperlink>
+      <w:r>
+        <w:rPr>
+          <w:lang w:val="hr-HR"/>
+        </w:rPr>
+        <w:t>,  pristupljeno 5. svibnja 2026.</w:t>
+      </w:r>
+    </w:p>
+    <w:p>
+      <w:pPr>
+        <w:pStyle w:val="literatura"/>
+        <w:rPr>
+          <w:lang w:val="hr-HR"/>
+        </w:rPr>
+      </w:pPr>
+      <w:r>
+        <w:rPr>
+          <w:lang w:val="hr-HR"/>
+        </w:rPr>
+        <w:t xml:space="preserve">Čupić, M. </w:t>
+      </w:r>
+      <w:r>
+        <w:rPr>
+          <w:i/>
           <w:iCs/>
           <w:lang w:val="hr-HR"/>
         </w:rPr>
-        <w:t xml:space="preserve">5. </w:t>
-      </w:r>
-      <w:r>
-        <w:rPr>
+        <w:t>Raspoređivanje nastavnih aktivnosti evolucijskim računanjem</w:t>
+      </w:r>
+      <w:r>
+        <w:rPr>
+          <w:lang w:val="hr-HR"/>
+        </w:rPr>
+        <w:t>, Doktorski rad, Sveučilište u Zagrebu Fakultet elektrotehnike i računarstva, 2011.</w:t>
+      </w:r>
+    </w:p>
+    <w:p>
+      <w:pPr>
+        <w:pStyle w:val="literatura"/>
+      </w:pPr>
+      <w:r>
+        <w:t xml:space="preserve">Perak, J. </w:t>
+      </w:r>
+      <w:r>
+        <w:rPr>
+          <w:i/>
           <w:iCs/>
-          <w:lang w:val="hr-HR"/>
-        </w:rPr>
-        <w:t>izdanje</w:t>
-      </w:r>
-      <w:r>
-        <w:rPr>
-          <w:lang w:val="hr-HR"/>
-        </w:rPr>
-        <w:t xml:space="preserve">. </w:t>
-      </w:r>
-      <w:r>
-        <w:rPr>
-          <w:lang w:val="hr-HR"/>
-        </w:rPr>
-        <w:t xml:space="preserve">London: </w:t>
-      </w:r>
-      <w:r>
-        <w:rPr>
-          <w:lang w:val="hr-HR"/>
-        </w:rPr>
-        <w:t>Pearson</w:t>
-      </w:r>
-      <w:r>
-        <w:rPr>
-          <w:lang w:val="hr-HR"/>
-        </w:rPr>
-        <w:t>,</w:t>
-      </w:r>
-      <w:r>
-        <w:rPr>
-          <w:lang w:val="hr-HR"/>
-        </w:rPr>
-        <w:t xml:space="preserve"> 20</w:t>
-      </w:r>
-      <w:r>
-        <w:rPr>
-          <w:lang w:val="hr-HR"/>
-        </w:rPr>
-        <w:t>1</w:t>
-      </w:r>
-      <w:r>
-        <w:rPr>
-          <w:lang w:val="hr-HR"/>
-        </w:rPr>
-        <w:t>3</w:t>
-      </w:r>
-      <w:r>
-        <w:rPr>
-          <w:lang w:val="hr-HR"/>
-        </w:rPr>
-        <w:t>.</w:t>
+        </w:rPr>
+        <w:t xml:space="preserve">Optimizacija rasporeda ispita na fakultetu primjenom metaheuristika, </w:t>
+      </w:r>
+      <w:r>
+        <w:t>Diplomski rad, Sveučilište u Zagrebu Fakultet elektrotehnike i računarstva , 2025.</w:t>
       </w:r>
     </w:p>
     <w:p>
       <w:pPr>
         <w:pStyle w:val="literatura"/>
-        <w:rPr>
-          <w:lang w:val="hr-HR"/>
-        </w:rPr>
-      </w:pPr>
-      <w:r>
-        <w:rPr>
-          <w:lang w:val="hr-HR"/>
-        </w:rPr>
-        <w:t xml:space="preserve">Brady, P.T. </w:t>
+      </w:pPr>
+      <w:r>
+        <w:t>Zhou, B.</w:t>
+      </w:r>
+      <w:r>
+        <w:t xml:space="preserve"> </w:t>
       </w:r>
       <w:r>
         <w:rPr>
           <w:i/>
-          <w:lang w:val="hr-HR"/>
-        </w:rPr>
-        <w:t xml:space="preserve">A </w:t>
-      </w:r>
-      <w:r>
+          <w:iCs/>
+        </w:rPr>
+        <w:t>Reilly’s law of retail gravitation</w:t>
+      </w:r>
+      <w:r>
+        <w:t>, Southern Illinois University Edwardsville, (</w:t>
+      </w:r>
+      <w:r>
+        <w:t xml:space="preserve">nepoznat datum), Poveznica: </w:t>
+      </w:r>
+      <w:hyperlink r:id="rId39" w:history="1">
+        <w:r>
+          <w:rPr>
+            <w:rStyle w:val="Hyperlink"/>
+          </w:rPr>
+          <w:t>https://www.siue.edu/~bzhou/class/business_geography/markets/Reilly.html</w:t>
+        </w:r>
+      </w:hyperlink>
+      <w:r>
+        <w:t>, pristupljeno 5. svibnja 2026.</w:t>
+      </w:r>
+    </w:p>
+    <w:p>
+      <w:pPr>
+        <w:pStyle w:val="literatura"/>
         <w:rPr>
           <w:i/>
-          <w:lang w:val="hr-HR"/>
-        </w:rPr>
-        <w:t>S</w:t>
+          <w:iCs/>
+        </w:rPr>
+      </w:pPr>
+      <w:r>
+        <w:t xml:space="preserve">Čupić, M. </w:t>
       </w:r>
       <w:r>
         <w:rPr>
           <w:i/>
-          <w:lang w:val="hr-HR"/>
-        </w:rPr>
-        <w:t>tatistical Analysis of On-off Patterns in 16 Conversation</w:t>
+          <w:iCs/>
+        </w:rPr>
+        <w:t>Prirodom inspirirani optimizacijski algoritmi</w:t>
       </w:r>
       <w:r>
         <w:rPr>
           <w:i/>
-          <w:lang w:val="hr-HR"/>
-        </w:rPr>
-        <w:t>s</w:t>
-      </w:r>
-      <w:r>
-        <w:rPr>
-          <w:lang w:val="hr-HR"/>
+          <w:iCs/>
         </w:rPr>
         <w:t xml:space="preserve">, </w:t>
       </w:r>
       <w:r>
-        <w:rPr>
-          <w:iCs/>
-          <w:lang w:val="hr-HR"/>
-        </w:rPr>
-        <w:t>Bell System Technical Journal</w:t>
-      </w:r>
-      <w:r>
-        <w:rPr>
-          <w:lang w:val="hr-HR"/>
-        </w:rPr>
-        <w:t xml:space="preserve">, 47,1 (1998), </w:t>
-      </w:r>
-      <w:r>
-        <w:rPr>
-          <w:lang w:val="hr-HR"/>
-        </w:rPr>
-        <w:t xml:space="preserve">str. </w:t>
-      </w:r>
-      <w:r>
-        <w:rPr>
-          <w:lang w:val="hr-HR"/>
-        </w:rPr>
-        <w:t>55-62.</w:t>
-      </w:r>
-    </w:p>
-    <w:p>
-      <w:pPr>
-        <w:pStyle w:val="literatura"/>
-        <w:rPr>
-          <w:lang w:val="hr-HR"/>
-        </w:rPr>
-      </w:pPr>
-      <w:r>
-        <w:rPr>
-          <w:lang w:val="hr-HR"/>
-        </w:rPr>
-        <w:t>Brady, N.</w:t>
-      </w:r>
-      <w:r>
-        <w:rPr>
-          <w:lang w:val="hr-HR"/>
-        </w:rPr>
-        <w:t xml:space="preserve"> </w:t>
-      </w:r>
-      <w:r>
-        <w:rPr>
-          <w:i/>
-          <w:lang w:val="hr-HR"/>
-        </w:rPr>
-        <w:t xml:space="preserve">A </w:t>
-      </w:r>
-      <w:r>
-        <w:rPr>
-          <w:i/>
-          <w:lang w:val="hr-HR"/>
-        </w:rPr>
-        <w:t>S</w:t>
-      </w:r>
-      <w:r>
-        <w:rPr>
-          <w:i/>
-          <w:lang w:val="hr-HR"/>
-        </w:rPr>
-        <w:t>tatistical Analysis of Use Case</w:t>
-      </w:r>
-      <w:r>
-        <w:rPr>
-          <w:lang w:val="hr-HR"/>
-        </w:rPr>
-        <w:t xml:space="preserve">. </w:t>
-      </w:r>
-      <w:r>
-        <w:rPr>
-          <w:iCs/>
-          <w:lang w:val="hr-HR"/>
-        </w:rPr>
-        <w:t>Proceedings of the 7th International Conference o</w:t>
-      </w:r>
-      <w:r>
-        <w:rPr>
-          <w:iCs/>
-          <w:lang w:val="hr-HR"/>
-        </w:rPr>
-        <w:t xml:space="preserve">n Telecommunications ConTEL, </w:t>
-      </w:r>
-      <w:r>
-        <w:rPr>
-          <w:lang w:val="hr-HR"/>
-        </w:rPr>
-        <w:t xml:space="preserve">Zagreb, (2003), </w:t>
-      </w:r>
-      <w:r>
-        <w:rPr>
-          <w:lang w:val="hr-HR"/>
-        </w:rPr>
-        <w:t xml:space="preserve">str. </w:t>
-      </w:r>
-      <w:r>
-        <w:rPr>
-          <w:lang w:val="hr-HR"/>
-        </w:rPr>
-        <w:t>45-52.</w:t>
-      </w:r>
-    </w:p>
-    <w:p>
-      <w:pPr>
-        <w:pStyle w:val="literatura"/>
-        <w:rPr>
-          <w:lang w:val="hr-HR"/>
-        </w:rPr>
-      </w:pPr>
-      <w:r>
-        <w:rPr>
-          <w:lang w:val="hr-HR"/>
-        </w:rPr>
-        <w:t>Ivić</w:t>
-      </w:r>
-      <w:r>
-        <w:rPr>
-          <w:lang w:val="hr-HR"/>
-        </w:rPr>
-        <w:t xml:space="preserve">, M. </w:t>
-      </w:r>
-      <w:r>
-        <w:rPr>
-          <w:i/>
-          <w:lang w:val="hr-HR"/>
-        </w:rPr>
-        <w:t>Analiza po</w:t>
-      </w:r>
-      <w:r>
-        <w:rPr>
-          <w:i/>
-          <w:lang w:val="hr-HR"/>
-        </w:rPr>
-        <w:t>našanja korisnika u digitalnim igrama namijenjenim</w:t>
-      </w:r>
-      <w:r>
-        <w:rPr>
-          <w:i/>
-          <w:lang w:val="hr-HR"/>
-        </w:rPr>
-        <w:t>a</w:t>
-      </w:r>
-      <w:r>
-        <w:rPr>
-          <w:i/>
-          <w:lang w:val="hr-HR"/>
-        </w:rPr>
-        <w:t xml:space="preserve"> učenju</w:t>
-      </w:r>
-      <w:r>
-        <w:rPr>
-          <w:lang w:val="hr-HR"/>
-        </w:rPr>
-        <w:t>. D</w:t>
-      </w:r>
-      <w:r>
-        <w:rPr>
-          <w:lang w:val="hr-HR"/>
-        </w:rPr>
-        <w:t xml:space="preserve">iplomski </w:t>
-      </w:r>
-      <w:r>
-        <w:rPr>
-          <w:lang w:val="hr-HR"/>
-        </w:rPr>
-        <w:t xml:space="preserve">rad. Sveučilište u Zagrebu </w:t>
-      </w:r>
-      <w:r>
-        <w:rPr>
-          <w:lang w:val="hr-HR"/>
-        </w:rPr>
-        <w:t xml:space="preserve">Fakultet elektrotehnike i računarstva, </w:t>
-      </w:r>
-      <w:r>
-        <w:rPr>
-          <w:lang w:val="hr-HR"/>
-        </w:rPr>
-        <w:t>201</w:t>
-      </w:r>
-      <w:r>
-        <w:rPr>
-          <w:lang w:val="hr-HR"/>
-        </w:rPr>
-        <w:t>6</w:t>
-      </w:r>
-      <w:r>
-        <w:rPr>
-          <w:lang w:val="hr-HR"/>
-        </w:rPr>
-        <w:t>.</w:t>
-      </w:r>
-    </w:p>
-    <w:p>
-      <w:pPr>
-        <w:pStyle w:val="literatura"/>
-        <w:rPr>
-          <w:lang w:val="hr-HR"/>
-        </w:rPr>
-      </w:pPr>
-      <w:r>
-        <w:rPr>
-          <w:lang w:val="hr-HR"/>
-        </w:rPr>
-        <w:t xml:space="preserve">Epstein M., The </w:t>
-      </w:r>
-      <w:r>
-        <w:rPr>
-          <w:i/>
-          <w:lang w:val="hr-HR"/>
-        </w:rPr>
-        <w:t>best VR headset in 2019</w:t>
-      </w:r>
-      <w:r>
-        <w:rPr>
-          <w:lang w:val="hr-HR"/>
-        </w:rPr>
-        <w:t>, PC Gamer, (2019</w:t>
-      </w:r>
-      <w:r>
-        <w:rPr>
-          <w:lang w:val="hr-HR"/>
-        </w:rPr>
-        <w:t>, listopad</w:t>
-      </w:r>
-      <w:r>
-        <w:rPr>
-          <w:lang w:val="hr-HR"/>
-        </w:rPr>
-        <w:t>)</w:t>
-      </w:r>
-      <w:r>
-        <w:rPr>
-          <w:lang w:val="hr-HR"/>
-        </w:rPr>
-        <w:t>.</w:t>
-      </w:r>
-      <w:r>
-        <w:rPr>
-          <w:lang w:val="hr-HR"/>
-        </w:rPr>
-        <w:t xml:space="preserve">  </w:t>
-      </w:r>
-      <w:r>
-        <w:rPr>
-          <w:lang w:val="hr-HR"/>
-        </w:rPr>
-        <w:t>P</w:t>
-      </w:r>
-      <w:r>
-        <w:rPr>
-          <w:lang w:val="hr-HR"/>
-        </w:rPr>
-        <w:t>oveznica</w:t>
-      </w:r>
-      <w:r>
-        <w:rPr>
-          <w:lang w:val="hr-HR"/>
-        </w:rPr>
-        <w:t>:</w:t>
-      </w:r>
-      <w:r>
-        <w:rPr>
-          <w:lang w:val="hr-HR"/>
-        </w:rPr>
-        <w:t xml:space="preserve">; </w:t>
-      </w:r>
-      <w:r>
-        <w:rPr>
-          <w:lang w:val="hr-HR"/>
-        </w:rPr>
-        <w:t>pristupljeno 4.</w:t>
-      </w:r>
-      <w:r>
-        <w:rPr>
-          <w:lang w:val="hr-HR"/>
-        </w:rPr>
-        <w:t xml:space="preserve"> listopada 2019.</w:t>
+        <w:t xml:space="preserve">Sveučilište u Zagrebu Fakultet elektrotehnike i računarstva, (2009), Poveznica: </w:t>
+      </w:r>
+      <w:hyperlink r:id="rId40" w:history="1">
+        <w:r>
+          <w:rPr>
+            <w:rStyle w:val="Hyperlink"/>
+            <w:szCs w:val="24"/>
+            <w:lang w:val="hr-HR"/>
+          </w:rPr>
+          <w:t>https://www.fer.unizg.hr/_download/repository/Cupic2009-PrirodomInspiriraniOptimizacijskiAlgoritmi.pdf</w:t>
+        </w:r>
+      </w:hyperlink>
+      <w:r>
+        <w:t>, pristupljeno 5. svibnja 2026.</w:t>
       </w:r>
     </w:p>
     <w:p>
@@ -17030,245 +17078,174 @@
       </w:pPr>
     </w:p>
     <w:p>
-      <w:r>
-        <w:t xml:space="preserve">Uz svaki </w:t>
-      </w:r>
-      <w:r>
-        <w:t xml:space="preserve">preuzeti sadržaj u svom radu – bilo da je riječ o tekstu </w:t>
-      </w:r>
-      <w:r>
-        <w:t>(izravno citiran</w:t>
-      </w:r>
-      <w:r>
-        <w:t>ome</w:t>
-      </w:r>
-      <w:r>
-        <w:t xml:space="preserve"> ili „prepričan</w:t>
-      </w:r>
-      <w:r>
-        <w:t>ome</w:t>
-      </w:r>
-      <w:r>
-        <w:t>“)</w:t>
-      </w:r>
-      <w:r>
-        <w:t>, sli</w:t>
-      </w:r>
-      <w:r>
-        <w:t xml:space="preserve">ci ili </w:t>
-      </w:r>
-      <w:r>
-        <w:t>grafičk</w:t>
-      </w:r>
-      <w:r>
-        <w:t>om</w:t>
-      </w:r>
-      <w:r>
-        <w:t xml:space="preserve"> prikaz</w:t>
-      </w:r>
-      <w:r>
-        <w:t>u</w:t>
-      </w:r>
-      <w:r>
-        <w:t xml:space="preserve"> </w:t>
-      </w:r>
-      <w:r>
-        <w:t xml:space="preserve">– treba </w:t>
-      </w:r>
-      <w:r>
-        <w:t xml:space="preserve">navesti </w:t>
-      </w:r>
-      <w:r>
-        <w:t xml:space="preserve">oznaku </w:t>
-      </w:r>
-      <w:r>
-        <w:t>izvor</w:t>
-      </w:r>
-      <w:r>
-        <w:t xml:space="preserve">a </w:t>
-      </w:r>
-      <w:r>
-        <w:t xml:space="preserve">(članak, knjiga, web-stranica ...) </w:t>
-      </w:r>
-      <w:r>
-        <w:t xml:space="preserve">u popisu literature </w:t>
-      </w:r>
-      <w:r>
-        <w:t xml:space="preserve">te se </w:t>
-      </w:r>
-      <w:r>
-        <w:t xml:space="preserve">na nju </w:t>
-      </w:r>
-      <w:r>
-        <w:t>„</w:t>
-      </w:r>
-      <w:r>
-        <w:t>pozvati</w:t>
-      </w:r>
-      <w:r>
-        <w:t>“, na primjer</w:t>
-      </w:r>
-      <w:r>
-        <w:t>:</w:t>
-      </w:r>
-    </w:p>
-    <w:p>
-      <w:pPr>
-        <w:pStyle w:val="bullet1"/>
+      <w:pPr>
+        <w:pStyle w:val="Heading1"/>
         <w:numPr>
           <w:ilvl w:val="0"/>
           <w:numId w:val="0"/>
         </w:numPr>
-        <w:ind w:left="425"/>
-        <w:rPr>
-          <w:lang w:val="hr-HR"/>
-        </w:rPr>
-      </w:pPr>
-      <w:r>
-        <w:rPr>
-          <w:lang w:val="hr-HR"/>
-        </w:rPr>
-        <w:t xml:space="preserve">Međusobno povezivanje </w:t>
-      </w:r>
-      <w:r>
-        <w:rPr>
-          <w:lang w:val="hr-HR"/>
-        </w:rPr>
-        <w:t xml:space="preserve">mreža </w:t>
-      </w:r>
-      <w:r>
-        <w:rPr>
-          <w:lang w:val="hr-HR"/>
-        </w:rPr>
-        <w:t>zasn</w:t>
-      </w:r>
-      <w:r>
-        <w:rPr>
-          <w:lang w:val="hr-HR"/>
-        </w:rPr>
-        <w:t xml:space="preserve">iva se </w:t>
-      </w:r>
-      <w:r>
-        <w:rPr>
-          <w:lang w:val="hr-HR"/>
-        </w:rPr>
-        <w:t xml:space="preserve">na </w:t>
-      </w:r>
-      <w:r>
-        <w:rPr>
-          <w:lang w:val="hr-HR"/>
-        </w:rPr>
-        <w:t xml:space="preserve">primjeni </w:t>
-      </w:r>
-      <w:r>
-        <w:rPr>
-          <w:lang w:val="hr-HR"/>
-        </w:rPr>
-        <w:t>komunikacijskih protokola</w:t>
-      </w:r>
-      <w:r>
-        <w:rPr>
-          <w:lang w:val="hr-HR"/>
+      </w:pPr>
+      <w:bookmarkStart w:id="82" w:name="_Toc231378095"/>
+      <w:bookmarkStart w:id="83" w:name="_Toc232366026"/>
+      <w:r>
+        <w:lastRenderedPageBreak/>
+        <w:t>Izjava o korištenju umjetne inteligencije</w:t>
+      </w:r>
+      <w:bookmarkEnd w:id="82"/>
+      <w:bookmarkEnd w:id="83"/>
+    </w:p>
+    <w:p>
+      <w:pPr>
+        <w:rPr>
+          <w:i/>
+          <w:iCs/>
+        </w:rPr>
+      </w:pPr>
+      <w:r>
+        <w:rPr>
+          <w:i/>
+          <w:iCs/>
+        </w:rPr>
+        <w:t xml:space="preserve">U svrhu izrade diplomskog rada korišten je </w:t>
+      </w:r>
+      <w:r>
+        <w:rPr>
+          <w:i/>
+          <w:iCs/>
+        </w:rPr>
+        <w:t>GPT-5.5</w:t>
+      </w:r>
+      <w:r>
+        <w:rPr>
+          <w:i/>
+          <w:iCs/>
+        </w:rPr>
+        <w:t xml:space="preserve"> u </w:t>
+      </w:r>
+      <w:r>
+        <w:rPr>
+          <w:i/>
+          <w:iCs/>
+        </w:rPr>
+        <w:t>obliku</w:t>
+      </w:r>
+      <w:r>
+        <w:rPr>
+          <w:i/>
+          <w:iCs/>
+        </w:rPr>
+        <w:t xml:space="preserve"> agentske implementacije dijelova korisničkog sučelja</w:t>
+      </w:r>
+      <w:r>
+        <w:rPr>
+          <w:i/>
+          <w:iCs/>
+        </w:rPr>
+        <w:t>,</w:t>
+      </w:r>
+      <w:r>
+        <w:rPr>
+          <w:i/>
+          <w:iCs/>
+        </w:rPr>
+        <w:t xml:space="preserve"> inicijalne opise prostora pretraživanja</w:t>
+      </w:r>
+      <w:r>
+        <w:rPr>
+          <w:i/>
+          <w:iCs/>
+        </w:rPr>
+        <w:t>,</w:t>
+      </w:r>
+      <w:r>
+        <w:rPr>
+          <w:i/>
+          <w:iCs/>
+        </w:rPr>
+        <w:t xml:space="preserve"> skripte za optimizaciju </w:t>
+      </w:r>
+      <w:r>
+        <w:rPr>
+          <w:i/>
+          <w:iCs/>
+        </w:rPr>
+        <w:t>hiperparametara</w:t>
+      </w:r>
+      <w:r>
+        <w:rPr>
+          <w:i/>
+          <w:iCs/>
+        </w:rPr>
+        <w:t>, implementaciju O'Reillyevog modela, implementaciju brze funkcije dobrote</w:t>
+      </w:r>
+      <w:r>
+        <w:rPr>
+          <w:i/>
+          <w:iCs/>
+        </w:rPr>
+        <w:t>,</w:t>
+      </w:r>
+      <w:r>
+        <w:rPr>
+          <w:i/>
+          <w:iCs/>
+        </w:rPr>
+        <w:t xml:space="preserve"> implementaciju jupyter bilježnica za uredan prikaz podataka</w:t>
+      </w:r>
+      <w:r>
+        <w:rPr>
+          <w:i/>
+          <w:iCs/>
+        </w:rPr>
+        <w:t xml:space="preserve"> i generiranje skripti u okviru prikupljanja podataka s interneta</w:t>
+      </w:r>
+      <w:r>
+        <w:rPr>
+          <w:i/>
+          <w:iCs/>
+        </w:rPr>
+        <w:t>.</w:t>
+      </w:r>
+      <w:r>
+        <w:rPr>
+          <w:i/>
+          <w:iCs/>
         </w:rPr>
         <w:t xml:space="preserve"> </w:t>
       </w:r>
       <w:r>
         <w:rPr>
-          <w:lang w:val="hr-HR"/>
-        </w:rPr>
-        <w:t>(</w:t>
-      </w:r>
-      <w:r>
-        <w:rPr>
-          <w:lang w:val="hr-HR"/>
-        </w:rPr>
-        <w:t>Tanenbaum i Wetheral</w:t>
-      </w:r>
-      <w:r>
-        <w:rPr>
-          <w:lang w:val="hr-HR"/>
-        </w:rPr>
-        <w:t>, 2014</w:t>
-      </w:r>
-      <w:r>
-        <w:rPr>
-          <w:lang w:val="hr-HR"/>
-        </w:rPr>
-        <w:t>).</w:t>
-      </w:r>
-    </w:p>
-    <w:p>
-      <w:pPr>
-        <w:pStyle w:val="bullet1"/>
-        <w:numPr>
-          <w:ilvl w:val="0"/>
-          <w:numId w:val="0"/>
-        </w:numPr>
-        <w:ind w:left="425"/>
-        <w:rPr>
-          <w:lang w:val="hr-HR"/>
-        </w:rPr>
-      </w:pPr>
-      <w:r>
-        <w:rPr>
-          <w:lang w:val="hr-HR"/>
-        </w:rPr>
-        <w:t xml:space="preserve">Podaci o karakteristikama uređaja za virtualnu stvarnost preuzeti su s portala PC Gamer </w:t>
-      </w:r>
-      <w:r>
-        <w:rPr>
-          <w:lang w:val="hr-HR"/>
-        </w:rPr>
-        <w:t>[5]</w:t>
-      </w:r>
-      <w:r>
-        <w:rPr>
-          <w:lang w:val="hr-HR"/>
-        </w:rPr>
-        <w:t>.</w:t>
-      </w:r>
-    </w:p>
-    <w:p>
-      <w:pPr>
-        <w:pStyle w:val="bullet1"/>
-        <w:numPr>
-          <w:ilvl w:val="0"/>
-          <w:numId w:val="0"/>
-        </w:numPr>
-        <w:ind w:left="425"/>
-        <w:rPr>
-          <w:lang w:val="hr-HR"/>
-        </w:rPr>
-      </w:pPr>
-      <w:r>
-        <w:rPr>
-          <w:lang w:val="hr-HR"/>
-        </w:rPr>
-        <w:t>Početna verzij</w:t>
-      </w:r>
-      <w:r>
-        <w:rPr>
-          <w:lang w:val="hr-HR"/>
-        </w:rPr>
-        <w:t>a</w:t>
-      </w:r>
-      <w:r>
-        <w:rPr>
-          <w:lang w:val="hr-HR"/>
-        </w:rPr>
-        <w:t xml:space="preserve"> programa preuzeta je iz diplomskog rada </w:t>
-      </w:r>
-      <w:r>
-        <w:rPr>
-          <w:lang w:val="hr-HR"/>
-        </w:rPr>
-        <w:t>[5]</w:t>
-      </w:r>
-      <w:r>
-        <w:rPr>
-          <w:lang w:val="hr-HR"/>
-        </w:rPr>
-        <w:t>.</w:t>
+          <w:i/>
+          <w:iCs/>
+        </w:rPr>
+        <w:t>Za istraživanje, iteraciju dizajna implementacije, ideje za popravke grešaka i moguća proširenja sustava korišten je Gemini 3.1 Pro Preview model.</w:t>
+      </w:r>
+    </w:p>
+    <w:p>
+      <w:r>
+        <w:rPr>
+          <w:b/>
+          <w:bCs/>
+        </w:rPr>
+        <w:t>Osvrt na korištenje umjetne inteligencije:</w:t>
+      </w:r>
+      <w:r>
+        <w:t xml:space="preserve"> Modele umjetne inteligencije trebalo je navoditi u dobrom smjeru što se tiče infrastrukture implementacije kako bi programer ostao u toku s promjenama u bazi koda. Navedeno je dodatno olakšalo i ubrzalo proces implementacije zato što je agent umjetne inteligencije bio zadužen samo za krajnju implementaciju, ali ne i za dizajn sustava. Prethodno nije istina i za grafički dio korisničkog sučelja s obzirom da rad s grafičkim sučeljem nije dio svrhe izrade rada.</w:t>
+      </w:r>
+      <w:r>
+        <w:t xml:space="preserve"> Umjetna inteligencija često je previdjela greške u dizajnu ili napredne greške u logici pa je ljudska intervencija bila potrebna u navedenim slučajevima.</w:t>
+      </w:r>
+    </w:p>
+    <w:p>
+      <w:r>
+        <w:rPr>
+          <w:b/>
+          <w:bCs/>
+        </w:rPr>
+        <w:t>Izjava o korištenju umjetne inteligencije:</w:t>
+      </w:r>
+      <w:r>
+        <w:t xml:space="preserve"> Potvrđujem da sam tijekom izrade ovog završnog rada koristio umjetnu inteligenciju u skladu s Politikom primjerenog korištenja umjetne inteligencije na Fakultetu elektrotehnike i računarstva, te da umjetna inteligencija nije zamijenila moje kritičko razmišljanje niti moj doprinos.</w:t>
       </w:r>
     </w:p>
     <w:p>
@@ -17287,174 +17264,6 @@
         <w:rPr>
           <w:lang w:val="hr-HR"/>
         </w:rPr>
-        <w:t>U danim primjerima mogli ste uočiti dva načina referenciranja:</w:t>
-      </w:r>
-    </w:p>
-    <w:p>
-      <w:pPr>
-        <w:pStyle w:val="bullet1"/>
-        <w:numPr>
-          <w:ilvl w:val="0"/>
-          <w:numId w:val="12"/>
-        </w:numPr>
-        <w:rPr>
-          <w:lang w:val="hr-HR"/>
-        </w:rPr>
-      </w:pPr>
-      <w:r>
-        <w:rPr>
-          <w:lang w:val="hr-HR"/>
-        </w:rPr>
-        <w:t xml:space="preserve">(Tanenbaum i Wetheral, 2014), </w:t>
-      </w:r>
-    </w:p>
-    <w:p>
-      <w:pPr>
-        <w:pStyle w:val="bullet1"/>
-        <w:numPr>
-          <w:ilvl w:val="0"/>
-          <w:numId w:val="12"/>
-        </w:numPr>
-        <w:rPr>
-          <w:lang w:val="hr-HR"/>
-        </w:rPr>
-      </w:pPr>
-      <w:r>
-        <w:rPr>
-          <w:lang w:val="hr-HR"/>
-        </w:rPr>
-        <w:t>[1].</w:t>
-      </w:r>
-    </w:p>
-    <w:p>
-      <w:pPr>
-        <w:pStyle w:val="bullet1"/>
-        <w:numPr>
-          <w:ilvl w:val="0"/>
-          <w:numId w:val="0"/>
-        </w:numPr>
-        <w:ind w:left="425" w:hanging="425"/>
-        <w:rPr>
-          <w:lang w:val="hr-HR"/>
-        </w:rPr>
-      </w:pPr>
-      <w:r>
-        <w:rPr>
-          <w:lang w:val="hr-HR"/>
-        </w:rPr>
-        <w:t>Kad izaberete jedan od njih svakako ga se držite konzistentno u cijelome radu.</w:t>
-      </w:r>
-      <w:r>
-        <w:rPr>
-          <w:lang w:val="hr-HR"/>
-        </w:rPr>
-        <w:t xml:space="preserve"> </w:t>
-      </w:r>
-    </w:p>
-    <w:p>
-      <w:pPr>
-        <w:spacing w:before="0" w:after="0" w:line="240" w:lineRule="auto"/>
-        <w:jc w:val="left"/>
-        <w:rPr>
-          <w:szCs w:val="20"/>
-        </w:rPr>
-      </w:pPr>
-      <w:r>
-        <w:br w:type="page"/>
-      </w:r>
-    </w:p>
-    <w:p>
-      <w:pPr>
-        <w:pStyle w:val="Heading1"/>
-        <w:numPr>
-          <w:ilvl w:val="0"/>
-          <w:numId w:val="0"/>
-        </w:numPr>
-      </w:pPr>
-      <w:bookmarkStart w:id="73" w:name="_Toc231378095"/>
-      <w:bookmarkStart w:id="74" w:name="_Toc232366026"/>
-      <w:r>
-        <w:lastRenderedPageBreak/>
-        <w:t>Izjava o korištenju umjetne inteligencije</w:t>
-      </w:r>
-      <w:bookmarkEnd w:id="73"/>
-      <w:bookmarkEnd w:id="74"/>
-    </w:p>
-    <w:p>
-      <w:pPr>
-        <w:rPr>
-          <w:i/>
-          <w:iCs/>
-        </w:rPr>
-      </w:pPr>
-      <w:r>
-        <w:rPr>
-          <w:i/>
-          <w:iCs/>
-        </w:rPr>
-        <w:t>U svrhu izrade diplomskog rada korišten je GitHub Copilot u svrhu agentske implementacije dijelova korisničkog sučelja kao i inicijalne opise prostora pretraživanja hiperparametara. Za istraživanje, iteraciju dizajna implementacije, ideje za popravke grešaka i moguća proširenja sustava korišten je Gemini 3.1 Pro Preview model.</w:t>
-      </w:r>
-      <w:r>
-        <w:rPr>
-          <w:i/>
-          <w:iCs/>
-        </w:rPr>
-        <w:t xml:space="preserve"> Umjetna inteligencija nije </w:t>
-      </w:r>
-      <w:r>
-        <w:rPr>
-          <w:i/>
-          <w:iCs/>
-        </w:rPr>
-        <w:t>korištena za generiranje niti jedne riječi u ovome dokumentu.</w:t>
-      </w:r>
-    </w:p>
-    <w:p>
-      <w:r>
-        <w:rPr>
-          <w:b/>
-          <w:bCs/>
-        </w:rPr>
-        <w:t>Osvrt na korištenje umjetne inteligencije:</w:t>
-      </w:r>
-      <w:r>
-        <w:t xml:space="preserve"> </w:t>
-      </w:r>
-      <w:r>
-        <w:t>Modele umjetne inteligencije trebalo je navoditi u dobrom smjeru što se tiče infrastrukture implementacije kako bi programer ostao u toku s promjenama u bazi koda. Navedeno je dodatno olakšalo i ubrzalo proces implementacije zato što je agent umjetne inteligencije bio zadužen samo za krajnju implementaciju, ali ne i za dizajn sustava. Prethodno nije istina i za grafički dio korisničkog sučelja s obzirom da rad s grafičkim sučeljem nije dio svrhe izrade rada.</w:t>
-      </w:r>
-      <w:r>
-        <w:t xml:space="preserve"> Umjetna inteligencija često je previdjela greške u dizajnu ili napredne greške u logici pa je ljudska intervencija bila potrebna u navedenim slučajevima.</w:t>
-      </w:r>
-    </w:p>
-    <w:p>
-      <w:r>
-        <w:rPr>
-          <w:b/>
-          <w:bCs/>
-        </w:rPr>
-        <w:t>Izjava o korištenju umjetne inteligencije:</w:t>
-      </w:r>
-      <w:r>
-        <w:t xml:space="preserve"> Potvrđujem da sam tijekom izrade ovog završnog rada koristio umjetnu inteligenciju u skladu s Politikom primjerenog korištenja umjetne inteligencije na Fakultetu elektrotehnike i računarstva, te da umjetna inteligencija nije zamijenila moje kritičko razmišljanje niti moj doprinos.</w:t>
-      </w:r>
-    </w:p>
-    <w:p>
-      <w:pPr>
-        <w:pStyle w:val="bullet1"/>
-        <w:numPr>
-          <w:ilvl w:val="0"/>
-          <w:numId w:val="0"/>
-        </w:numPr>
-        <w:ind w:left="425" w:hanging="425"/>
-        <w:rPr>
-          <w:lang w:val="hr-HR"/>
-        </w:rPr>
-      </w:pPr>
-      <w:r>
-        <w:rPr>
-          <w:lang w:val="hr-HR"/>
-        </w:rPr>
         <w:t xml:space="preserve"> </w:t>
       </w:r>
     </w:p>
@@ -17480,24 +17289,24 @@
           <w:numId w:val="0"/>
         </w:numPr>
       </w:pPr>
-      <w:bookmarkStart w:id="75" w:name="_Toc232366027"/>
-      <w:commentRangeStart w:id="76"/>
+      <w:bookmarkStart w:id="84" w:name="_Toc232366027"/>
+      <w:commentRangeStart w:id="85"/>
       <w:r>
         <w:lastRenderedPageBreak/>
         <w:t>Skraćenice</w:t>
       </w:r>
-      <w:bookmarkEnd w:id="75"/>
+      <w:bookmarkEnd w:id="84"/>
       <w:r>
         <w:t xml:space="preserve"> </w:t>
       </w:r>
-      <w:commentRangeEnd w:id="76"/>
+      <w:commentRangeEnd w:id="85"/>
       <w:r>
         <w:rPr>
           <w:rStyle w:val="CommentReference"/>
           <w:sz w:val="36"/>
           <w:szCs w:val="32"/>
         </w:rPr>
-        <w:commentReference w:id="76"/>
+        <w:commentReference w:id="85"/>
       </w:r>
     </w:p>
     <w:p>
@@ -17614,17 +17423,581 @@
     </w:p>
     <w:p>
       <w:pPr>
+        <w:spacing w:before="0" w:after="0" w:line="240" w:lineRule="auto"/>
+        <w:jc w:val="left"/>
+        <w:rPr>
+          <w:rFonts w:ascii="Arial" w:hAnsi="Arial"/>
+          <w:bCs/>
+          <w:szCs w:val="20"/>
+        </w:rPr>
+      </w:pPr>
+      <w:r>
+        <w:rPr>
+          <w:b/>
+          <w:bCs/>
+        </w:rPr>
+        <w:br w:type="page"/>
+      </w:r>
+    </w:p>
+    <w:p>
+      <w:pPr>
+        <w:pStyle w:val="Heading1"/>
+        <w:numPr>
+          <w:ilvl w:val="0"/>
+          <w:numId w:val="0"/>
+        </w:numPr>
+      </w:pPr>
+      <w:bookmarkStart w:id="86" w:name="_Toc231378097"/>
+      <w:r>
+        <w:lastRenderedPageBreak/>
+        <w:t>Privitak</w:t>
+      </w:r>
+      <w:bookmarkEnd w:id="86"/>
+    </w:p>
+    <w:p>
+      <w:pPr>
         <w:pStyle w:val="Podnaslov"/>
+        <w:numPr>
+          <w:ilvl w:val="0"/>
+          <w:numId w:val="21"/>
+        </w:numPr>
+        <w:rPr>
+          <w:lang w:val="hr-HR"/>
+        </w:rPr>
+      </w:pPr>
+      <w:r>
+        <w:rPr>
+          <w:lang w:val="hr-HR"/>
+        </w:rPr>
+        <w:t>Optimizacija hiperparametara – općenite postavke</w:t>
+      </w:r>
+    </w:p>
+    <w:p>
+      <w:pPr>
+        <w:pStyle w:val="Podnaslov"/>
+        <w:ind w:left="720"/>
+        <w:rPr>
+          <w:lang w:val="hr-HR"/>
+        </w:rPr>
+      </w:pPr>
+      <w:r>
+        <w:rPr>
+          <w:noProof/>
+        </w:rPr>
+        <w:drawing>
+          <wp:inline distT="0" distB="0" distL="0" distR="0" wp14:anchorId="7EA60F66" wp14:editId="71F99FE2">
+            <wp:extent cx="3179929" cy="2452254"/>
+            <wp:effectExtent l="0" t="0" r="1905" b="5715"/>
+            <wp:docPr id="862924405" name="Picture 1"/>
+            <wp:cNvGraphicFramePr>
+              <a:graphicFrameLocks xmlns:a="http://schemas.openxmlformats.org/drawingml/2006/main" noChangeAspect="1"/>
+            </wp:cNvGraphicFramePr>
+            <a:graphic xmlns:a="http://schemas.openxmlformats.org/drawingml/2006/main">
+              <a:graphicData uri="http://schemas.openxmlformats.org/drawingml/2006/picture">
+                <pic:pic xmlns:pic="http://schemas.openxmlformats.org/drawingml/2006/picture">
+                  <pic:nvPicPr>
+                    <pic:cNvPr id="862924405" name=""/>
+                    <pic:cNvPicPr/>
+                  </pic:nvPicPr>
+                  <pic:blipFill>
+                    <a:blip r:embed="rId41"/>
+                    <a:stretch>
+                      <a:fillRect/>
+                    </a:stretch>
+                  </pic:blipFill>
+                  <pic:spPr>
+                    <a:xfrm>
+                      <a:off x="0" y="0"/>
+                      <a:ext cx="3202957" cy="2470013"/>
+                    </a:xfrm>
+                    <a:prstGeom prst="rect">
+                      <a:avLst/>
+                    </a:prstGeom>
+                  </pic:spPr>
+                </pic:pic>
+              </a:graphicData>
+            </a:graphic>
+          </wp:inline>
+        </w:drawing>
+      </w:r>
+    </w:p>
+    <w:p>
+      <w:pPr>
+        <w:pStyle w:val="Podnaslov"/>
+        <w:ind w:left="720"/>
+        <w:rPr>
+          <w:lang w:val="hr-HR"/>
+        </w:rPr>
+      </w:pPr>
+      <w:r>
+        <w:rPr>
+          <w:noProof/>
+        </w:rPr>
+        <w:drawing>
+          <wp:inline distT="0" distB="0" distL="0" distR="0" wp14:anchorId="449B6448" wp14:editId="4F86EBF6">
+            <wp:extent cx="3416898" cy="2549236"/>
+            <wp:effectExtent l="0" t="0" r="0" b="3810"/>
+            <wp:docPr id="1711023845" name="Picture 1"/>
+            <wp:cNvGraphicFramePr>
+              <a:graphicFrameLocks xmlns:a="http://schemas.openxmlformats.org/drawingml/2006/main" noChangeAspect="1"/>
+            </wp:cNvGraphicFramePr>
+            <a:graphic xmlns:a="http://schemas.openxmlformats.org/drawingml/2006/main">
+              <a:graphicData uri="http://schemas.openxmlformats.org/drawingml/2006/picture">
+                <pic:pic xmlns:pic="http://schemas.openxmlformats.org/drawingml/2006/picture">
+                  <pic:nvPicPr>
+                    <pic:cNvPr id="1711023845" name=""/>
+                    <pic:cNvPicPr/>
+                  </pic:nvPicPr>
+                  <pic:blipFill>
+                    <a:blip r:embed="rId42"/>
+                    <a:stretch>
+                      <a:fillRect/>
+                    </a:stretch>
+                  </pic:blipFill>
+                  <pic:spPr>
+                    <a:xfrm>
+                      <a:off x="0" y="0"/>
+                      <a:ext cx="3446767" cy="2571520"/>
+                    </a:xfrm>
+                    <a:prstGeom prst="rect">
+                      <a:avLst/>
+                    </a:prstGeom>
+                  </pic:spPr>
+                </pic:pic>
+              </a:graphicData>
+            </a:graphic>
+          </wp:inline>
+        </w:drawing>
+      </w:r>
+    </w:p>
+    <w:p>
+      <w:pPr>
+        <w:pStyle w:val="Podnaslov"/>
+        <w:ind w:left="720"/>
+        <w:rPr>
+          <w:lang w:val="hr-HR"/>
+        </w:rPr>
+      </w:pPr>
+      <w:r>
+        <w:rPr>
+          <w:noProof/>
+        </w:rPr>
+        <w:drawing>
+          <wp:inline distT="0" distB="0" distL="0" distR="0" wp14:anchorId="313FBFDD" wp14:editId="2EF30AE4">
+            <wp:extent cx="3456709" cy="2741817"/>
+            <wp:effectExtent l="0" t="0" r="0" b="1905"/>
+            <wp:docPr id="123252219" name="Picture 1"/>
+            <wp:cNvGraphicFramePr>
+              <a:graphicFrameLocks xmlns:a="http://schemas.openxmlformats.org/drawingml/2006/main" noChangeAspect="1"/>
+            </wp:cNvGraphicFramePr>
+            <a:graphic xmlns:a="http://schemas.openxmlformats.org/drawingml/2006/main">
+              <a:graphicData uri="http://schemas.openxmlformats.org/drawingml/2006/picture">
+                <pic:pic xmlns:pic="http://schemas.openxmlformats.org/drawingml/2006/picture">
+                  <pic:nvPicPr>
+                    <pic:cNvPr id="123252219" name=""/>
+                    <pic:cNvPicPr/>
+                  </pic:nvPicPr>
+                  <pic:blipFill>
+                    <a:blip r:embed="rId43"/>
+                    <a:stretch>
+                      <a:fillRect/>
+                    </a:stretch>
+                  </pic:blipFill>
+                  <pic:spPr>
+                    <a:xfrm>
+                      <a:off x="0" y="0"/>
+                      <a:ext cx="3495632" cy="2772690"/>
+                    </a:xfrm>
+                    <a:prstGeom prst="rect">
+                      <a:avLst/>
+                    </a:prstGeom>
+                  </pic:spPr>
+                </pic:pic>
+              </a:graphicData>
+            </a:graphic>
+          </wp:inline>
+        </w:drawing>
+      </w:r>
+    </w:p>
+    <w:p>
+      <w:pPr>
+        <w:pStyle w:val="Podnaslov"/>
+        <w:ind w:left="720"/>
+        <w:jc w:val="center"/>
+        <w:rPr>
+          <w:lang w:val="hr-HR"/>
+        </w:rPr>
+      </w:pPr>
+      <w:r>
+        <w:rPr>
+          <w:noProof/>
+        </w:rPr>
+        <w:lastRenderedPageBreak/>
+        <w:drawing>
+          <wp:inline distT="0" distB="0" distL="0" distR="0" wp14:anchorId="76BAEBA7" wp14:editId="76475452">
+            <wp:extent cx="4786745" cy="1861209"/>
+            <wp:effectExtent l="0" t="0" r="0" b="5715"/>
+            <wp:docPr id="336448819" name="Picture 1"/>
+            <wp:cNvGraphicFramePr>
+              <a:graphicFrameLocks xmlns:a="http://schemas.openxmlformats.org/drawingml/2006/main" noChangeAspect="1"/>
+            </wp:cNvGraphicFramePr>
+            <a:graphic xmlns:a="http://schemas.openxmlformats.org/drawingml/2006/main">
+              <a:graphicData uri="http://schemas.openxmlformats.org/drawingml/2006/picture">
+                <pic:pic xmlns:pic="http://schemas.openxmlformats.org/drawingml/2006/picture">
+                  <pic:nvPicPr>
+                    <pic:cNvPr id="336448819" name=""/>
+                    <pic:cNvPicPr/>
+                  </pic:nvPicPr>
+                  <pic:blipFill>
+                    <a:blip r:embed="rId44"/>
+                    <a:stretch>
+                      <a:fillRect/>
+                    </a:stretch>
+                  </pic:blipFill>
+                  <pic:spPr>
+                    <a:xfrm>
+                      <a:off x="0" y="0"/>
+                      <a:ext cx="4801584" cy="1866979"/>
+                    </a:xfrm>
+                    <a:prstGeom prst="rect">
+                      <a:avLst/>
+                    </a:prstGeom>
+                  </pic:spPr>
+                </pic:pic>
+              </a:graphicData>
+            </a:graphic>
+          </wp:inline>
+        </w:drawing>
+      </w:r>
+    </w:p>
+    <w:p>
+      <w:pPr>
+        <w:pStyle w:val="Podnaslov"/>
+        <w:numPr>
+          <w:ilvl w:val="0"/>
+          <w:numId w:val="21"/>
+        </w:numPr>
+        <w:rPr>
+          <w:lang w:val="hr-HR"/>
+        </w:rPr>
+      </w:pPr>
+      <w:r>
+        <w:rPr>
+          <w:lang w:val="hr-HR"/>
+        </w:rPr>
+        <w:t>Optimizacija hiperparametara – selekcija</w:t>
+      </w:r>
+    </w:p>
+    <w:p>
+      <w:pPr>
+        <w:pStyle w:val="Podnaslov"/>
+        <w:jc w:val="center"/>
+        <w:rPr>
+          <w:lang w:val="hr-HR"/>
+        </w:rPr>
+      </w:pPr>
+      <w:r>
+        <w:rPr>
+          <w:noProof/>
+        </w:rPr>
+        <w:drawing>
+          <wp:inline distT="0" distB="0" distL="0" distR="0" wp14:anchorId="3D975DD7" wp14:editId="72F7D59F">
+            <wp:extent cx="5185731" cy="3512820"/>
+            <wp:effectExtent l="0" t="0" r="0" b="0"/>
+            <wp:docPr id="1138887645" name="Picture 1"/>
+            <wp:cNvGraphicFramePr>
+              <a:graphicFrameLocks xmlns:a="http://schemas.openxmlformats.org/drawingml/2006/main" noChangeAspect="1"/>
+            </wp:cNvGraphicFramePr>
+            <a:graphic xmlns:a="http://schemas.openxmlformats.org/drawingml/2006/main">
+              <a:graphicData uri="http://schemas.openxmlformats.org/drawingml/2006/picture">
+                <pic:pic xmlns:pic="http://schemas.openxmlformats.org/drawingml/2006/picture">
+                  <pic:nvPicPr>
+                    <pic:cNvPr id="1138887645" name=""/>
+                    <pic:cNvPicPr/>
+                  </pic:nvPicPr>
+                  <pic:blipFill>
+                    <a:blip r:embed="rId45"/>
+                    <a:stretch>
+                      <a:fillRect/>
+                    </a:stretch>
+                  </pic:blipFill>
+                  <pic:spPr>
+                    <a:xfrm>
+                      <a:off x="0" y="0"/>
+                      <a:ext cx="5189814" cy="3515586"/>
+                    </a:xfrm>
+                    <a:prstGeom prst="rect">
+                      <a:avLst/>
+                    </a:prstGeom>
+                  </pic:spPr>
+                </pic:pic>
+              </a:graphicData>
+            </a:graphic>
+          </wp:inline>
+        </w:drawing>
+      </w:r>
+    </w:p>
+    <w:p>
+      <w:pPr>
+        <w:pStyle w:val="Podnaslov"/>
+        <w:jc w:val="center"/>
+        <w:rPr>
+          <w:lang w:val="hr-HR"/>
+        </w:rPr>
+      </w:pPr>
+      <w:r>
+        <w:rPr>
+          <w:noProof/>
+        </w:rPr>
+        <w:lastRenderedPageBreak/>
+        <w:drawing>
+          <wp:inline distT="0" distB="0" distL="0" distR="0" wp14:anchorId="6AC20DF0" wp14:editId="319DA228">
+            <wp:extent cx="4562475" cy="3448050"/>
+            <wp:effectExtent l="0" t="0" r="9525" b="0"/>
+            <wp:docPr id="220805233" name="Picture 1"/>
+            <wp:cNvGraphicFramePr>
+              <a:graphicFrameLocks xmlns:a="http://schemas.openxmlformats.org/drawingml/2006/main" noChangeAspect="1"/>
+            </wp:cNvGraphicFramePr>
+            <a:graphic xmlns:a="http://schemas.openxmlformats.org/drawingml/2006/main">
+              <a:graphicData uri="http://schemas.openxmlformats.org/drawingml/2006/picture">
+                <pic:pic xmlns:pic="http://schemas.openxmlformats.org/drawingml/2006/picture">
+                  <pic:nvPicPr>
+                    <pic:cNvPr id="220805233" name=""/>
+                    <pic:cNvPicPr/>
+                  </pic:nvPicPr>
+                  <pic:blipFill>
+                    <a:blip r:embed="rId46"/>
+                    <a:stretch>
+                      <a:fillRect/>
+                    </a:stretch>
+                  </pic:blipFill>
+                  <pic:spPr>
+                    <a:xfrm>
+                      <a:off x="0" y="0"/>
+                      <a:ext cx="4562475" cy="3448050"/>
+                    </a:xfrm>
+                    <a:prstGeom prst="rect">
+                      <a:avLst/>
+                    </a:prstGeom>
+                  </pic:spPr>
+                </pic:pic>
+              </a:graphicData>
+            </a:graphic>
+          </wp:inline>
+        </w:drawing>
+      </w:r>
+    </w:p>
+    <w:p/>
+    <w:p>
+      <w:pPr>
+        <w:pStyle w:val="Podnaslov"/>
+        <w:numPr>
+          <w:ilvl w:val="0"/>
+          <w:numId w:val="21"/>
+        </w:numPr>
         <w:rPr>
           <w:b w:val="0"/>
           <w:bCs/>
           <w:lang w:val="hr-HR"/>
         </w:rPr>
       </w:pPr>
+      <w:r>
+        <w:rPr>
+          <w:lang w:val="hr-HR"/>
+        </w:rPr>
+        <w:t xml:space="preserve">Optimizacija hiperparametara </w:t>
+      </w:r>
+      <w:r>
+        <w:rPr>
+          <w:lang w:val="hr-HR"/>
+        </w:rPr>
+        <w:t>–</w:t>
+      </w:r>
+      <w:r>
+        <w:rPr>
+          <w:lang w:val="hr-HR"/>
+        </w:rPr>
+        <w:t xml:space="preserve"> </w:t>
+      </w:r>
+      <w:r>
+        <w:rPr>
+          <w:lang w:val="hr-HR"/>
+        </w:rPr>
+        <w:t>eliminacija</w:t>
+      </w:r>
+    </w:p>
+    <w:p>
+      <w:pPr>
+        <w:pStyle w:val="Podnaslov"/>
+        <w:ind w:left="720"/>
+        <w:jc w:val="center"/>
+        <w:rPr>
+          <w:b w:val="0"/>
+          <w:bCs/>
+          <w:lang w:val="hr-HR"/>
+        </w:rPr>
+      </w:pPr>
+      <w:r>
+        <w:rPr>
+          <w:noProof/>
+        </w:rPr>
+        <w:drawing>
+          <wp:inline distT="0" distB="0" distL="0" distR="0" wp14:anchorId="72238A6F" wp14:editId="3A8179D4">
+            <wp:extent cx="4541834" cy="3089564"/>
+            <wp:effectExtent l="0" t="0" r="0" b="0"/>
+            <wp:docPr id="1485277312" name="Picture 1"/>
+            <wp:cNvGraphicFramePr>
+              <a:graphicFrameLocks xmlns:a="http://schemas.openxmlformats.org/drawingml/2006/main" noChangeAspect="1"/>
+            </wp:cNvGraphicFramePr>
+            <a:graphic xmlns:a="http://schemas.openxmlformats.org/drawingml/2006/main">
+              <a:graphicData uri="http://schemas.openxmlformats.org/drawingml/2006/picture">
+                <pic:pic xmlns:pic="http://schemas.openxmlformats.org/drawingml/2006/picture">
+                  <pic:nvPicPr>
+                    <pic:cNvPr id="1485277312" name=""/>
+                    <pic:cNvPicPr/>
+                  </pic:nvPicPr>
+                  <pic:blipFill>
+                    <a:blip r:embed="rId47"/>
+                    <a:stretch>
+                      <a:fillRect/>
+                    </a:stretch>
+                  </pic:blipFill>
+                  <pic:spPr>
+                    <a:xfrm>
+                      <a:off x="0" y="0"/>
+                      <a:ext cx="4549405" cy="3094714"/>
+                    </a:xfrm>
+                    <a:prstGeom prst="rect">
+                      <a:avLst/>
+                    </a:prstGeom>
+                  </pic:spPr>
+                </pic:pic>
+              </a:graphicData>
+            </a:graphic>
+          </wp:inline>
+        </w:drawing>
+      </w:r>
+    </w:p>
+    <w:p>
+      <w:pPr>
+        <w:pStyle w:val="Podnaslov"/>
+        <w:ind w:left="720"/>
+        <w:jc w:val="center"/>
+        <w:rPr>
+          <w:b w:val="0"/>
+          <w:bCs/>
+          <w:lang w:val="hr-HR"/>
+        </w:rPr>
+      </w:pPr>
+      <w:r>
+        <w:rPr>
+          <w:noProof/>
+        </w:rPr>
+        <w:lastRenderedPageBreak/>
+        <w:drawing>
+          <wp:inline distT="0" distB="0" distL="0" distR="0" wp14:anchorId="6FDE4A1B" wp14:editId="6E3D3E17">
+            <wp:extent cx="4218709" cy="3110331"/>
+            <wp:effectExtent l="0" t="0" r="0" b="0"/>
+            <wp:docPr id="683832266" name="Picture 1"/>
+            <wp:cNvGraphicFramePr>
+              <a:graphicFrameLocks xmlns:a="http://schemas.openxmlformats.org/drawingml/2006/main" noChangeAspect="1"/>
+            </wp:cNvGraphicFramePr>
+            <a:graphic xmlns:a="http://schemas.openxmlformats.org/drawingml/2006/main">
+              <a:graphicData uri="http://schemas.openxmlformats.org/drawingml/2006/picture">
+                <pic:pic xmlns:pic="http://schemas.openxmlformats.org/drawingml/2006/picture">
+                  <pic:nvPicPr>
+                    <pic:cNvPr id="683832266" name=""/>
+                    <pic:cNvPicPr/>
+                  </pic:nvPicPr>
+                  <pic:blipFill>
+                    <a:blip r:embed="rId48"/>
+                    <a:stretch>
+                      <a:fillRect/>
+                    </a:stretch>
+                  </pic:blipFill>
+                  <pic:spPr>
+                    <a:xfrm>
+                      <a:off x="0" y="0"/>
+                      <a:ext cx="4222877" cy="3113404"/>
+                    </a:xfrm>
+                    <a:prstGeom prst="rect">
+                      <a:avLst/>
+                    </a:prstGeom>
+                  </pic:spPr>
+                </pic:pic>
+              </a:graphicData>
+            </a:graphic>
+          </wp:inline>
+        </w:drawing>
+      </w:r>
+    </w:p>
+    <w:p>
+      <w:pPr>
+        <w:pStyle w:val="Podnaslov"/>
+        <w:numPr>
+          <w:ilvl w:val="0"/>
+          <w:numId w:val="21"/>
+        </w:numPr>
+      </w:pPr>
+      <w:r>
+        <w:t xml:space="preserve">Optimizacija hiperparametara </w:t>
+      </w:r>
+      <w:r>
+        <w:t>–</w:t>
+      </w:r>
+      <w:r>
+        <w:t xml:space="preserve"> križanje</w:t>
+      </w:r>
+    </w:p>
+    <w:p>
+      <w:pPr>
+        <w:pStyle w:val="Podnaslov"/>
+        <w:ind w:left="720"/>
+      </w:pPr>
+      <w:r>
+        <w:rPr>
+          <w:noProof/>
+        </w:rPr>
+        <w:drawing>
+          <wp:inline distT="0" distB="0" distL="0" distR="0" wp14:anchorId="0893520B" wp14:editId="15044505">
+            <wp:extent cx="4807527" cy="2949178"/>
+            <wp:effectExtent l="0" t="0" r="0" b="3810"/>
+            <wp:docPr id="1206166056" name="Picture 1"/>
+            <wp:cNvGraphicFramePr>
+              <a:graphicFrameLocks xmlns:a="http://schemas.openxmlformats.org/drawingml/2006/main" noChangeAspect="1"/>
+            </wp:cNvGraphicFramePr>
+            <a:graphic xmlns:a="http://schemas.openxmlformats.org/drawingml/2006/main">
+              <a:graphicData uri="http://schemas.openxmlformats.org/drawingml/2006/picture">
+                <pic:pic xmlns:pic="http://schemas.openxmlformats.org/drawingml/2006/picture">
+                  <pic:nvPicPr>
+                    <pic:cNvPr id="1206166056" name=""/>
+                    <pic:cNvPicPr/>
+                  </pic:nvPicPr>
+                  <pic:blipFill>
+                    <a:blip r:embed="rId49"/>
+                    <a:stretch>
+                      <a:fillRect/>
+                    </a:stretch>
+                  </pic:blipFill>
+                  <pic:spPr>
+                    <a:xfrm>
+                      <a:off x="0" y="0"/>
+                      <a:ext cx="4813837" cy="2953049"/>
+                    </a:xfrm>
+                    <a:prstGeom prst="rect">
+                      <a:avLst/>
+                    </a:prstGeom>
+                  </pic:spPr>
+                </pic:pic>
+              </a:graphicData>
+            </a:graphic>
+          </wp:inline>
+        </w:drawing>
+      </w:r>
     </w:p>
     <w:sectPr>
-      <w:footerReference w:type="default" r:id="rId40"/>
-      <w:footerReference w:type="first" r:id="rId41"/>
+      <w:footerReference w:type="default" r:id="rId50"/>
+      <w:footerReference w:type="first" r:id="rId51"/>
       <w:pgSz w:w="11907" w:h="16840" w:code="9"/>
       <w:pgMar w:top="1418" w:right="1418" w:bottom="1418" w:left="1701" w:header="851" w:footer="567" w:gutter="0"/>
       <w:pgNumType w:start="1"/>
@@ -17655,7 +18028,7 @@
       </w:r>
     </w:p>
   </w:comment>
-  <w:comment w:id="15" w:author="Stjepan Đelekovčan" w:date="2026-05-30T20:28:00Z" w:initials="SĐ">
+  <w:comment w:id="9" w:author="Stjepan Đelekovčan" w:date="2026-06-24T20:19:00Z" w:initials="SĐ">
     <w:p>
       <w:pPr>
         <w:pStyle w:val="CommentText"/>
@@ -17668,11 +18041,11 @@
         <w:annotationRef/>
       </w:r>
       <w:r>
-        <w:t>Jesu li potrebne slike za ovo? Moj zaključak je ne</w:t>
+        <w:t>UPDATE: NP potpunost problema ovisi o funkciji cilja</w:t>
       </w:r>
     </w:p>
   </w:comment>
-  <w:comment w:id="23" w:author="Stjepan Đelekovčan" w:date="2026-06-14T21:50:00Z" w:initials="SĐ">
+  <w:comment w:id="11" w:author="Stjepan Đelekovčan" w:date="2026-06-24T20:19:00Z" w:initials="SĐ">
     <w:p>
       <w:pPr>
         <w:pStyle w:val="CommentText"/>
@@ -17685,11 +18058,11 @@
         <w:annotationRef/>
       </w:r>
       <w:r>
-        <w:t>Možda promijeniti ovaj naslov, opisati podatke koje ste mi dali i napraviti onu korelaciju između mjera vašeg dataseta i mjera s googla?</w:t>
+        <w:t>UPDATE: Dodana referenca kao sto je trazeno. Osim na ovo mjesto, i na druga mjesta dodane su reference</w:t>
       </w:r>
     </w:p>
   </w:comment>
-  <w:comment w:id="39" w:author="Stjepan Đelekovčan" w:date="2026-06-06T20:50:00Z" w:initials="SĐ">
+  <w:comment w:id="14" w:author="Stjepan Đelekovčan" w:date="2026-06-24T20:20:00Z" w:initials="SĐ">
     <w:p>
       <w:pPr>
         <w:pStyle w:val="CommentText"/>
@@ -17702,11 +18075,11 @@
         <w:annotationRef/>
       </w:r>
       <w:r>
-        <w:t>U drugim radovima sam vidio slike RouletteWheel selectiona al mislim da tu nije potrebno?</w:t>
+        <w:t>UPDATE: Trgovina i nedjelja je vise nego tri 😃</w:t>
       </w:r>
     </w:p>
   </w:comment>
-  <w:comment w:id="56" w:author="Stjepan Đelekovčan" w:date="2026-06-10T15:37:00Z" w:initials="SĐ">
+  <w:comment w:id="17" w:author="Stjepan Đelekovčan" w:date="2026-06-24T20:23:00Z" w:initials="SĐ">
     <w:p>
       <w:pPr>
         <w:pStyle w:val="CommentText"/>
@@ -17719,11 +18092,11 @@
         <w:annotationRef/>
       </w:r>
       <w:r>
-        <w:t>Možda dodati deployment dijagram s obzirom da mislim da je zanimljiv? Ali ako mislite da nije svrha rada onda ne treba.</w:t>
+        <w:t>Ne razumijem zasto je upitnik iznad funkciji dobrote? Poglavlje kasnije prica o modelu</w:t>
       </w:r>
     </w:p>
   </w:comment>
-  <w:comment w:id="64" w:author="Stjepan Đelekovčan" w:date="2026-06-14T21:33:00Z" w:initials="SĐ">
+  <w:comment w:id="19" w:author="Stjepan Đelekovčan" w:date="2026-06-24T20:25:00Z" w:initials="SĐ">
     <w:p>
       <w:pPr>
         <w:pStyle w:val="CommentText"/>
@@ -17736,11 +18109,11 @@
         <w:annotationRef/>
       </w:r>
       <w:r>
-        <w:t>TODO</w:t>
+        <w:t>UPDATE: Promijenjeno, sad ima vise smisla</w:t>
       </w:r>
     </w:p>
   </w:comment>
-  <w:comment w:id="66" w:author="Stjepan Đelekovčan" w:date="2026-06-14T21:42:00Z" w:initials="SĐ">
+  <w:comment w:id="20" w:author="Stjepan Đelekovčan" w:date="2026-06-24T20:26:00Z" w:initials="SĐ">
     <w:p>
       <w:pPr>
         <w:pStyle w:val="CommentText"/>
@@ -17753,18 +18126,11 @@
         <w:annotationRef/>
       </w:r>
       <w:r>
-        <w:t>TODO; Ispod su primjeri analiza koje bi konačno radio za zanimljivije hiperparametre, spomenite ako bi neke dijagrame jos trebalo dodati.</w:t>
-      </w:r>
-      <w:r>
-        <w:br/>
-      </w:r>
-      <w:r>
-        <w:br/>
-        <w:t>Za skupove, jedan bi bio Zagreb ili Rijeka, a drugi neka cijela županija vjerojatno</w:t>
+        <w:t>UPDATE: mijenjati -&gt; izmjenjivati, "exchange elements between model and antimodel structures"</w:t>
       </w:r>
     </w:p>
   </w:comment>
-  <w:comment w:id="68" w:author="Stjepan Đelekovčan" w:date="2026-06-14T21:43:00Z" w:initials="SĐ">
+  <w:comment w:id="22" w:author="Stjepan Đelekovčan" w:date="2026-06-24T20:27:00Z" w:initials="SĐ">
     <w:p>
       <w:pPr>
         <w:pStyle w:val="CommentText"/>
@@ -17777,26 +18143,52 @@
         <w:annotationRef/>
       </w:r>
       <w:r>
-        <w:t xml:space="preserve">TODO; Slično kao i prije, primjeri analiza koje bi radio nad nekim konačnim skupom trgovina. </w:t>
-      </w:r>
-    </w:p>
+        <w:t>Predstavlja interakciju između predmeta koji se nalaze u nekon naprtnjaci. Mislim da je tocan pojam</w:t>
+      </w:r>
+    </w:p>
+  </w:comment>
+  <w:comment w:id="25" w:author="Stjepan Đelekovčan" w:date="2026-06-20T15:44:00Z" w:initials="SĐ">
     <w:p>
       <w:pPr>
         <w:pStyle w:val="CommentText"/>
         <w:jc w:val="left"/>
       </w:pPr>
-    </w:p>
+      <w:r>
+        <w:rPr>
+          <w:rStyle w:val="CommentReference"/>
+        </w:rPr>
+        <w:annotationRef/>
+      </w:r>
+      <w:r>
+        <w:t>UPDATE: New map of stores with data</w:t>
+      </w:r>
+    </w:p>
+  </w:comment>
+  <w:comment w:id="37" w:author="Stjepan Đelekovčan" w:date="2026-06-24T20:38:00Z" w:initials="SĐ">
     <w:p>
       <w:pPr>
         <w:pStyle w:val="CommentText"/>
         <w:jc w:val="left"/>
       </w:pPr>
       <w:r>
-        <w:t>Za skupove, vjerojatno bi bila dva, jedan za Zagreb, a jedan možda baš cijela Koprivničko-Križevačka zupanija ili slicno.</w:t>
+        <w:rPr>
+          <w:rStyle w:val="CommentReference"/>
+        </w:rPr>
+        <w:annotationRef/>
+      </w:r>
+      <w:r>
+        <w:t>PITANJE: Koje su negativne strane ovog pristupa? Algoritam moze naci ukupno bolje rjesenje zbog poboljsanog rasporeda jedne velike grupe, ali se istovremeno moze pogorsati raspored neke manje grupe.</w:t>
+      </w:r>
+      <w:r>
+        <w:br/>
+      </w:r>
+      <w:r>
+        <w:br/>
+        <w:t>ODGOVOR: Cilj optimizacije maksimizirati je funkciju cilja za problem u onoj konačnoj, najvećoj grupi. Ne zanima nas ako se u procesu poboljsanja velike, konacne grupe kvari raspored koji bi funkcija cilja dala u nekom prethodnom koraku. Nuspojava je da se neka udaljenija grupa slucajnom mutacijom pokvari u istom trenutku dok se velika grupa popravi no ovo je istina za SVAKI genetski algoritam. GA ne zanimaju optimalni dijelovi rjesenja, vec optimalno cijelo rjesenje. S obzirom da je mana opcenito povezana s GA mislim da detaljnije od ovog ne treba analizirati.</w:t>
       </w:r>
     </w:p>
   </w:comment>
-  <w:comment w:id="70" w:author="Stjepan Đelekovčan" w:date="2026-06-14T21:44:00Z" w:initials="SĐ">
+  <w:comment w:id="45" w:author="Stjepan Đelekovčan" w:date="2026-06-24T20:44:00Z" w:initials="SĐ">
     <w:p>
       <w:pPr>
         <w:pStyle w:val="CommentText"/>
@@ -17809,11 +18201,11 @@
         <w:annotationRef/>
       </w:r>
       <w:r>
-        <w:t>TODO zaključak neki jednostavan s planom sto za dalje i tako nesto slicno. Vecina zakljucka sadrzana u rezultatima</w:t>
+        <w:t>Predlozili ste windowing gdje se fitness skalira na linearni interval [1, s]. Previdio sam to. Ali mislim da je i ova selekcija proporcionalna rangu isto dobra. Previse truda bilo bi sada ponovno dodavadi i raditi HPO optimizaciju s dodanim Windowed proportional selectorom.</w:t>
       </w:r>
     </w:p>
   </w:comment>
-  <w:comment w:id="72" w:author="Stjepan Đelekovčan" w:date="2026-06-14T21:44:00Z" w:initials="SĐ">
+  <w:comment w:id="56" w:author="Stjepan Đelekovčan" w:date="2026-06-24T20:45:00Z" w:initials="SĐ">
     <w:p>
       <w:pPr>
         <w:pStyle w:val="CommentText"/>
@@ -17826,11 +18218,179 @@
         <w:annotationRef/>
       </w:r>
       <w:r>
+        <w:t>UPDATE: Sad je jasno sto je V</w:t>
+      </w:r>
+    </w:p>
+  </w:comment>
+  <w:comment w:id="57" w:author="Stjepan Đelekovčan" w:date="2026-06-24T20:46:00Z" w:initials="SĐ">
+    <w:p>
+      <w:pPr>
+        <w:pStyle w:val="CommentText"/>
+        <w:jc w:val="left"/>
+      </w:pPr>
+      <w:r>
+        <w:rPr>
+          <w:rStyle w:val="CommentReference"/>
+        </w:rPr>
+        <w:annotationRef/>
+      </w:r>
+      <w:r>
+        <w:t>UPDATE: Sad je jasno i sto su m i d</w:t>
+      </w:r>
+    </w:p>
+  </w:comment>
+  <w:comment w:id="69" w:author="Stjepan Đelekovčan" w:date="2026-06-24T21:00:00Z" w:initials="SĐ">
+    <w:p>
+      <w:pPr>
+        <w:pStyle w:val="CommentText"/>
+        <w:jc w:val="left"/>
+      </w:pPr>
+      <w:r>
+        <w:rPr>
+          <w:rStyle w:val="CommentReference"/>
+        </w:rPr>
+        <w:annotationRef/>
+      </w:r>
+      <w:r>
+        <w:t>UPDATE: Nova results tab slika</w:t>
+      </w:r>
+    </w:p>
+  </w:comment>
+  <w:comment w:id="71" w:author="Stjepan Đelekovčan" w:date="2026-06-14T21:33:00Z" w:initials="SĐ">
+    <w:p>
+      <w:pPr>
+        <w:pStyle w:val="CommentText"/>
+        <w:jc w:val="left"/>
+      </w:pPr>
+      <w:r>
+        <w:rPr>
+          <w:rStyle w:val="CommentReference"/>
+        </w:rPr>
+        <w:annotationRef/>
+      </w:r>
+      <w:r>
         <w:t>TODO</w:t>
       </w:r>
     </w:p>
   </w:comment>
-  <w:comment w:id="76" w:author="Stjepan Đelekovčan" w:date="2026-06-14T21:45:00Z" w:initials="SĐ">
+  <w:comment w:id="72" w:author="Stjepan Đelekovčan" w:date="2026-06-24T20:55:00Z" w:initials="SĐ">
+    <w:p>
+      <w:pPr>
+        <w:pStyle w:val="CommentText"/>
+        <w:jc w:val="left"/>
+      </w:pPr>
+      <w:r>
+        <w:rPr>
+          <w:rStyle w:val="CommentReference"/>
+        </w:rPr>
+        <w:annotationRef/>
+      </w:r>
+      <w:r>
+        <w:t>Izbrisan generations parametar kojeg nema smisla optimirati</w:t>
+      </w:r>
+    </w:p>
+  </w:comment>
+  <w:comment w:id="73" w:author="Stjepan Đelekovčan" w:date="2026-06-20T16:48:00Z" w:initials="SĐ">
+    <w:p>
+      <w:pPr>
+        <w:pStyle w:val="CommentText"/>
+        <w:jc w:val="left"/>
+      </w:pPr>
+      <w:r>
+        <w:rPr>
+          <w:rStyle w:val="CommentReference"/>
+        </w:rPr>
+        <w:annotationRef/>
+      </w:r>
+      <w:r>
+        <w:t>UPDATE: Skupovi podataka za optimizaciju hiperparametara</w:t>
+      </w:r>
+    </w:p>
+  </w:comment>
+  <w:comment w:id="75" w:author="Stjepan Đelekovčan" w:date="2026-06-24T20:56:00Z" w:initials="SĐ">
+    <w:p>
+      <w:pPr>
+        <w:pStyle w:val="CommentText"/>
+        <w:jc w:val="left"/>
+      </w:pPr>
+      <w:r>
+        <w:rPr>
+          <w:rStyle w:val="CommentReference"/>
+        </w:rPr>
+        <w:annotationRef/>
+      </w:r>
+      <w:r>
+        <w:t>UPDATE: Rezultati optimizacije HPO i odabir konacnih hiperparametara</w:t>
+      </w:r>
+    </w:p>
+  </w:comment>
+  <w:comment w:id="77" w:author="Stjepan Đelekovčan" w:date="2026-06-14T21:43:00Z" w:initials="SĐ">
+    <w:p>
+      <w:pPr>
+        <w:pStyle w:val="CommentText"/>
+        <w:jc w:val="left"/>
+      </w:pPr>
+      <w:r>
+        <w:rPr>
+          <w:rStyle w:val="CommentReference"/>
+        </w:rPr>
+        <w:annotationRef/>
+      </w:r>
+      <w:r>
+        <w:t xml:space="preserve">TODO; Slično kao i prije, primjeri analiza koje bi radio nad nekim konačnim skupom trgovina. </w:t>
+      </w:r>
+    </w:p>
+    <w:p>
+      <w:pPr>
+        <w:pStyle w:val="CommentText"/>
+        <w:jc w:val="left"/>
+      </w:pPr>
+    </w:p>
+    <w:p>
+      <w:pPr>
+        <w:pStyle w:val="CommentText"/>
+        <w:jc w:val="left"/>
+      </w:pPr>
+      <w:r>
+        <w:t>Za skupove, vjerojatno bi bila dva, jedan za Zagreb, a jedan možda baš cijela Koprivničko-Križevačka zupanija ili slicno.</w:t>
+      </w:r>
+    </w:p>
+  </w:comment>
+  <w:comment w:id="79" w:author="Stjepan Đelekovčan" w:date="2026-06-14T21:44:00Z" w:initials="SĐ">
+    <w:p>
+      <w:pPr>
+        <w:pStyle w:val="CommentText"/>
+        <w:jc w:val="left"/>
+      </w:pPr>
+      <w:r>
+        <w:rPr>
+          <w:rStyle w:val="CommentReference"/>
+        </w:rPr>
+        <w:annotationRef/>
+      </w:r>
+      <w:r>
+        <w:t>TODO zaključak neki jednostavan s planom sto za dalje i tako nesto slicno. Vecina zakljucka sadrzana u rezultatima</w:t>
+      </w:r>
+    </w:p>
+  </w:comment>
+  <w:comment w:id="81" w:author="Stjepan Đelekovčan" w:date="2026-06-14T21:44:00Z" w:initials="SĐ">
+    <w:p>
+      <w:pPr>
+        <w:pStyle w:val="CommentText"/>
+        <w:jc w:val="left"/>
+      </w:pPr>
+      <w:r>
+        <w:rPr>
+          <w:rStyle w:val="CommentReference"/>
+        </w:rPr>
+        <w:annotationRef/>
+      </w:r>
+      <w:r>
+        <w:t>UPDATE: Literatura</w:t>
+      </w:r>
+    </w:p>
+  </w:comment>
+  <w:comment w:id="85" w:author="Stjepan Đelekovčan" w:date="2026-06-14T21:45:00Z" w:initials="SĐ">
     <w:p>
       <w:pPr>
         <w:pStyle w:val="CommentText"/>
@@ -17853,12 +18413,23 @@
 <file path=word/commentsExtended.xml><?xml version="1.0" encoding="utf-8"?>
 <w15:commentsEx xmlns:wpc="http://schemas.microsoft.com/office/word/2010/wordprocessingCanvas" xmlns:cx="http://schemas.microsoft.com/office/drawing/2014/chartex" xmlns:cx1="http://schemas.microsoft.com/office/drawing/2015/9/8/chartex" xmlns:cx2="http://schemas.microsoft.com/office/drawing/2015/10/21/chartex" xmlns:cx3="http://schemas.microsoft.com/office/drawing/2016/5/9/chartex" xmlns:cx4="http://schemas.microsoft.com/office/drawing/2016/5/10/chartex" xmlns:cx5="http://schemas.microsoft.com/office/drawing/2016/5/11/chartex" xmlns:cx6="http://schemas.microsoft.com/office/drawing/2016/5/12/chartex" xmlns:cx7="http://schemas.microsoft.com/office/drawing/2016/5/13/chartex" xmlns:cx8="http://schemas.microsoft.com/office/drawing/2016/5/14/chartex" xmlns:mc="http://schemas.openxmlformats.org/markup-compatibility/2006" xmlns:aink="http://schemas.microsoft.com/office/drawing/2016/ink" xmlns:am3d="http://schemas.microsoft.com/office/drawing/2017/model3d" xmlns:o="urn:schemas-microsoft-com:office:office" xmlns:oel="http://schemas.microsoft.com/office/2019/extlst" xmlns:r="http://schemas.openxmlformats.org/officeDocument/2006/relationships" xmlns:m="http://schemas.openxmlformats.org/officeDocument/2006/math" xmlns:v="urn:schemas-microsoft-com:vml" xmlns:wp14="http://schemas.microsoft.com/office/word/2010/wordprocessingDrawing" xmlns:wp="http://schemas.openxmlformats.org/drawingml/2006/wordprocessingDrawing" xmlns:w10="urn:schemas-microsoft-com:office:word" xmlns:w="http://schemas.openxmlformats.org/wordprocessingml/2006/main" xmlns:w14="http://schemas.microsoft.com/office/word/2010/wordml" xmlns:w15="http://schemas.microsoft.com/office/word/2012/wordml" xmlns:w16cex="http://schemas.microsoft.com/office/word/2018/wordml/cex" xmlns:w16cid="http://schemas.microsoft.com/office/word/2016/wordml/cid" xmlns:w16="http://schemas.microsoft.com/office/word/2018/wordml" xmlns:w16du="http://schemas.microsoft.com/office/word/2023/wordml/word16du" xmlns:w16sdtdh="http://schemas.microsoft.com/office/word/2020/wordml/sdtdatahash" xmlns:w16sdtfl="http://schemas.microsoft.com/office/word/2024/wordml/sdtformatlock" xmlns:w16se="http://schemas.microsoft.com/office/word/2015/wordml/symex" xmlns:wpg="http://schemas.microsoft.com/office/word/2010/wordprocessingGroup" xmlns:wpi="http://schemas.microsoft.com/office/word/2010/wordprocessingInk" xmlns:wne="http://schemas.microsoft.com/office/word/2006/wordml" xmlns:wps="http://schemas.microsoft.com/office/word/2010/wordprocessingShape" mc:Ignorable="w14 w15 w16se w16cid w16 w16cex w16sdtdh w16sdtfl w16du wp14">
   <w15:commentEx w15:paraId="0BB0549E" w15:done="0"/>
-  <w15:commentEx w15:paraId="3A6AD039" w15:done="0"/>
-  <w15:commentEx w15:paraId="2CDD898D" w15:done="0"/>
-  <w15:commentEx w15:paraId="33A521C0" w15:done="0"/>
-  <w15:commentEx w15:paraId="33B1507E" w15:done="0"/>
+  <w15:commentEx w15:paraId="5D29B604" w15:done="0"/>
+  <w15:commentEx w15:paraId="45E8E66B" w15:done="0"/>
+  <w15:commentEx w15:paraId="11709AAA" w15:done="0"/>
+  <w15:commentEx w15:paraId="76CAA272" w15:done="0"/>
+  <w15:commentEx w15:paraId="05BEDB60" w15:done="0"/>
+  <w15:commentEx w15:paraId="032B4596" w15:done="0"/>
+  <w15:commentEx w15:paraId="2BCC2E2A" w15:done="0"/>
+  <w15:commentEx w15:paraId="7ABFC3E9" w15:done="0"/>
+  <w15:commentEx w15:paraId="2FAC9A36" w15:done="0"/>
+  <w15:commentEx w15:paraId="37F7B942" w15:done="0"/>
+  <w15:commentEx w15:paraId="5DA32286" w15:done="0"/>
+  <w15:commentEx w15:paraId="6C994EFA" w15:done="0"/>
+  <w15:commentEx w15:paraId="33A3A73F" w15:done="0"/>
   <w15:commentEx w15:paraId="20026B4D" w15:done="0"/>
-  <w15:commentEx w15:paraId="673C9545" w15:done="0"/>
+  <w15:commentEx w15:paraId="75CD135C" w15:done="0"/>
+  <w15:commentEx w15:paraId="79F23591" w15:done="0"/>
+  <w15:commentEx w15:paraId="65590630" w15:done="0"/>
   <w15:commentEx w15:paraId="6D196A49" w15:done="0"/>
   <w15:commentEx w15:paraId="7B88B387" w15:done="0"/>
   <w15:commentEx w15:paraId="6B8DD685" w15:done="0"/>
@@ -17869,12 +18440,23 @@
 <file path=word/commentsExtensible.xml><?xml version="1.0" encoding="utf-8"?>
 <w16cex:commentsExtensible xmlns:wpc="http://schemas.microsoft.com/office/word/2010/wordprocessingCanvas" xmlns:cx="http://schemas.microsoft.com/office/drawing/2014/chartex" xmlns:cx1="http://schemas.microsoft.com/office/drawing/2015/9/8/chartex" xmlns:cx2="http://schemas.microsoft.com/office/drawing/2015/10/21/chartex" xmlns:cx3="http://schemas.microsoft.com/office/drawing/2016/5/9/chartex" xmlns:cx4="http://schemas.microsoft.com/office/drawing/2016/5/10/chartex" xmlns:cx5="http://schemas.microsoft.com/office/drawing/2016/5/11/chartex" xmlns:cx6="http://schemas.microsoft.com/office/drawing/2016/5/12/chartex" xmlns:cx7="http://schemas.microsoft.com/office/drawing/2016/5/13/chartex" xmlns:cx8="http://schemas.microsoft.com/office/drawing/2016/5/14/chartex" xmlns:cr="http://schemas.microsoft.com/office/comments/2020/reactions" xmlns:mc="http://schemas.openxmlformats.org/markup-compatibility/2006" xmlns:aink="http://schemas.microsoft.com/office/drawing/2016/ink" xmlns:am3d="http://schemas.microsoft.com/office/drawing/2017/model3d" xmlns:o="urn:schemas-microsoft-com:office:office" xmlns:oel="http://schemas.microsoft.com/office/2019/extlst" xmlns:r="http://schemas.openxmlformats.org/officeDocument/2006/relationships" xmlns:m="http://schemas.openxmlformats.org/officeDocument/2006/math" xmlns:v="urn:schemas-microsoft-com:vml" xmlns:wp14="http://schemas.microsoft.com/office/word/2010/wordprocessingDrawing" xmlns:wp="http://schemas.openxmlformats.org/drawingml/2006/wordprocessingDrawing" xmlns:w10="urn:schemas-microsoft-com:office:word" xmlns:w="http://schemas.openxmlformats.org/wordprocessingml/2006/main" xmlns:w14="http://schemas.microsoft.com/office/word/2010/wordml" xmlns:w15="http://schemas.microsoft.com/office/word/2012/wordml" xmlns:w16cex="http://schemas.microsoft.com/office/word/2018/wordml/cex" xmlns:w16cid="http://schemas.microsoft.com/office/word/2016/wordml/cid" xmlns:w16="http://schemas.microsoft.com/office/word/2018/wordml" xmlns:w16du="http://schemas.microsoft.com/office/word/2023/wordml/word16du" xmlns:w16sdtdh="http://schemas.microsoft.com/office/word/2020/wordml/sdtdatahash" xmlns:w16sdtfl="http://schemas.microsoft.com/office/word/2024/wordml/sdtformatlock" xmlns:w16se="http://schemas.microsoft.com/office/word/2015/wordml/symex" xmlns:wpg="http://schemas.microsoft.com/office/word/2010/wordprocessingGroup" xmlns:wpi="http://schemas.microsoft.com/office/word/2010/wordprocessingInk" xmlns:wne="http://schemas.microsoft.com/office/word/2006/wordml" xmlns:wps="http://schemas.microsoft.com/office/word/2010/wordprocessingShape" mc:Ignorable="w14 w15 w16se w16cid w16 w16cex w16sdtdh w16sdtfl cr w16du wp14">
   <w16cex:commentExtensible w16cex:durableId="372BF35B" w16cex:dateUtc="2026-06-14T19:45:00Z"/>
-  <w16cex:commentExtensible w16cex:durableId="3B3FF440" w16cex:dateUtc="2026-05-30T18:28:00Z"/>
-  <w16cex:commentExtensible w16cex:durableId="69F2E5C9" w16cex:dateUtc="2026-06-14T19:50:00Z"/>
-  <w16cex:commentExtensible w16cex:durableId="1233DCC6" w16cex:dateUtc="2026-06-06T18:50:00Z"/>
-  <w16cex:commentExtensible w16cex:durableId="3DD883E8" w16cex:dateUtc="2026-06-10T13:37:00Z"/>
+  <w16cex:commentExtensible w16cex:durableId="3AC12A45" w16cex:dateUtc="2026-06-24T18:19:00Z"/>
+  <w16cex:commentExtensible w16cex:durableId="01342046" w16cex:dateUtc="2026-06-24T18:19:00Z"/>
+  <w16cex:commentExtensible w16cex:durableId="677CAA29" w16cex:dateUtc="2026-06-24T18:20:00Z"/>
+  <w16cex:commentExtensible w16cex:durableId="41E36E38" w16cex:dateUtc="2026-06-24T18:23:00Z"/>
+  <w16cex:commentExtensible w16cex:durableId="6826618E" w16cex:dateUtc="2026-06-24T18:25:00Z"/>
+  <w16cex:commentExtensible w16cex:durableId="4F1D3F8F" w16cex:dateUtc="2026-06-24T18:26:00Z"/>
+  <w16cex:commentExtensible w16cex:durableId="19DB5D69" w16cex:dateUtc="2026-06-24T18:27:00Z"/>
+  <w16cex:commentExtensible w16cex:durableId="228D5F6B" w16cex:dateUtc="2026-06-20T13:44:00Z"/>
+  <w16cex:commentExtensible w16cex:durableId="40ECF196" w16cex:dateUtc="2026-06-24T18:38:00Z"/>
+  <w16cex:commentExtensible w16cex:durableId="409CADB5" w16cex:dateUtc="2026-06-24T18:44:00Z"/>
+  <w16cex:commentExtensible w16cex:durableId="4A71F785" w16cex:dateUtc="2026-06-24T18:45:00Z"/>
+  <w16cex:commentExtensible w16cex:durableId="31EAF876" w16cex:dateUtc="2026-06-24T18:46:00Z"/>
+  <w16cex:commentExtensible w16cex:durableId="4183432E" w16cex:dateUtc="2026-06-24T19:00:00Z"/>
   <w16cex:commentExtensible w16cex:durableId="6FC0B18A" w16cex:dateUtc="2026-06-14T19:33:00Z"/>
-  <w16cex:commentExtensible w16cex:durableId="18EE2A4C" w16cex:dateUtc="2026-06-14T19:42:00Z"/>
+  <w16cex:commentExtensible w16cex:durableId="714C54C9" w16cex:dateUtc="2026-06-24T18:55:00Z"/>
+  <w16cex:commentExtensible w16cex:durableId="4DAA1C96" w16cex:dateUtc="2026-06-20T14:48:00Z"/>
+  <w16cex:commentExtensible w16cex:durableId="44545143" w16cex:dateUtc="2026-06-24T18:56:00Z"/>
   <w16cex:commentExtensible w16cex:durableId="6C262E71" w16cex:dateUtc="2026-06-14T19:43:00Z"/>
   <w16cex:commentExtensible w16cex:durableId="5FB84E34" w16cex:dateUtc="2026-06-14T19:44:00Z"/>
   <w16cex:commentExtensible w16cex:durableId="27E9883C" w16cex:dateUtc="2026-06-14T19:44:00Z"/>
@@ -17885,12 +18467,23 @@
 <file path=word/commentsIds.xml><?xml version="1.0" encoding="utf-8"?>
 <w16cid:commentsIds xmlns:wpc="http://schemas.microsoft.com/office/word/2010/wordprocessingCanvas" xmlns:cx="http://schemas.microsoft.com/office/drawing/2014/chartex" xmlns:cx1="http://schemas.microsoft.com/office/drawing/2015/9/8/chartex" xmlns:cx2="http://schemas.microsoft.com/office/drawing/2015/10/21/chartex" xmlns:cx3="http://schemas.microsoft.com/office/drawing/2016/5/9/chartex" xmlns:cx4="http://schemas.microsoft.com/office/drawing/2016/5/10/chartex" xmlns:cx5="http://schemas.microsoft.com/office/drawing/2016/5/11/chartex" xmlns:cx6="http://schemas.microsoft.com/office/drawing/2016/5/12/chartex" xmlns:cx7="http://schemas.microsoft.com/office/drawing/2016/5/13/chartex" xmlns:cx8="http://schemas.microsoft.com/office/drawing/2016/5/14/chartex" xmlns:mc="http://schemas.openxmlformats.org/markup-compatibility/2006" xmlns:aink="http://schemas.microsoft.com/office/drawing/2016/ink" xmlns:am3d="http://schemas.microsoft.com/office/drawing/2017/model3d" xmlns:o="urn:schemas-microsoft-com:office:office" xmlns:oel="http://schemas.microsoft.com/office/2019/extlst" xmlns:r="http://schemas.openxmlformats.org/officeDocument/2006/relationships" xmlns:m="http://schemas.openxmlformats.org/officeDocument/2006/math" xmlns:v="urn:schemas-microsoft-com:vml" xmlns:wp14="http://schemas.microsoft.com/office/word/2010/wordprocessingDrawing" xmlns:wp="http://schemas.openxmlformats.org/drawingml/2006/wordprocessingDrawing" xmlns:w10="urn:schemas-microsoft-com:office:word" xmlns:w="http://schemas.openxmlformats.org/wordprocessingml/2006/main" xmlns:w14="http://schemas.microsoft.com/office/word/2010/wordml" xmlns:w15="http://schemas.microsoft.com/office/word/2012/wordml" xmlns:w16cex="http://schemas.microsoft.com/office/word/2018/wordml/cex" xmlns:w16cid="http://schemas.microsoft.com/office/word/2016/wordml/cid" xmlns:w16="http://schemas.microsoft.com/office/word/2018/wordml" xmlns:w16du="http://schemas.microsoft.com/office/word/2023/wordml/word16du" xmlns:w16sdtdh="http://schemas.microsoft.com/office/word/2020/wordml/sdtdatahash" xmlns:w16sdtfl="http://schemas.microsoft.com/office/word/2024/wordml/sdtformatlock" xmlns:w16se="http://schemas.microsoft.com/office/word/2015/wordml/symex" xmlns:wpg="http://schemas.microsoft.com/office/word/2010/wordprocessingGroup" xmlns:wpi="http://schemas.microsoft.com/office/word/2010/wordprocessingInk" xmlns:wne="http://schemas.microsoft.com/office/word/2006/wordml" xmlns:wps="http://schemas.microsoft.com/office/word/2010/wordprocessingShape" mc:Ignorable="w14 w15 w16se w16cid w16 w16cex w16sdtdh w16sdtfl w16du wp14">
   <w16cid:commentId w16cid:paraId="0BB0549E" w16cid:durableId="372BF35B"/>
-  <w16cid:commentId w16cid:paraId="3A6AD039" w16cid:durableId="3B3FF440"/>
-  <w16cid:commentId w16cid:paraId="2CDD898D" w16cid:durableId="69F2E5C9"/>
-  <w16cid:commentId w16cid:paraId="33A521C0" w16cid:durableId="1233DCC6"/>
-  <w16cid:commentId w16cid:paraId="33B1507E" w16cid:durableId="3DD883E8"/>
+  <w16cid:commentId w16cid:paraId="5D29B604" w16cid:durableId="3AC12A45"/>
+  <w16cid:commentId w16cid:paraId="45E8E66B" w16cid:durableId="01342046"/>
+  <w16cid:commentId w16cid:paraId="11709AAA" w16cid:durableId="677CAA29"/>
+  <w16cid:commentId w16cid:paraId="76CAA272" w16cid:durableId="41E36E38"/>
+  <w16cid:commentId w16cid:paraId="05BEDB60" w16cid:durableId="6826618E"/>
+  <w16cid:commentId w16cid:paraId="032B4596" w16cid:durableId="4F1D3F8F"/>
+  <w16cid:commentId w16cid:paraId="2BCC2E2A" w16cid:durableId="19DB5D69"/>
+  <w16cid:commentId w16cid:paraId="7ABFC3E9" w16cid:durableId="228D5F6B"/>
+  <w16cid:commentId w16cid:paraId="2FAC9A36" w16cid:durableId="40ECF196"/>
+  <w16cid:commentId w16cid:paraId="37F7B942" w16cid:durableId="409CADB5"/>
+  <w16cid:commentId w16cid:paraId="5DA32286" w16cid:durableId="4A71F785"/>
+  <w16cid:commentId w16cid:paraId="6C994EFA" w16cid:durableId="31EAF876"/>
+  <w16cid:commentId w16cid:paraId="33A3A73F" w16cid:durableId="4183432E"/>
   <w16cid:commentId w16cid:paraId="20026B4D" w16cid:durableId="6FC0B18A"/>
-  <w16cid:commentId w16cid:paraId="673C9545" w16cid:durableId="18EE2A4C"/>
+  <w16cid:commentId w16cid:paraId="75CD135C" w16cid:durableId="714C54C9"/>
+  <w16cid:commentId w16cid:paraId="79F23591" w16cid:durableId="4DAA1C96"/>
+  <w16cid:commentId w16cid:paraId="65590630" w16cid:durableId="44545143"/>
   <w16cid:commentId w16cid:paraId="6D196A49" w16cid:durableId="6C262E71"/>
   <w16cid:commentId w16cid:paraId="7B88B387" w16cid:durableId="5FB84E34"/>
   <w16cid:commentId w16cid:paraId="6B8DD685" w16cid:durableId="27E9883C"/>
@@ -19255,10 +19848,123 @@
     </w:lvl>
   </w:abstractNum>
   <w:abstractNum w:abstractNumId="11" w15:restartNumberingAfterBreak="0">
+    <w:nsid w:val="4F886C98"/>
+    <w:multiLevelType w:val="hybridMultilevel"/>
+    <w:tmpl w:val="80607CB4"/>
+    <w:lvl w:ilvl="0" w:tplc="065E93BE">
+      <w:start w:val="4"/>
+      <w:numFmt w:val="bullet"/>
+      <w:lvlText w:val="-"/>
+      <w:lvlJc w:val="left"/>
+      <w:pPr>
+        <w:ind w:left="720" w:hanging="360"/>
+      </w:pPr>
+      <w:rPr>
+        <w:rFonts w:ascii="Times New Roman" w:eastAsia="Times New Roman" w:hAnsi="Times New Roman" w:cs="Times New Roman" w:hint="default"/>
+      </w:rPr>
+    </w:lvl>
+    <w:lvl w:ilvl="1" w:tplc="04090003" w:tentative="1">
+      <w:start w:val="1"/>
+      <w:numFmt w:val="bullet"/>
+      <w:lvlText w:val="o"/>
+      <w:lvlJc w:val="left"/>
+      <w:pPr>
+        <w:ind w:left="1440" w:hanging="360"/>
+      </w:pPr>
+      <w:rPr>
+        <w:rFonts w:ascii="Courier New" w:hAnsi="Courier New" w:cs="Courier New" w:hint="default"/>
+      </w:rPr>
+    </w:lvl>
+    <w:lvl w:ilvl="2" w:tplc="04090005" w:tentative="1">
+      <w:start w:val="1"/>
+      <w:numFmt w:val="bullet"/>
+      <w:lvlText w:val=""/>
+      <w:lvlJc w:val="left"/>
+      <w:pPr>
+        <w:ind w:left="2160" w:hanging="360"/>
+      </w:pPr>
+      <w:rPr>
+        <w:rFonts w:ascii="Wingdings" w:hAnsi="Wingdings" w:hint="default"/>
+      </w:rPr>
+    </w:lvl>
+    <w:lvl w:ilvl="3" w:tplc="04090001" w:tentative="1">
+      <w:start w:val="1"/>
+      <w:numFmt w:val="bullet"/>
+      <w:lvlText w:val=""/>
+      <w:lvlJc w:val="left"/>
+      <w:pPr>
+        <w:ind w:left="2880" w:hanging="360"/>
+      </w:pPr>
+      <w:rPr>
+        <w:rFonts w:ascii="Symbol" w:hAnsi="Symbol" w:hint="default"/>
+      </w:rPr>
+    </w:lvl>
+    <w:lvl w:ilvl="4" w:tplc="04090003" w:tentative="1">
+      <w:start w:val="1"/>
+      <w:numFmt w:val="bullet"/>
+      <w:lvlText w:val="o"/>
+      <w:lvlJc w:val="left"/>
+      <w:pPr>
+        <w:ind w:left="3600" w:hanging="360"/>
+      </w:pPr>
+      <w:rPr>
+        <w:rFonts w:ascii="Courier New" w:hAnsi="Courier New" w:cs="Courier New" w:hint="default"/>
+      </w:rPr>
+    </w:lvl>
+    <w:lvl w:ilvl="5" w:tplc="04090005" w:tentative="1">
+      <w:start w:val="1"/>
+      <w:numFmt w:val="bullet"/>
+      <w:lvlText w:val=""/>
+      <w:lvlJc w:val="left"/>
+      <w:pPr>
+        <w:ind w:left="4320" w:hanging="360"/>
+      </w:pPr>
+      <w:rPr>
+        <w:rFonts w:ascii="Wingdings" w:hAnsi="Wingdings" w:hint="default"/>
+      </w:rPr>
+    </w:lvl>
+    <w:lvl w:ilvl="6" w:tplc="04090001" w:tentative="1">
+      <w:start w:val="1"/>
+      <w:numFmt w:val="bullet"/>
+      <w:lvlText w:val=""/>
+      <w:lvlJc w:val="left"/>
+      <w:pPr>
+        <w:ind w:left="5040" w:hanging="360"/>
+      </w:pPr>
+      <w:rPr>
+        <w:rFonts w:ascii="Symbol" w:hAnsi="Symbol" w:hint="default"/>
+      </w:rPr>
+    </w:lvl>
+    <w:lvl w:ilvl="7" w:tplc="04090003" w:tentative="1">
+      <w:start w:val="1"/>
+      <w:numFmt w:val="bullet"/>
+      <w:lvlText w:val="o"/>
+      <w:lvlJc w:val="left"/>
+      <w:pPr>
+        <w:ind w:left="5760" w:hanging="360"/>
+      </w:pPr>
+      <w:rPr>
+        <w:rFonts w:ascii="Courier New" w:hAnsi="Courier New" w:cs="Courier New" w:hint="default"/>
+      </w:rPr>
+    </w:lvl>
+    <w:lvl w:ilvl="8" w:tplc="04090005" w:tentative="1">
+      <w:start w:val="1"/>
+      <w:numFmt w:val="bullet"/>
+      <w:lvlText w:val=""/>
+      <w:lvlJc w:val="left"/>
+      <w:pPr>
+        <w:ind w:left="6480" w:hanging="360"/>
+      </w:pPr>
+      <w:rPr>
+        <w:rFonts w:ascii="Wingdings" w:hAnsi="Wingdings" w:hint="default"/>
+      </w:rPr>
+    </w:lvl>
+  </w:abstractNum>
+  <w:abstractNum w:abstractNumId="12" w15:restartNumberingAfterBreak="0">
     <w:nsid w:val="52681E8E"/>
     <w:multiLevelType w:val="hybridMultilevel"/>
-    <w:tmpl w:val="B8D8CC1C"/>
-    <w:lvl w:ilvl="0" w:tplc="0BA061BA">
+    <w:tmpl w:val="9B3E3104"/>
+    <w:lvl w:ilvl="0" w:tplc="E238410C">
       <w:start w:val="1"/>
       <w:numFmt w:val="decimal"/>
       <w:pStyle w:val="literatura"/>
@@ -19269,6 +19975,116 @@
           <w:tab w:val="num" w:pos="567"/>
         </w:tabs>
         <w:ind w:left="567" w:hanging="567"/>
+      </w:pPr>
+    </w:lvl>
+    <w:lvl w:ilvl="1" w:tplc="04090019" w:tentative="1">
+      <w:start w:val="1"/>
+      <w:numFmt w:val="lowerLetter"/>
+      <w:lvlText w:val="%2."/>
+      <w:lvlJc w:val="left"/>
+      <w:pPr>
+        <w:tabs>
+          <w:tab w:val="num" w:pos="1440"/>
+        </w:tabs>
+        <w:ind w:left="1440" w:hanging="360"/>
+      </w:pPr>
+    </w:lvl>
+    <w:lvl w:ilvl="2" w:tplc="0409001B" w:tentative="1">
+      <w:start w:val="1"/>
+      <w:numFmt w:val="lowerRoman"/>
+      <w:lvlText w:val="%3."/>
+      <w:lvlJc w:val="right"/>
+      <w:pPr>
+        <w:tabs>
+          <w:tab w:val="num" w:pos="2160"/>
+        </w:tabs>
+        <w:ind w:left="2160" w:hanging="180"/>
+      </w:pPr>
+    </w:lvl>
+    <w:lvl w:ilvl="3" w:tplc="0409000F" w:tentative="1">
+      <w:start w:val="1"/>
+      <w:numFmt w:val="decimal"/>
+      <w:lvlText w:val="%4."/>
+      <w:lvlJc w:val="left"/>
+      <w:pPr>
+        <w:tabs>
+          <w:tab w:val="num" w:pos="2880"/>
+        </w:tabs>
+        <w:ind w:left="2880" w:hanging="360"/>
+      </w:pPr>
+    </w:lvl>
+    <w:lvl w:ilvl="4" w:tplc="04090019" w:tentative="1">
+      <w:start w:val="1"/>
+      <w:numFmt w:val="lowerLetter"/>
+      <w:lvlText w:val="%5."/>
+      <w:lvlJc w:val="left"/>
+      <w:pPr>
+        <w:tabs>
+          <w:tab w:val="num" w:pos="3600"/>
+        </w:tabs>
+        <w:ind w:left="3600" w:hanging="360"/>
+      </w:pPr>
+    </w:lvl>
+    <w:lvl w:ilvl="5" w:tplc="0409001B" w:tentative="1">
+      <w:start w:val="1"/>
+      <w:numFmt w:val="lowerRoman"/>
+      <w:lvlText w:val="%6."/>
+      <w:lvlJc w:val="right"/>
+      <w:pPr>
+        <w:tabs>
+          <w:tab w:val="num" w:pos="4320"/>
+        </w:tabs>
+        <w:ind w:left="4320" w:hanging="180"/>
+      </w:pPr>
+    </w:lvl>
+    <w:lvl w:ilvl="6" w:tplc="0409000F" w:tentative="1">
+      <w:start w:val="1"/>
+      <w:numFmt w:val="decimal"/>
+      <w:lvlText w:val="%7."/>
+      <w:lvlJc w:val="left"/>
+      <w:pPr>
+        <w:tabs>
+          <w:tab w:val="num" w:pos="5040"/>
+        </w:tabs>
+        <w:ind w:left="5040" w:hanging="360"/>
+      </w:pPr>
+    </w:lvl>
+    <w:lvl w:ilvl="7" w:tplc="04090019" w:tentative="1">
+      <w:start w:val="1"/>
+      <w:numFmt w:val="lowerLetter"/>
+      <w:lvlText w:val="%8."/>
+      <w:lvlJc w:val="left"/>
+      <w:pPr>
+        <w:tabs>
+          <w:tab w:val="num" w:pos="5760"/>
+        </w:tabs>
+        <w:ind w:left="5760" w:hanging="360"/>
+      </w:pPr>
+    </w:lvl>
+    <w:lvl w:ilvl="8" w:tplc="0409001B" w:tentative="1">
+      <w:start w:val="1"/>
+      <w:numFmt w:val="lowerRoman"/>
+      <w:lvlText w:val="%9."/>
+      <w:lvlJc w:val="right"/>
+      <w:pPr>
+        <w:tabs>
+          <w:tab w:val="num" w:pos="6480"/>
+        </w:tabs>
+        <w:ind w:left="6480" w:hanging="180"/>
+      </w:pPr>
+    </w:lvl>
+  </w:abstractNum>
+  <w:abstractNum w:abstractNumId="13" w15:restartNumberingAfterBreak="0">
+    <w:nsid w:val="558767CE"/>
+    <w:multiLevelType w:val="hybridMultilevel"/>
+    <w:tmpl w:val="3AF05D52"/>
+    <w:lvl w:ilvl="0" w:tplc="F288E636">
+      <w:start w:val="1"/>
+      <w:numFmt w:val="decimal"/>
+      <w:lvlText w:val="%1."/>
+      <w:lvlJc w:val="left"/>
+      <w:pPr>
+        <w:ind w:left="1350" w:hanging="990"/>
       </w:pPr>
       <w:rPr>
         <w:rFonts w:hint="default"/>
@@ -19280,9 +20096,6 @@
       <w:lvlText w:val="%2."/>
       <w:lvlJc w:val="left"/>
       <w:pPr>
-        <w:tabs>
-          <w:tab w:val="num" w:pos="1440"/>
-        </w:tabs>
         <w:ind w:left="1440" w:hanging="360"/>
       </w:pPr>
     </w:lvl>
@@ -19292,9 +20105,6 @@
       <w:lvlText w:val="%3."/>
       <w:lvlJc w:val="right"/>
       <w:pPr>
-        <w:tabs>
-          <w:tab w:val="num" w:pos="2160"/>
-        </w:tabs>
         <w:ind w:left="2160" w:hanging="180"/>
       </w:pPr>
     </w:lvl>
@@ -19304,9 +20114,6 @@
       <w:lvlText w:val="%4."/>
       <w:lvlJc w:val="left"/>
       <w:pPr>
-        <w:tabs>
-          <w:tab w:val="num" w:pos="2880"/>
-        </w:tabs>
         <w:ind w:left="2880" w:hanging="360"/>
       </w:pPr>
     </w:lvl>
@@ -19316,9 +20123,6 @@
       <w:lvlText w:val="%5."/>
       <w:lvlJc w:val="left"/>
       <w:pPr>
-        <w:tabs>
-          <w:tab w:val="num" w:pos="3600"/>
-        </w:tabs>
         <w:ind w:left="3600" w:hanging="360"/>
       </w:pPr>
     </w:lvl>
@@ -19328,9 +20132,6 @@
       <w:lvlText w:val="%6."/>
       <w:lvlJc w:val="right"/>
       <w:pPr>
-        <w:tabs>
-          <w:tab w:val="num" w:pos="4320"/>
-        </w:tabs>
         <w:ind w:left="4320" w:hanging="180"/>
       </w:pPr>
     </w:lvl>
@@ -19340,9 +20141,6 @@
       <w:lvlText w:val="%7."/>
       <w:lvlJc w:val="left"/>
       <w:pPr>
-        <w:tabs>
-          <w:tab w:val="num" w:pos="5040"/>
-        </w:tabs>
         <w:ind w:left="5040" w:hanging="360"/>
       </w:pPr>
     </w:lvl>
@@ -19352,9 +20150,6 @@
       <w:lvlText w:val="%8."/>
       <w:lvlJc w:val="left"/>
       <w:pPr>
-        <w:tabs>
-          <w:tab w:val="num" w:pos="5760"/>
-        </w:tabs>
         <w:ind w:left="5760" w:hanging="360"/>
       </w:pPr>
     </w:lvl>
@@ -19364,24 +20159,134 @@
       <w:lvlText w:val="%9."/>
       <w:lvlJc w:val="right"/>
       <w:pPr>
-        <w:tabs>
-          <w:tab w:val="num" w:pos="6480"/>
-        </w:tabs>
         <w:ind w:left="6480" w:hanging="180"/>
       </w:pPr>
     </w:lvl>
   </w:abstractNum>
-  <w:abstractNum w:abstractNumId="12" w15:restartNumberingAfterBreak="0">
-    <w:nsid w:val="558767CE"/>
+  <w:abstractNum w:abstractNumId="14" w15:restartNumberingAfterBreak="0">
+    <w:nsid w:val="5873778B"/>
     <w:multiLevelType w:val="hybridMultilevel"/>
-    <w:tmpl w:val="3AF05D52"/>
-    <w:lvl w:ilvl="0" w:tplc="F288E636">
+    <w:tmpl w:val="C88AFCBE"/>
+    <w:lvl w:ilvl="0" w:tplc="04090001">
+      <w:start w:val="1"/>
+      <w:numFmt w:val="bullet"/>
+      <w:lvlText w:val=""/>
+      <w:lvlJc w:val="left"/>
+      <w:pPr>
+        <w:ind w:left="720" w:hanging="360"/>
+      </w:pPr>
+      <w:rPr>
+        <w:rFonts w:ascii="Symbol" w:hAnsi="Symbol" w:hint="default"/>
+      </w:rPr>
+    </w:lvl>
+    <w:lvl w:ilvl="1" w:tplc="04090003" w:tentative="1">
+      <w:start w:val="1"/>
+      <w:numFmt w:val="bullet"/>
+      <w:lvlText w:val="o"/>
+      <w:lvlJc w:val="left"/>
+      <w:pPr>
+        <w:ind w:left="1440" w:hanging="360"/>
+      </w:pPr>
+      <w:rPr>
+        <w:rFonts w:ascii="Courier New" w:hAnsi="Courier New" w:cs="Courier New" w:hint="default"/>
+      </w:rPr>
+    </w:lvl>
+    <w:lvl w:ilvl="2" w:tplc="04090005" w:tentative="1">
+      <w:start w:val="1"/>
+      <w:numFmt w:val="bullet"/>
+      <w:lvlText w:val=""/>
+      <w:lvlJc w:val="left"/>
+      <w:pPr>
+        <w:ind w:left="2160" w:hanging="360"/>
+      </w:pPr>
+      <w:rPr>
+        <w:rFonts w:ascii="Wingdings" w:hAnsi="Wingdings" w:hint="default"/>
+      </w:rPr>
+    </w:lvl>
+    <w:lvl w:ilvl="3" w:tplc="04090001" w:tentative="1">
+      <w:start w:val="1"/>
+      <w:numFmt w:val="bullet"/>
+      <w:lvlText w:val=""/>
+      <w:lvlJc w:val="left"/>
+      <w:pPr>
+        <w:ind w:left="2880" w:hanging="360"/>
+      </w:pPr>
+      <w:rPr>
+        <w:rFonts w:ascii="Symbol" w:hAnsi="Symbol" w:hint="default"/>
+      </w:rPr>
+    </w:lvl>
+    <w:lvl w:ilvl="4" w:tplc="04090003" w:tentative="1">
+      <w:start w:val="1"/>
+      <w:numFmt w:val="bullet"/>
+      <w:lvlText w:val="o"/>
+      <w:lvlJc w:val="left"/>
+      <w:pPr>
+        <w:ind w:left="3600" w:hanging="360"/>
+      </w:pPr>
+      <w:rPr>
+        <w:rFonts w:ascii="Courier New" w:hAnsi="Courier New" w:cs="Courier New" w:hint="default"/>
+      </w:rPr>
+    </w:lvl>
+    <w:lvl w:ilvl="5" w:tplc="04090005" w:tentative="1">
+      <w:start w:val="1"/>
+      <w:numFmt w:val="bullet"/>
+      <w:lvlText w:val=""/>
+      <w:lvlJc w:val="left"/>
+      <w:pPr>
+        <w:ind w:left="4320" w:hanging="360"/>
+      </w:pPr>
+      <w:rPr>
+        <w:rFonts w:ascii="Wingdings" w:hAnsi="Wingdings" w:hint="default"/>
+      </w:rPr>
+    </w:lvl>
+    <w:lvl w:ilvl="6" w:tplc="04090001" w:tentative="1">
+      <w:start w:val="1"/>
+      <w:numFmt w:val="bullet"/>
+      <w:lvlText w:val=""/>
+      <w:lvlJc w:val="left"/>
+      <w:pPr>
+        <w:ind w:left="5040" w:hanging="360"/>
+      </w:pPr>
+      <w:rPr>
+        <w:rFonts w:ascii="Symbol" w:hAnsi="Symbol" w:hint="default"/>
+      </w:rPr>
+    </w:lvl>
+    <w:lvl w:ilvl="7" w:tplc="04090003" w:tentative="1">
+      <w:start w:val="1"/>
+      <w:numFmt w:val="bullet"/>
+      <w:lvlText w:val="o"/>
+      <w:lvlJc w:val="left"/>
+      <w:pPr>
+        <w:ind w:left="5760" w:hanging="360"/>
+      </w:pPr>
+      <w:rPr>
+        <w:rFonts w:ascii="Courier New" w:hAnsi="Courier New" w:cs="Courier New" w:hint="default"/>
+      </w:rPr>
+    </w:lvl>
+    <w:lvl w:ilvl="8" w:tplc="04090005" w:tentative="1">
+      <w:start w:val="1"/>
+      <w:numFmt w:val="bullet"/>
+      <w:lvlText w:val=""/>
+      <w:lvlJc w:val="left"/>
+      <w:pPr>
+        <w:ind w:left="6480" w:hanging="360"/>
+      </w:pPr>
+      <w:rPr>
+        <w:rFonts w:ascii="Wingdings" w:hAnsi="Wingdings" w:hint="default"/>
+      </w:rPr>
+    </w:lvl>
+  </w:abstractNum>
+  <w:abstractNum w:abstractNumId="15" w15:restartNumberingAfterBreak="0">
+    <w:nsid w:val="60591157"/>
+    <w:multiLevelType w:val="hybridMultilevel"/>
+    <w:tmpl w:val="3AA40408"/>
+    <w:lvl w:ilvl="0" w:tplc="0409000F">
       <w:start w:val="1"/>
       <w:numFmt w:val="decimal"/>
       <w:lvlText w:val="%1."/>
       <w:lvlJc w:val="left"/>
       <w:pPr>
-        <w:ind w:left="1350" w:hanging="990"/>
+        <w:ind w:left="720" w:hanging="360"/>
       </w:pPr>
       <w:rPr>
         <w:rFonts w:hint="default"/>
@@ -19460,120 +20365,7 @@
       </w:pPr>
     </w:lvl>
   </w:abstractNum>
-  <w:abstractNum w:abstractNumId="13" w15:restartNumberingAfterBreak="0">
-    <w:nsid w:val="5873778B"/>
-    <w:multiLevelType w:val="hybridMultilevel"/>
-    <w:tmpl w:val="C88AFCBE"/>
-    <w:lvl w:ilvl="0" w:tplc="04090001">
-      <w:start w:val="1"/>
-      <w:numFmt w:val="bullet"/>
-      <w:lvlText w:val=""/>
-      <w:lvlJc w:val="left"/>
-      <w:pPr>
-        <w:ind w:left="720" w:hanging="360"/>
-      </w:pPr>
-      <w:rPr>
-        <w:rFonts w:ascii="Symbol" w:hAnsi="Symbol" w:hint="default"/>
-      </w:rPr>
-    </w:lvl>
-    <w:lvl w:ilvl="1" w:tplc="04090003" w:tentative="1">
-      <w:start w:val="1"/>
-      <w:numFmt w:val="bullet"/>
-      <w:lvlText w:val="o"/>
-      <w:lvlJc w:val="left"/>
-      <w:pPr>
-        <w:ind w:left="1440" w:hanging="360"/>
-      </w:pPr>
-      <w:rPr>
-        <w:rFonts w:ascii="Courier New" w:hAnsi="Courier New" w:cs="Courier New" w:hint="default"/>
-      </w:rPr>
-    </w:lvl>
-    <w:lvl w:ilvl="2" w:tplc="04090005" w:tentative="1">
-      <w:start w:val="1"/>
-      <w:numFmt w:val="bullet"/>
-      <w:lvlText w:val=""/>
-      <w:lvlJc w:val="left"/>
-      <w:pPr>
-        <w:ind w:left="2160" w:hanging="360"/>
-      </w:pPr>
-      <w:rPr>
-        <w:rFonts w:ascii="Wingdings" w:hAnsi="Wingdings" w:hint="default"/>
-      </w:rPr>
-    </w:lvl>
-    <w:lvl w:ilvl="3" w:tplc="04090001" w:tentative="1">
-      <w:start w:val="1"/>
-      <w:numFmt w:val="bullet"/>
-      <w:lvlText w:val=""/>
-      <w:lvlJc w:val="left"/>
-      <w:pPr>
-        <w:ind w:left="2880" w:hanging="360"/>
-      </w:pPr>
-      <w:rPr>
-        <w:rFonts w:ascii="Symbol" w:hAnsi="Symbol" w:hint="default"/>
-      </w:rPr>
-    </w:lvl>
-    <w:lvl w:ilvl="4" w:tplc="04090003" w:tentative="1">
-      <w:start w:val="1"/>
-      <w:numFmt w:val="bullet"/>
-      <w:lvlText w:val="o"/>
-      <w:lvlJc w:val="left"/>
-      <w:pPr>
-        <w:ind w:left="3600" w:hanging="360"/>
-      </w:pPr>
-      <w:rPr>
-        <w:rFonts w:ascii="Courier New" w:hAnsi="Courier New" w:cs="Courier New" w:hint="default"/>
-      </w:rPr>
-    </w:lvl>
-    <w:lvl w:ilvl="5" w:tplc="04090005" w:tentative="1">
-      <w:start w:val="1"/>
-      <w:numFmt w:val="bullet"/>
-      <w:lvlText w:val=""/>
-      <w:lvlJc w:val="left"/>
-      <w:pPr>
-        <w:ind w:left="4320" w:hanging="360"/>
-      </w:pPr>
-      <w:rPr>
-        <w:rFonts w:ascii="Wingdings" w:hAnsi="Wingdings" w:hint="default"/>
-      </w:rPr>
-    </w:lvl>
-    <w:lvl w:ilvl="6" w:tplc="04090001" w:tentative="1">
-      <w:start w:val="1"/>
-      <w:numFmt w:val="bullet"/>
-      <w:lvlText w:val=""/>
-      <w:lvlJc w:val="left"/>
-      <w:pPr>
-        <w:ind w:left="5040" w:hanging="360"/>
-      </w:pPr>
-      <w:rPr>
-        <w:rFonts w:ascii="Symbol" w:hAnsi="Symbol" w:hint="default"/>
-      </w:rPr>
-    </w:lvl>
-    <w:lvl w:ilvl="7" w:tplc="04090003" w:tentative="1">
-      <w:start w:val="1"/>
-      <w:numFmt w:val="bullet"/>
-      <w:lvlText w:val="o"/>
-      <w:lvlJc w:val="left"/>
-      <w:pPr>
-        <w:ind w:left="5760" w:hanging="360"/>
-      </w:pPr>
-      <w:rPr>
-        <w:rFonts w:ascii="Courier New" w:hAnsi="Courier New" w:cs="Courier New" w:hint="default"/>
-      </w:rPr>
-    </w:lvl>
-    <w:lvl w:ilvl="8" w:tplc="04090005" w:tentative="1">
-      <w:start w:val="1"/>
-      <w:numFmt w:val="bullet"/>
-      <w:lvlText w:val=""/>
-      <w:lvlJc w:val="left"/>
-      <w:pPr>
-        <w:ind w:left="6480" w:hanging="360"/>
-      </w:pPr>
-      <w:rPr>
-        <w:rFonts w:ascii="Wingdings" w:hAnsi="Wingdings" w:hint="default"/>
-      </w:rPr>
-    </w:lvl>
-  </w:abstractNum>
-  <w:abstractNum w:abstractNumId="14" w15:restartNumberingAfterBreak="0">
+  <w:abstractNum w:abstractNumId="16" w15:restartNumberingAfterBreak="0">
     <w:nsid w:val="60C5347C"/>
     <w:multiLevelType w:val="hybridMultilevel"/>
     <w:tmpl w:val="92008578"/>
@@ -19686,7 +20478,7 @@
       </w:rPr>
     </w:lvl>
   </w:abstractNum>
-  <w:abstractNum w:abstractNumId="15" w15:restartNumberingAfterBreak="0">
+  <w:abstractNum w:abstractNumId="17" w15:restartNumberingAfterBreak="0">
     <w:nsid w:val="612C3267"/>
     <w:multiLevelType w:val="hybridMultilevel"/>
     <w:tmpl w:val="8AE63E00"/>
@@ -19803,7 +20595,7 @@
       </w:pPr>
     </w:lvl>
   </w:abstractNum>
-  <w:abstractNum w:abstractNumId="16" w15:restartNumberingAfterBreak="0">
+  <w:abstractNum w:abstractNumId="18" w15:restartNumberingAfterBreak="0">
     <w:nsid w:val="65A82A3D"/>
     <w:multiLevelType w:val="hybridMultilevel"/>
     <w:tmpl w:val="10CA8502"/>
@@ -19945,7 +20737,7 @@
       </w:rPr>
     </w:lvl>
   </w:abstractNum>
-  <w:abstractNum w:abstractNumId="17" w15:restartNumberingAfterBreak="0">
+  <w:abstractNum w:abstractNumId="19" w15:restartNumberingAfterBreak="0">
     <w:nsid w:val="7DE75EB2"/>
     <w:multiLevelType w:val="hybridMultilevel"/>
     <w:tmpl w:val="29642D62"/>
@@ -20035,7 +20827,7 @@
     <w:abstractNumId w:val="1"/>
   </w:num>
   <w:num w:numId="2" w16cid:durableId="1225025813">
-    <w:abstractNumId w:val="16"/>
+    <w:abstractNumId w:val="18"/>
   </w:num>
   <w:num w:numId="3" w16cid:durableId="178785938">
     <w:abstractNumId w:val="7"/>
@@ -20044,7 +20836,7 @@
     <w:abstractNumId w:val="5"/>
   </w:num>
   <w:num w:numId="5" w16cid:durableId="183204803">
-    <w:abstractNumId w:val="15"/>
+    <w:abstractNumId w:val="17"/>
   </w:num>
   <w:num w:numId="6" w16cid:durableId="935287407">
     <w:abstractNumId w:val="8"/>
@@ -20056,22 +20848,22 @@
     <w:abstractNumId w:val="0"/>
   </w:num>
   <w:num w:numId="9" w16cid:durableId="2001304061">
-    <w:abstractNumId w:val="11"/>
+    <w:abstractNumId w:val="12"/>
   </w:num>
   <w:num w:numId="10" w16cid:durableId="1131092201">
     <w:abstractNumId w:val="1"/>
   </w:num>
   <w:num w:numId="11" w16cid:durableId="1789271780">
-    <w:abstractNumId w:val="11"/>
+    <w:abstractNumId w:val="12"/>
   </w:num>
   <w:num w:numId="12" w16cid:durableId="1202670937">
+    <w:abstractNumId w:val="16"/>
+  </w:num>
+  <w:num w:numId="13" w16cid:durableId="648366366">
     <w:abstractNumId w:val="14"/>
   </w:num>
-  <w:num w:numId="13" w16cid:durableId="648366366">
+  <w:num w:numId="14" w16cid:durableId="1302730515">
     <w:abstractNumId w:val="13"/>
-  </w:num>
-  <w:num w:numId="14" w16cid:durableId="1302730515">
-    <w:abstractNumId w:val="12"/>
   </w:num>
   <w:num w:numId="15" w16cid:durableId="471335064">
     <w:abstractNumId w:val="4"/>
@@ -20089,7 +20881,13 @@
     <w:abstractNumId w:val="6"/>
   </w:num>
   <w:num w:numId="20" w16cid:durableId="1804039272">
-    <w:abstractNumId w:val="17"/>
+    <w:abstractNumId w:val="19"/>
+  </w:num>
+  <w:num w:numId="21" w16cid:durableId="802848440">
+    <w:abstractNumId w:val="15"/>
+  </w:num>
+  <w:num w:numId="22" w16cid:durableId="1345865255">
+    <w:abstractNumId w:val="11"/>
   </w:num>
 </w:numbering>
 </file>
@@ -20605,6 +21403,7 @@
   <w:style w:type="character" w:default="1" w:styleId="DefaultParagraphFont">
     <w:name w:val="Default Paragraph Font"/>
     <w:uiPriority w:val="1"/>
+    <w:semiHidden/>
     <w:unhideWhenUsed/>
   </w:style>
   <w:style w:type="table" w:default="1" w:styleId="TableNormal">
@@ -21278,6 +22077,18 @@
       <w:lang w:val="hr-HR"/>
     </w:rPr>
   </w:style>
+  <w:style w:type="character" w:styleId="UnresolvedMention">
+    <w:name w:val="Unresolved Mention"/>
+    <w:basedOn w:val="DefaultParagraphFont"/>
+    <w:uiPriority w:val="99"/>
+    <w:semiHidden/>
+    <w:unhideWhenUsed/>
+    <w:rsid w:val="00464787"/>
+    <w:rPr>
+      <w:color w:val="605E5C"/>
+      <w:shd w:val="clear" w:color="auto" w:fill="E1DFDD"/>
+    </w:rPr>
+  </w:style>
 </w:styles>
 </file>
 
@@ -21634,6 +22445,25 @@
 </file>
 
 <file path=customXml/item1.xml><?xml version="1.0" encoding="utf-8"?>
+<?mso-contentType ?>
+<FormTemplates xmlns="http://schemas.microsoft.com/sharepoint/v3/contenttype/forms">
+  <Display>DocumentLibraryForm</Display>
+  <Edit>DocumentLibraryForm</Edit>
+  <New>DocumentLibraryForm</New>
+</FormTemplates>
+</file>
+
+<file path=customXml/item2.xml><?xml version="1.0" encoding="utf-8"?>
+<b:Sources xmlns:b="http://schemas.openxmlformats.org/officeDocument/2006/bibliography" xmlns="http://schemas.openxmlformats.org/officeDocument/2006/bibliography" SelectedStyle="" StyleName=""/>
+</file>
+
+<file path=customXml/item3.xml><?xml version="1.0" encoding="utf-8"?>
+<p:properties xmlns:p="http://schemas.microsoft.com/office/2006/metadata/properties" xmlns:xsi="http://www.w3.org/2001/XMLSchema-instance" xmlns:pc="http://schemas.microsoft.com/office/infopath/2007/PartnerControls">
+  <documentManagement/>
+</p:properties>
+</file>
+
+<file path=customXml/item4.xml><?xml version="1.0" encoding="utf-8"?>
 <ct:contentTypeSchema xmlns:ct="http://schemas.microsoft.com/office/2006/metadata/contentType" xmlns:ma="http://schemas.microsoft.com/office/2006/metadata/properties/metaAttributes" ct:_="" ma:_="" ma:contentTypeName="Dokument" ma:contentTypeID="0x0101008B745E83D8115245A8D1ADF80A3890BA" ma:contentTypeVersion="13" ma:contentTypeDescription="Stvaranje novog dokumenta." ma:contentTypeScope="" ma:versionID="a27f2829a275489d5984aa1a72490b89">
   <xsd:schema xmlns:xsd="http://www.w3.org/2001/XMLSchema" xmlns:xs="http://www.w3.org/2001/XMLSchema" xmlns:p="http://schemas.microsoft.com/office/2006/metadata/properties" xmlns:ns3="7c097320-6bba-49ec-a060-a2cd4188ceea" xmlns:ns4="c90fddfb-63ac-4e82-9923-c0faed2978db" targetNamespace="http://schemas.microsoft.com/office/2006/metadata/properties" ma:root="true" ma:fieldsID="d04262c8c13f3e7f52107fbeea22bf7e" ns3:_="" ns4:_="">
     <xsd:import namespace="7c097320-6bba-49ec-a060-a2cd4188ceea"/>
@@ -21856,26 +22686,32 @@
 </ct:contentTypeSchema>
 </file>
 
-<file path=customXml/item2.xml><?xml version="1.0" encoding="utf-8"?>
-<b:Sources xmlns:b="http://schemas.openxmlformats.org/officeDocument/2006/bibliography" xmlns="http://schemas.openxmlformats.org/officeDocument/2006/bibliography" SelectedStyle="" StyleName=""/>
+<file path=customXml/itemProps1.xml><?xml version="1.0" encoding="utf-8"?>
+<ds:datastoreItem xmlns:ds="http://schemas.openxmlformats.org/officeDocument/2006/customXml" ds:itemID="{1938C5F5-34C8-4331-979B-AD4F4FBB7811}">
+  <ds:schemaRefs>
+    <ds:schemaRef ds:uri="http://schemas.microsoft.com/sharepoint/v3/contenttype/forms"/>
+  </ds:schemaRefs>
+</ds:datastoreItem>
 </file>
 
-<file path=customXml/item3.xml><?xml version="1.0" encoding="utf-8"?>
-<?mso-contentType ?>
-<FormTemplates xmlns="http://schemas.microsoft.com/sharepoint/v3/contenttype/forms">
-  <Display>DocumentLibraryForm</Display>
-  <Edit>DocumentLibraryForm</Edit>
-  <New>DocumentLibraryForm</New>
-</FormTemplates>
+<file path=customXml/itemProps2.xml><?xml version="1.0" encoding="utf-8"?>
+<ds:datastoreItem xmlns:ds="http://schemas.openxmlformats.org/officeDocument/2006/customXml" ds:itemID="{8118E9C1-FB63-4F97-A222-D7ADC7999B27}">
+  <ds:schemaRefs>
+    <ds:schemaRef ds:uri="http://schemas.openxmlformats.org/officeDocument/2006/bibliography"/>
+  </ds:schemaRefs>
+</ds:datastoreItem>
 </file>
 
-<file path=customXml/item4.xml><?xml version="1.0" encoding="utf-8"?>
-<p:properties xmlns:p="http://schemas.microsoft.com/office/2006/metadata/properties" xmlns:xsi="http://www.w3.org/2001/XMLSchema-instance" xmlns:pc="http://schemas.microsoft.com/office/infopath/2007/PartnerControls">
-  <documentManagement/>
-</p:properties>
+<file path=customXml/itemProps3.xml><?xml version="1.0" encoding="utf-8"?>
+<ds:datastoreItem xmlns:ds="http://schemas.openxmlformats.org/officeDocument/2006/customXml" ds:itemID="{090C23D3-37DC-487F-8F6B-B1A512BDD7A7}">
+  <ds:schemaRefs>
+    <ds:schemaRef ds:uri="http://schemas.microsoft.com/office/2006/metadata/properties"/>
+    <ds:schemaRef ds:uri="http://schemas.microsoft.com/office/infopath/2007/PartnerControls"/>
+  </ds:schemaRefs>
+</ds:datastoreItem>
 </file>
 
-<file path=customXml/itemProps1.xml><?xml version="1.0" encoding="utf-8"?>
+<file path=customXml/itemProps4.xml><?xml version="1.0" encoding="utf-8"?>
 <ds:datastoreItem xmlns:ds="http://schemas.openxmlformats.org/officeDocument/2006/customXml" ds:itemID="{C4F4A0A0-25B6-4F0C-9000-00BC1F5E7081}">
   <ds:schemaRefs>
     <ds:schemaRef ds:uri="http://schemas.microsoft.com/office/2006/metadata/contentType"/>
@@ -21892,29 +22728,4 @@
     <ds:schemaRef ds:uri="http://schemas.microsoft.com/internal/obd"/>
   </ds:schemaRefs>
 </ds:datastoreItem>
-</file>
-
-<file path=customXml/itemProps2.xml><?xml version="1.0" encoding="utf-8"?>
-<ds:datastoreItem xmlns:ds="http://schemas.openxmlformats.org/officeDocument/2006/customXml" ds:itemID="{8118E9C1-FB63-4F97-A222-D7ADC7999B27}">
-  <ds:schemaRefs>
-    <ds:schemaRef ds:uri="http://schemas.openxmlformats.org/officeDocument/2006/bibliography"/>
-  </ds:schemaRefs>
-</ds:datastoreItem>
-</file>
-
-<file path=customXml/itemProps3.xml><?xml version="1.0" encoding="utf-8"?>
-<ds:datastoreItem xmlns:ds="http://schemas.openxmlformats.org/officeDocument/2006/customXml" ds:itemID="{1938C5F5-34C8-4331-979B-AD4F4FBB7811}">
-  <ds:schemaRefs>
-    <ds:schemaRef ds:uri="http://schemas.microsoft.com/sharepoint/v3/contenttype/forms"/>
-  </ds:schemaRefs>
-</ds:datastoreItem>
-</file>
-
-<file path=customXml/itemProps4.xml><?xml version="1.0" encoding="utf-8"?>
-<ds:datastoreItem xmlns:ds="http://schemas.openxmlformats.org/officeDocument/2006/customXml" ds:itemID="{090C23D3-37DC-487F-8F6B-B1A512BDD7A7}">
-  <ds:schemaRefs>
-    <ds:schemaRef ds:uri="http://schemas.microsoft.com/office/2006/metadata/properties"/>
-    <ds:schemaRef ds:uri="http://schemas.microsoft.com/office/infopath/2007/PartnerControls"/>
-  </ds:schemaRefs>
-</ds:datastoreItem>
 </file>